--- a/TDR/04_TDR/output/TDR_v04.docx
+++ b/TDR/04_TDR/output/TDR_v04.docx
@@ -172,7 +172,7 @@
         <w:rPr>
           <w:noProof/>
         </w:rPr>
-        <w:instrText xml:space="preserve"> PAGEREF _Toc239624093 \h </w:instrText>
+        <w:instrText xml:space="preserve"> PAGEREF _Toc239624595 \h </w:instrText>
       </w:r>
       <w:r>
         <w:rPr>
@@ -189,7 +189,7 @@
         <w:rPr>
           <w:noProof/>
         </w:rPr>
-        <w:t>6</w:t>
+        <w:t>7</w:t>
       </w:r>
       <w:r>
         <w:rPr>
@@ -230,7 +230,7 @@
         <w:rPr>
           <w:noProof/>
         </w:rPr>
-        <w:instrText xml:space="preserve"> PAGEREF _Toc239624094 \h </w:instrText>
+        <w:instrText xml:space="preserve"> PAGEREF _Toc239624596 \h </w:instrText>
       </w:r>
       <w:r>
         <w:rPr>
@@ -247,7 +247,7 @@
         <w:rPr>
           <w:noProof/>
         </w:rPr>
-        <w:t>8</w:t>
+        <w:t>9</w:t>
       </w:r>
       <w:r>
         <w:rPr>
@@ -288,7 +288,7 @@
         <w:rPr>
           <w:noProof/>
         </w:rPr>
-        <w:instrText xml:space="preserve"> PAGEREF _Toc239624095 \h </w:instrText>
+        <w:instrText xml:space="preserve"> PAGEREF _Toc239624597 \h </w:instrText>
       </w:r>
       <w:r>
         <w:rPr>
@@ -305,7 +305,7 @@
         <w:rPr>
           <w:noProof/>
         </w:rPr>
-        <w:t>8</w:t>
+        <w:t>9</w:t>
       </w:r>
       <w:r>
         <w:rPr>
@@ -346,7 +346,7 @@
         <w:rPr>
           <w:noProof/>
         </w:rPr>
-        <w:instrText xml:space="preserve"> PAGEREF _Toc239624096 \h </w:instrText>
+        <w:instrText xml:space="preserve"> PAGEREF _Toc239624598 \h </w:instrText>
       </w:r>
       <w:r>
         <w:rPr>
@@ -363,7 +363,7 @@
         <w:rPr>
           <w:noProof/>
         </w:rPr>
-        <w:t>9</w:t>
+        <w:t>10</w:t>
       </w:r>
       <w:r>
         <w:rPr>
@@ -404,7 +404,7 @@
         <w:rPr>
           <w:noProof/>
         </w:rPr>
-        <w:instrText xml:space="preserve"> PAGEREF _Toc239624097 \h </w:instrText>
+        <w:instrText xml:space="preserve"> PAGEREF _Toc239624599 \h </w:instrText>
       </w:r>
       <w:r>
         <w:rPr>
@@ -421,7 +421,7 @@
         <w:rPr>
           <w:noProof/>
         </w:rPr>
-        <w:t>10</w:t>
+        <w:t>11</w:t>
       </w:r>
       <w:r>
         <w:rPr>
@@ -462,7 +462,7 @@
         <w:rPr>
           <w:noProof/>
         </w:rPr>
-        <w:instrText xml:space="preserve"> PAGEREF _Toc239624098 \h </w:instrText>
+        <w:instrText xml:space="preserve"> PAGEREF _Toc239624600 \h </w:instrText>
       </w:r>
       <w:r>
         <w:rPr>
@@ -479,7 +479,7 @@
         <w:rPr>
           <w:noProof/>
         </w:rPr>
-        <w:t>11</w:t>
+        <w:t>12</w:t>
       </w:r>
       <w:r>
         <w:rPr>
@@ -520,7 +520,7 @@
         <w:rPr>
           <w:noProof/>
         </w:rPr>
-        <w:instrText xml:space="preserve"> PAGEREF _Toc239624099 \h </w:instrText>
+        <w:instrText xml:space="preserve"> PAGEREF _Toc239624601 \h </w:instrText>
       </w:r>
       <w:r>
         <w:rPr>
@@ -537,7 +537,7 @@
         <w:rPr>
           <w:noProof/>
         </w:rPr>
-        <w:t>11</w:t>
+        <w:t>12</w:t>
       </w:r>
       <w:r>
         <w:rPr>
@@ -578,7 +578,7 @@
         <w:rPr>
           <w:noProof/>
         </w:rPr>
-        <w:instrText xml:space="preserve"> PAGEREF _Toc239624100 \h </w:instrText>
+        <w:instrText xml:space="preserve"> PAGEREF _Toc239624602 \h </w:instrText>
       </w:r>
       <w:r>
         <w:rPr>
@@ -595,7 +595,7 @@
         <w:rPr>
           <w:noProof/>
         </w:rPr>
-        <w:t>11</w:t>
+        <w:t>12</w:t>
       </w:r>
       <w:r>
         <w:rPr>
@@ -636,7 +636,7 @@
         <w:rPr>
           <w:noProof/>
         </w:rPr>
-        <w:instrText xml:space="preserve"> PAGEREF _Toc239624101 \h </w:instrText>
+        <w:instrText xml:space="preserve"> PAGEREF _Toc239624603 \h </w:instrText>
       </w:r>
       <w:r>
         <w:rPr>
@@ -653,7 +653,7 @@
         <w:rPr>
           <w:noProof/>
         </w:rPr>
-        <w:t>11</w:t>
+        <w:t>12</w:t>
       </w:r>
       <w:r>
         <w:rPr>
@@ -694,7 +694,7 @@
         <w:rPr>
           <w:noProof/>
         </w:rPr>
-        <w:instrText xml:space="preserve"> PAGEREF _Toc239624102 \h </w:instrText>
+        <w:instrText xml:space="preserve"> PAGEREF _Toc239624604 \h </w:instrText>
       </w:r>
       <w:r>
         <w:rPr>
@@ -711,7 +711,7 @@
         <w:rPr>
           <w:noProof/>
         </w:rPr>
-        <w:t>11</w:t>
+        <w:t>12</w:t>
       </w:r>
       <w:r>
         <w:rPr>
@@ -752,7 +752,7 @@
         <w:rPr>
           <w:noProof/>
         </w:rPr>
-        <w:instrText xml:space="preserve"> PAGEREF _Toc239624103 \h </w:instrText>
+        <w:instrText xml:space="preserve"> PAGEREF _Toc239624605 \h </w:instrText>
       </w:r>
       <w:r>
         <w:rPr>
@@ -769,7 +769,7 @@
         <w:rPr>
           <w:noProof/>
         </w:rPr>
-        <w:t>12</w:t>
+        <w:t>13</w:t>
       </w:r>
       <w:r>
         <w:rPr>
@@ -810,7 +810,7 @@
         <w:rPr>
           <w:noProof/>
         </w:rPr>
-        <w:instrText xml:space="preserve"> PAGEREF _Toc239624104 \h </w:instrText>
+        <w:instrText xml:space="preserve"> PAGEREF _Toc239624606 \h </w:instrText>
       </w:r>
       <w:r>
         <w:rPr>
@@ -827,7 +827,7 @@
         <w:rPr>
           <w:noProof/>
         </w:rPr>
-        <w:t>13</w:t>
+        <w:t>14</w:t>
       </w:r>
       <w:r>
         <w:rPr>
@@ -868,7 +868,7 @@
         <w:rPr>
           <w:noProof/>
         </w:rPr>
-        <w:instrText xml:space="preserve"> PAGEREF _Toc239624105 \h </w:instrText>
+        <w:instrText xml:space="preserve"> PAGEREF _Toc239624607 \h </w:instrText>
       </w:r>
       <w:r>
         <w:rPr>
@@ -885,7 +885,7 @@
         <w:rPr>
           <w:noProof/>
         </w:rPr>
-        <w:t>13</w:t>
+        <w:t>14</w:t>
       </w:r>
       <w:r>
         <w:rPr>
@@ -926,7 +926,7 @@
         <w:rPr>
           <w:noProof/>
         </w:rPr>
-        <w:instrText xml:space="preserve"> PAGEREF _Toc239624106 \h </w:instrText>
+        <w:instrText xml:space="preserve"> PAGEREF _Toc239624608 \h </w:instrText>
       </w:r>
       <w:r>
         <w:rPr>
@@ -943,7 +943,7 @@
         <w:rPr>
           <w:noProof/>
         </w:rPr>
-        <w:t>13</w:t>
+        <w:t>15</w:t>
       </w:r>
       <w:r>
         <w:rPr>
@@ -984,7 +984,7 @@
         <w:rPr>
           <w:noProof/>
         </w:rPr>
-        <w:instrText xml:space="preserve"> PAGEREF _Toc239624107 \h </w:instrText>
+        <w:instrText xml:space="preserve"> PAGEREF _Toc239624609 \h </w:instrText>
       </w:r>
       <w:r>
         <w:rPr>
@@ -1001,7 +1001,7 @@
         <w:rPr>
           <w:noProof/>
         </w:rPr>
-        <w:t>14</w:t>
+        <w:t>15</w:t>
       </w:r>
       <w:r>
         <w:rPr>
@@ -1042,7 +1042,7 @@
         <w:rPr>
           <w:noProof/>
         </w:rPr>
-        <w:instrText xml:space="preserve"> PAGEREF _Toc239624108 \h </w:instrText>
+        <w:instrText xml:space="preserve"> PAGEREF _Toc239624610 \h </w:instrText>
       </w:r>
       <w:r>
         <w:rPr>
@@ -1059,7 +1059,7 @@
         <w:rPr>
           <w:noProof/>
         </w:rPr>
-        <w:t>14</w:t>
+        <w:t>15</w:t>
       </w:r>
       <w:r>
         <w:rPr>
@@ -1100,7 +1100,7 @@
         <w:rPr>
           <w:noProof/>
         </w:rPr>
-        <w:instrText xml:space="preserve"> PAGEREF _Toc239624109 \h </w:instrText>
+        <w:instrText xml:space="preserve"> PAGEREF _Toc239624611 \h </w:instrText>
       </w:r>
       <w:r>
         <w:rPr>
@@ -1117,7 +1117,7 @@
         <w:rPr>
           <w:noProof/>
         </w:rPr>
-        <w:t>14</w:t>
+        <w:t>15</w:t>
       </w:r>
       <w:r>
         <w:rPr>
@@ -1158,7 +1158,7 @@
         <w:rPr>
           <w:noProof/>
         </w:rPr>
-        <w:instrText xml:space="preserve"> PAGEREF _Toc239624110 \h </w:instrText>
+        <w:instrText xml:space="preserve"> PAGEREF _Toc239624612 \h </w:instrText>
       </w:r>
       <w:r>
         <w:rPr>
@@ -1175,7 +1175,7 @@
         <w:rPr>
           <w:noProof/>
         </w:rPr>
-        <w:t>14</w:t>
+        <w:t>15</w:t>
       </w:r>
       <w:r>
         <w:rPr>
@@ -1216,7 +1216,7 @@
         <w:rPr>
           <w:noProof/>
         </w:rPr>
-        <w:instrText xml:space="preserve"> PAGEREF _Toc239624111 \h </w:instrText>
+        <w:instrText xml:space="preserve"> PAGEREF _Toc239624613 \h </w:instrText>
       </w:r>
       <w:r>
         <w:rPr>
@@ -1233,7 +1233,7 @@
         <w:rPr>
           <w:noProof/>
         </w:rPr>
-        <w:t>15</w:t>
+        <w:t>16</w:t>
       </w:r>
       <w:r>
         <w:rPr>
@@ -1274,7 +1274,7 @@
         <w:rPr>
           <w:noProof/>
         </w:rPr>
-        <w:instrText xml:space="preserve"> PAGEREF _Toc239624112 \h </w:instrText>
+        <w:instrText xml:space="preserve"> PAGEREF _Toc239624614 \h </w:instrText>
       </w:r>
       <w:r>
         <w:rPr>
@@ -1291,7 +1291,7 @@
         <w:rPr>
           <w:noProof/>
         </w:rPr>
-        <w:t>15</w:t>
+        <w:t>16</w:t>
       </w:r>
       <w:r>
         <w:rPr>
@@ -1332,7 +1332,7 @@
         <w:rPr>
           <w:noProof/>
         </w:rPr>
-        <w:instrText xml:space="preserve"> PAGEREF _Toc239624113 \h </w:instrText>
+        <w:instrText xml:space="preserve"> PAGEREF _Toc239624615 \h </w:instrText>
       </w:r>
       <w:r>
         <w:rPr>
@@ -1349,7 +1349,7 @@
         <w:rPr>
           <w:noProof/>
         </w:rPr>
-        <w:t>15</w:t>
+        <w:t>16</w:t>
       </w:r>
       <w:r>
         <w:rPr>
@@ -1390,7 +1390,7 @@
         <w:rPr>
           <w:noProof/>
         </w:rPr>
-        <w:instrText xml:space="preserve"> PAGEREF _Toc239624114 \h </w:instrText>
+        <w:instrText xml:space="preserve"> PAGEREF _Toc239624616 \h </w:instrText>
       </w:r>
       <w:r>
         <w:rPr>
@@ -1407,7 +1407,7 @@
         <w:rPr>
           <w:noProof/>
         </w:rPr>
-        <w:t>15</w:t>
+        <w:t>16</w:t>
       </w:r>
       <w:r>
         <w:rPr>
@@ -1448,7 +1448,7 @@
         <w:rPr>
           <w:noProof/>
         </w:rPr>
-        <w:instrText xml:space="preserve"> PAGEREF _Toc239624115 \h </w:instrText>
+        <w:instrText xml:space="preserve"> PAGEREF _Toc239624617 \h </w:instrText>
       </w:r>
       <w:r>
         <w:rPr>
@@ -1465,7 +1465,7 @@
         <w:rPr>
           <w:noProof/>
         </w:rPr>
-        <w:t>15</w:t>
+        <w:t>17</w:t>
       </w:r>
       <w:r>
         <w:rPr>
@@ -1506,7 +1506,7 @@
         <w:rPr>
           <w:noProof/>
         </w:rPr>
-        <w:instrText xml:space="preserve"> PAGEREF _Toc239624116 \h </w:instrText>
+        <w:instrText xml:space="preserve"> PAGEREF _Toc239624618 \h </w:instrText>
       </w:r>
       <w:r>
         <w:rPr>
@@ -1523,7 +1523,7 @@
         <w:rPr>
           <w:noProof/>
         </w:rPr>
-        <w:t>16</w:t>
+        <w:t>17</w:t>
       </w:r>
       <w:r>
         <w:rPr>
@@ -1564,7 +1564,7 @@
         <w:rPr>
           <w:noProof/>
         </w:rPr>
-        <w:instrText xml:space="preserve"> PAGEREF _Toc239624117 \h </w:instrText>
+        <w:instrText xml:space="preserve"> PAGEREF _Toc239624619 \h </w:instrText>
       </w:r>
       <w:r>
         <w:rPr>
@@ -1581,7 +1581,7 @@
         <w:rPr>
           <w:noProof/>
         </w:rPr>
-        <w:t>17</w:t>
+        <w:t>18</w:t>
       </w:r>
       <w:r>
         <w:rPr>
@@ -1622,7 +1622,7 @@
         <w:rPr>
           <w:noProof/>
         </w:rPr>
-        <w:instrText xml:space="preserve"> PAGEREF _Toc239624118 \h </w:instrText>
+        <w:instrText xml:space="preserve"> PAGEREF _Toc239624620 \h </w:instrText>
       </w:r>
       <w:r>
         <w:rPr>
@@ -1639,7 +1639,7 @@
         <w:rPr>
           <w:noProof/>
         </w:rPr>
-        <w:t>17</w:t>
+        <w:t>18</w:t>
       </w:r>
       <w:r>
         <w:rPr>
@@ -1681,7 +1681,7 @@
         <w:rPr>
           <w:noProof/>
         </w:rPr>
-        <w:instrText xml:space="preserve"> PAGEREF _Toc239624119 \h </w:instrText>
+        <w:instrText xml:space="preserve"> PAGEREF _Toc239624621 \h </w:instrText>
       </w:r>
       <w:r>
         <w:rPr>
@@ -1698,7 +1698,7 @@
         <w:rPr>
           <w:noProof/>
         </w:rPr>
-        <w:t>17</w:t>
+        <w:t>19</w:t>
       </w:r>
       <w:r>
         <w:rPr>
@@ -1739,7 +1739,7 @@
         <w:rPr>
           <w:noProof/>
         </w:rPr>
-        <w:instrText xml:space="preserve"> PAGEREF _Toc239624120 \h </w:instrText>
+        <w:instrText xml:space="preserve"> PAGEREF _Toc239624622 \h </w:instrText>
       </w:r>
       <w:r>
         <w:rPr>
@@ -1756,7 +1756,7 @@
         <w:rPr>
           <w:noProof/>
         </w:rPr>
-        <w:t>18</w:t>
+        <w:t>20</w:t>
       </w:r>
       <w:r>
         <w:rPr>
@@ -1797,7 +1797,7 @@
         <w:rPr>
           <w:noProof/>
         </w:rPr>
-        <w:instrText xml:space="preserve"> PAGEREF _Toc239624121 \h </w:instrText>
+        <w:instrText xml:space="preserve"> PAGEREF _Toc239624623 \h </w:instrText>
       </w:r>
       <w:r>
         <w:rPr>
@@ -1814,7 +1814,7 @@
         <w:rPr>
           <w:noProof/>
         </w:rPr>
-        <w:t>20</w:t>
+        <w:t>22</w:t>
       </w:r>
       <w:r>
         <w:rPr>
@@ -1855,7 +1855,7 @@
         <w:rPr>
           <w:noProof/>
         </w:rPr>
-        <w:instrText xml:space="preserve"> PAGEREF _Toc239624122 \h </w:instrText>
+        <w:instrText xml:space="preserve"> PAGEREF _Toc239624624 \h </w:instrText>
       </w:r>
       <w:r>
         <w:rPr>
@@ -1872,7 +1872,7 @@
         <w:rPr>
           <w:noProof/>
         </w:rPr>
-        <w:t>20</w:t>
+        <w:t>22</w:t>
       </w:r>
       <w:r>
         <w:rPr>
@@ -1913,7 +1913,7 @@
         <w:rPr>
           <w:noProof/>
         </w:rPr>
-        <w:instrText xml:space="preserve"> PAGEREF _Toc239624123 \h </w:instrText>
+        <w:instrText xml:space="preserve"> PAGEREF _Toc239624625 \h </w:instrText>
       </w:r>
       <w:r>
         <w:rPr>
@@ -1930,7 +1930,7 @@
         <w:rPr>
           <w:noProof/>
         </w:rPr>
-        <w:t>20</w:t>
+        <w:t>22</w:t>
       </w:r>
       <w:r>
         <w:rPr>
@@ -1971,7 +1971,7 @@
         <w:rPr>
           <w:noProof/>
         </w:rPr>
-        <w:instrText xml:space="preserve"> PAGEREF _Toc239624124 \h </w:instrText>
+        <w:instrText xml:space="preserve"> PAGEREF _Toc239624626 \h </w:instrText>
       </w:r>
       <w:r>
         <w:rPr>
@@ -1988,7 +1988,7 @@
         <w:rPr>
           <w:noProof/>
         </w:rPr>
-        <w:t>20</w:t>
+        <w:t>22</w:t>
       </w:r>
       <w:r>
         <w:rPr>
@@ -2029,7 +2029,7 @@
         <w:rPr>
           <w:noProof/>
         </w:rPr>
-        <w:instrText xml:space="preserve"> PAGEREF _Toc239624125 \h </w:instrText>
+        <w:instrText xml:space="preserve"> PAGEREF _Toc239624627 \h </w:instrText>
       </w:r>
       <w:r>
         <w:rPr>
@@ -2046,7 +2046,7 @@
         <w:rPr>
           <w:noProof/>
         </w:rPr>
-        <w:t>20</w:t>
+        <w:t>22</w:t>
       </w:r>
       <w:r>
         <w:rPr>
@@ -2087,7 +2087,7 @@
         <w:rPr>
           <w:noProof/>
         </w:rPr>
-        <w:instrText xml:space="preserve"> PAGEREF _Toc239624126 \h </w:instrText>
+        <w:instrText xml:space="preserve"> PAGEREF _Toc239624628 \h </w:instrText>
       </w:r>
       <w:r>
         <w:rPr>
@@ -2104,7 +2104,7 @@
         <w:rPr>
           <w:noProof/>
         </w:rPr>
-        <w:t>22</w:t>
+        <w:t>24</w:t>
       </w:r>
       <w:r>
         <w:rPr>
@@ -2145,7 +2145,7 @@
         <w:rPr>
           <w:noProof/>
         </w:rPr>
-        <w:instrText xml:space="preserve"> PAGEREF _Toc239624127 \h </w:instrText>
+        <w:instrText xml:space="preserve"> PAGEREF _Toc239624629 \h </w:instrText>
       </w:r>
       <w:r>
         <w:rPr>
@@ -2162,7 +2162,7 @@
         <w:rPr>
           <w:noProof/>
         </w:rPr>
-        <w:t>22</w:t>
+        <w:t>24</w:t>
       </w:r>
       <w:r>
         <w:rPr>
@@ -2203,7 +2203,7 @@
         <w:rPr>
           <w:noProof/>
         </w:rPr>
-        <w:instrText xml:space="preserve"> PAGEREF _Toc239624128 \h </w:instrText>
+        <w:instrText xml:space="preserve"> PAGEREF _Toc239624630 \h </w:instrText>
       </w:r>
       <w:r>
         <w:rPr>
@@ -2220,7 +2220,7 @@
         <w:rPr>
           <w:noProof/>
         </w:rPr>
-        <w:t>22</w:t>
+        <w:t>25</w:t>
       </w:r>
       <w:r>
         <w:rPr>
@@ -2261,7 +2261,7 @@
         <w:rPr>
           <w:noProof/>
         </w:rPr>
-        <w:instrText xml:space="preserve"> PAGEREF _Toc239624129 \h </w:instrText>
+        <w:instrText xml:space="preserve"> PAGEREF _Toc239624631 \h </w:instrText>
       </w:r>
       <w:r>
         <w:rPr>
@@ -2278,7 +2278,7 @@
         <w:rPr>
           <w:noProof/>
         </w:rPr>
-        <w:t>23</w:t>
+        <w:t>25</w:t>
       </w:r>
       <w:r>
         <w:rPr>
@@ -2319,7 +2319,7 @@
         <w:rPr>
           <w:noProof/>
         </w:rPr>
-        <w:instrText xml:space="preserve"> PAGEREF _Toc239624130 \h </w:instrText>
+        <w:instrText xml:space="preserve"> PAGEREF _Toc239624632 \h </w:instrText>
       </w:r>
       <w:r>
         <w:rPr>
@@ -2336,7 +2336,7 @@
         <w:rPr>
           <w:noProof/>
         </w:rPr>
-        <w:t>23</w:t>
+        <w:t>25</w:t>
       </w:r>
       <w:r>
         <w:rPr>
@@ -2377,7 +2377,7 @@
         <w:rPr>
           <w:noProof/>
         </w:rPr>
-        <w:instrText xml:space="preserve"> PAGEREF _Toc239624131 \h </w:instrText>
+        <w:instrText xml:space="preserve"> PAGEREF _Toc239624633 \h </w:instrText>
       </w:r>
       <w:r>
         <w:rPr>
@@ -2394,7 +2394,7 @@
         <w:rPr>
           <w:noProof/>
         </w:rPr>
-        <w:t>24</w:t>
+        <w:t>26</w:t>
       </w:r>
       <w:r>
         <w:rPr>
@@ -2435,7 +2435,7 @@
         <w:rPr>
           <w:noProof/>
         </w:rPr>
-        <w:instrText xml:space="preserve"> PAGEREF _Toc239624132 \h </w:instrText>
+        <w:instrText xml:space="preserve"> PAGEREF _Toc239624634 \h </w:instrText>
       </w:r>
       <w:r>
         <w:rPr>
@@ -2452,7 +2452,7 @@
         <w:rPr>
           <w:noProof/>
         </w:rPr>
-        <w:t>24</w:t>
+        <w:t>26</w:t>
       </w:r>
       <w:r>
         <w:rPr>
@@ -2493,7 +2493,7 @@
         <w:rPr>
           <w:noProof/>
         </w:rPr>
-        <w:instrText xml:space="preserve"> PAGEREF _Toc239624133 \h </w:instrText>
+        <w:instrText xml:space="preserve"> PAGEREF _Toc239624635 \h </w:instrText>
       </w:r>
       <w:r>
         <w:rPr>
@@ -2510,7 +2510,7 @@
         <w:rPr>
           <w:noProof/>
         </w:rPr>
-        <w:t>24</w:t>
+        <w:t>27</w:t>
       </w:r>
       <w:r>
         <w:rPr>
@@ -2551,7 +2551,7 @@
         <w:rPr>
           <w:noProof/>
         </w:rPr>
-        <w:instrText xml:space="preserve"> PAGEREF _Toc239624134 \h </w:instrText>
+        <w:instrText xml:space="preserve"> PAGEREF _Toc239624636 \h </w:instrText>
       </w:r>
       <w:r>
         <w:rPr>
@@ -2568,7 +2568,7 @@
         <w:rPr>
           <w:noProof/>
         </w:rPr>
-        <w:t>25</w:t>
+        <w:t>28</w:t>
       </w:r>
       <w:r>
         <w:rPr>
@@ -2609,7 +2609,7 @@
         <w:rPr>
           <w:noProof/>
         </w:rPr>
-        <w:instrText xml:space="preserve"> PAGEREF _Toc239624135 \h </w:instrText>
+        <w:instrText xml:space="preserve"> PAGEREF _Toc239624637 \h </w:instrText>
       </w:r>
       <w:r>
         <w:rPr>
@@ -2626,7 +2626,7 @@
         <w:rPr>
           <w:noProof/>
         </w:rPr>
-        <w:t>25</w:t>
+        <w:t>28</w:t>
       </w:r>
       <w:r>
         <w:rPr>
@@ -2667,7 +2667,7 @@
         <w:rPr>
           <w:noProof/>
         </w:rPr>
-        <w:instrText xml:space="preserve"> PAGEREF _Toc239624136 \h </w:instrText>
+        <w:instrText xml:space="preserve"> PAGEREF _Toc239624638 \h </w:instrText>
       </w:r>
       <w:r>
         <w:rPr>
@@ -2684,7 +2684,7 @@
         <w:rPr>
           <w:noProof/>
         </w:rPr>
-        <w:t>25</w:t>
+        <w:t>28</w:t>
       </w:r>
       <w:r>
         <w:rPr>
@@ -2725,7 +2725,7 @@
         <w:rPr>
           <w:noProof/>
         </w:rPr>
-        <w:instrText xml:space="preserve"> PAGEREF _Toc239624137 \h </w:instrText>
+        <w:instrText xml:space="preserve"> PAGEREF _Toc239624639 \h </w:instrText>
       </w:r>
       <w:r>
         <w:rPr>
@@ -2742,7 +2742,7 @@
         <w:rPr>
           <w:noProof/>
         </w:rPr>
-        <w:t>25</w:t>
+        <w:t>28</w:t>
       </w:r>
       <w:r>
         <w:rPr>
@@ -2783,7 +2783,7 @@
         <w:rPr>
           <w:noProof/>
         </w:rPr>
-        <w:instrText xml:space="preserve"> PAGEREF _Toc239624138 \h </w:instrText>
+        <w:instrText xml:space="preserve"> PAGEREF _Toc239624640 \h </w:instrText>
       </w:r>
       <w:r>
         <w:rPr>
@@ -2800,7 +2800,7 @@
         <w:rPr>
           <w:noProof/>
         </w:rPr>
-        <w:t>25</w:t>
+        <w:t>28</w:t>
       </w:r>
       <w:r>
         <w:rPr>
@@ -2841,7 +2841,7 @@
         <w:rPr>
           <w:noProof/>
         </w:rPr>
-        <w:instrText xml:space="preserve"> PAGEREF _Toc239624139 \h </w:instrText>
+        <w:instrText xml:space="preserve"> PAGEREF _Toc239624641 \h </w:instrText>
       </w:r>
       <w:r>
         <w:rPr>
@@ -2858,7 +2858,7 @@
         <w:rPr>
           <w:noProof/>
         </w:rPr>
-        <w:t>25</w:t>
+        <w:t>28</w:t>
       </w:r>
       <w:r>
         <w:rPr>
@@ -2899,7 +2899,7 @@
         <w:rPr>
           <w:noProof/>
         </w:rPr>
-        <w:instrText xml:space="preserve"> PAGEREF _Toc239624140 \h </w:instrText>
+        <w:instrText xml:space="preserve"> PAGEREF _Toc239624642 \h </w:instrText>
       </w:r>
       <w:r>
         <w:rPr>
@@ -2916,7 +2916,7 @@
         <w:rPr>
           <w:noProof/>
         </w:rPr>
-        <w:t>26</w:t>
+        <w:t>28</w:t>
       </w:r>
       <w:r>
         <w:rPr>
@@ -2957,7 +2957,7 @@
         <w:rPr>
           <w:noProof/>
         </w:rPr>
-        <w:instrText xml:space="preserve"> PAGEREF _Toc239624141 \h </w:instrText>
+        <w:instrText xml:space="preserve"> PAGEREF _Toc239624643 \h </w:instrText>
       </w:r>
       <w:r>
         <w:rPr>
@@ -2974,7 +2974,7 @@
         <w:rPr>
           <w:noProof/>
         </w:rPr>
-        <w:t>26</w:t>
+        <w:t>28</w:t>
       </w:r>
       <w:r>
         <w:rPr>
@@ -3015,7 +3015,7 @@
         <w:rPr>
           <w:noProof/>
         </w:rPr>
-        <w:instrText xml:space="preserve"> PAGEREF _Toc239624142 \h </w:instrText>
+        <w:instrText xml:space="preserve"> PAGEREF _Toc239624644 \h </w:instrText>
       </w:r>
       <w:r>
         <w:rPr>
@@ -3032,7 +3032,7 @@
         <w:rPr>
           <w:noProof/>
         </w:rPr>
-        <w:t>26</w:t>
+        <w:t>28</w:t>
       </w:r>
       <w:r>
         <w:rPr>
@@ -3073,7 +3073,7 @@
         <w:rPr>
           <w:noProof/>
         </w:rPr>
-        <w:instrText xml:space="preserve"> PAGEREF _Toc239624143 \h </w:instrText>
+        <w:instrText xml:space="preserve"> PAGEREF _Toc239624645 \h </w:instrText>
       </w:r>
       <w:r>
         <w:rPr>
@@ -3090,7 +3090,7 @@
         <w:rPr>
           <w:noProof/>
         </w:rPr>
-        <w:t>26</w:t>
+        <w:t>29</w:t>
       </w:r>
       <w:r>
         <w:rPr>
@@ -3131,7 +3131,7 @@
         <w:rPr>
           <w:noProof/>
         </w:rPr>
-        <w:instrText xml:space="preserve"> PAGEREF _Toc239624144 \h </w:instrText>
+        <w:instrText xml:space="preserve"> PAGEREF _Toc239624646 \h </w:instrText>
       </w:r>
       <w:r>
         <w:rPr>
@@ -3148,7 +3148,7 @@
         <w:rPr>
           <w:noProof/>
         </w:rPr>
-        <w:t>26</w:t>
+        <w:t>29</w:t>
       </w:r>
       <w:r>
         <w:rPr>
@@ -3189,7 +3189,7 @@
         <w:rPr>
           <w:noProof/>
         </w:rPr>
-        <w:instrText xml:space="preserve"> PAGEREF _Toc239624145 \h </w:instrText>
+        <w:instrText xml:space="preserve"> PAGEREF _Toc239624647 \h </w:instrText>
       </w:r>
       <w:r>
         <w:rPr>
@@ -3206,7 +3206,7 @@
         <w:rPr>
           <w:noProof/>
         </w:rPr>
-        <w:t>26</w:t>
+        <w:t>29</w:t>
       </w:r>
       <w:r>
         <w:rPr>
@@ -3248,7 +3248,7 @@
         <w:rPr>
           <w:noProof/>
         </w:rPr>
-        <w:instrText xml:space="preserve"> PAGEREF _Toc239624146 \h </w:instrText>
+        <w:instrText xml:space="preserve"> PAGEREF _Toc239624648 \h </w:instrText>
       </w:r>
       <w:r>
         <w:rPr>
@@ -3265,7 +3265,7 @@
         <w:rPr>
           <w:noProof/>
         </w:rPr>
-        <w:t>27</w:t>
+        <w:t>29</w:t>
       </w:r>
       <w:r>
         <w:rPr>
@@ -3306,7 +3306,7 @@
         <w:rPr>
           <w:noProof/>
         </w:rPr>
-        <w:instrText xml:space="preserve"> PAGEREF _Toc239624147 \h </w:instrText>
+        <w:instrText xml:space="preserve"> PAGEREF _Toc239624649 \h </w:instrText>
       </w:r>
       <w:r>
         <w:rPr>
@@ -3323,7 +3323,7 @@
         <w:rPr>
           <w:noProof/>
         </w:rPr>
-        <w:t>27</w:t>
+        <w:t>29</w:t>
       </w:r>
       <w:r>
         <w:rPr>
@@ -3364,7 +3364,7 @@
         <w:rPr>
           <w:noProof/>
         </w:rPr>
-        <w:instrText xml:space="preserve"> PAGEREF _Toc239624148 \h </w:instrText>
+        <w:instrText xml:space="preserve"> PAGEREF _Toc239624650 \h </w:instrText>
       </w:r>
       <w:r>
         <w:rPr>
@@ -3381,7 +3381,7 @@
         <w:rPr>
           <w:noProof/>
         </w:rPr>
-        <w:t>27</w:t>
+        <w:t>30</w:t>
       </w:r>
       <w:r>
         <w:rPr>
@@ -3422,7 +3422,7 @@
         <w:rPr>
           <w:noProof/>
         </w:rPr>
-        <w:instrText xml:space="preserve"> PAGEREF _Toc239624149 \h </w:instrText>
+        <w:instrText xml:space="preserve"> PAGEREF _Toc239624651 \h </w:instrText>
       </w:r>
       <w:r>
         <w:rPr>
@@ -3439,7 +3439,7 @@
         <w:rPr>
           <w:noProof/>
         </w:rPr>
-        <w:t>27</w:t>
+        <w:t>30</w:t>
       </w:r>
       <w:r>
         <w:rPr>
@@ -3480,7 +3480,7 @@
         <w:rPr>
           <w:noProof/>
         </w:rPr>
-        <w:instrText xml:space="preserve"> PAGEREF _Toc239624150 \h </w:instrText>
+        <w:instrText xml:space="preserve"> PAGEREF _Toc239624652 \h </w:instrText>
       </w:r>
       <w:r>
         <w:rPr>
@@ -3497,7 +3497,7 @@
         <w:rPr>
           <w:noProof/>
         </w:rPr>
-        <w:t>27</w:t>
+        <w:t>30</w:t>
       </w:r>
       <w:r>
         <w:rPr>
@@ -3538,7 +3538,7 @@
         <w:rPr>
           <w:noProof/>
         </w:rPr>
-        <w:instrText xml:space="preserve"> PAGEREF _Toc239624151 \h </w:instrText>
+        <w:instrText xml:space="preserve"> PAGEREF _Toc239624653 \h </w:instrText>
       </w:r>
       <w:r>
         <w:rPr>
@@ -3555,7 +3555,7 @@
         <w:rPr>
           <w:noProof/>
         </w:rPr>
-        <w:t>27</w:t>
+        <w:t>31</w:t>
       </w:r>
       <w:r>
         <w:rPr>
@@ -3596,7 +3596,7 @@
         <w:rPr>
           <w:noProof/>
         </w:rPr>
-        <w:instrText xml:space="preserve"> PAGEREF _Toc239624152 \h </w:instrText>
+        <w:instrText xml:space="preserve"> PAGEREF _Toc239624654 \h </w:instrText>
       </w:r>
       <w:r>
         <w:rPr>
@@ -3613,7 +3613,7 @@
         <w:rPr>
           <w:noProof/>
         </w:rPr>
-        <w:t>28</w:t>
+        <w:t>32</w:t>
       </w:r>
       <w:r>
         <w:rPr>
@@ -3654,7 +3654,7 @@
         <w:rPr>
           <w:noProof/>
         </w:rPr>
-        <w:instrText xml:space="preserve"> PAGEREF _Toc239624153 \h </w:instrText>
+        <w:instrText xml:space="preserve"> PAGEREF _Toc239624655 \h </w:instrText>
       </w:r>
       <w:r>
         <w:rPr>
@@ -3671,7 +3671,7 @@
         <w:rPr>
           <w:noProof/>
         </w:rPr>
-        <w:t>28</w:t>
+        <w:t>32</w:t>
       </w:r>
       <w:r>
         <w:rPr>
@@ -3712,7 +3712,7 @@
         <w:rPr>
           <w:noProof/>
         </w:rPr>
-        <w:instrText xml:space="preserve"> PAGEREF _Toc239624154 \h </w:instrText>
+        <w:instrText xml:space="preserve"> PAGEREF _Toc239624656 \h </w:instrText>
       </w:r>
       <w:r>
         <w:rPr>
@@ -3729,7 +3729,7 @@
         <w:rPr>
           <w:noProof/>
         </w:rPr>
-        <w:t>28</w:t>
+        <w:t>32</w:t>
       </w:r>
       <w:r>
         <w:rPr>
@@ -3770,7 +3770,7 @@
         <w:rPr>
           <w:noProof/>
         </w:rPr>
-        <w:instrText xml:space="preserve"> PAGEREF _Toc239624155 \h </w:instrText>
+        <w:instrText xml:space="preserve"> PAGEREF _Toc239624657 \h </w:instrText>
       </w:r>
       <w:r>
         <w:rPr>
@@ -3787,7 +3787,7 @@
         <w:rPr>
           <w:noProof/>
         </w:rPr>
-        <w:t>29</w:t>
+        <w:t>32</w:t>
       </w:r>
       <w:r>
         <w:rPr>
@@ -3828,7 +3828,7 @@
         <w:rPr>
           <w:noProof/>
         </w:rPr>
-        <w:instrText xml:space="preserve"> PAGEREF _Toc239624156 \h </w:instrText>
+        <w:instrText xml:space="preserve"> PAGEREF _Toc239624658 \h </w:instrText>
       </w:r>
       <w:r>
         <w:rPr>
@@ -3845,7 +3845,7 @@
         <w:rPr>
           <w:noProof/>
         </w:rPr>
-        <w:t>29</w:t>
+        <w:t>32</w:t>
       </w:r>
       <w:r>
         <w:rPr>
@@ -3886,7 +3886,7 @@
         <w:rPr>
           <w:noProof/>
         </w:rPr>
-        <w:instrText xml:space="preserve"> PAGEREF _Toc239624157 \h </w:instrText>
+        <w:instrText xml:space="preserve"> PAGEREF _Toc239624659 \h </w:instrText>
       </w:r>
       <w:r>
         <w:rPr>
@@ -3903,7 +3903,7 @@
         <w:rPr>
           <w:noProof/>
         </w:rPr>
-        <w:t>29</w:t>
+        <w:t>32</w:t>
       </w:r>
       <w:r>
         <w:rPr>
@@ -3944,7 +3944,7 @@
         <w:rPr>
           <w:noProof/>
         </w:rPr>
-        <w:instrText xml:space="preserve"> PAGEREF _Toc239624158 \h </w:instrText>
+        <w:instrText xml:space="preserve"> PAGEREF _Toc239624660 \h </w:instrText>
       </w:r>
       <w:r>
         <w:rPr>
@@ -3961,7 +3961,7 @@
         <w:rPr>
           <w:noProof/>
         </w:rPr>
-        <w:t>29</w:t>
+        <w:t>33</w:t>
       </w:r>
       <w:r>
         <w:rPr>
@@ -4002,7 +4002,7 @@
         <w:rPr>
           <w:noProof/>
         </w:rPr>
-        <w:instrText xml:space="preserve"> PAGEREF _Toc239624159 \h </w:instrText>
+        <w:instrText xml:space="preserve"> PAGEREF _Toc239624661 \h </w:instrText>
       </w:r>
       <w:r>
         <w:rPr>
@@ -4019,7 +4019,7 @@
         <w:rPr>
           <w:noProof/>
         </w:rPr>
-        <w:t>29</w:t>
+        <w:t>33</w:t>
       </w:r>
       <w:r>
         <w:rPr>
@@ -4060,7 +4060,7 @@
         <w:rPr>
           <w:noProof/>
         </w:rPr>
-        <w:instrText xml:space="preserve"> PAGEREF _Toc239624160 \h </w:instrText>
+        <w:instrText xml:space="preserve"> PAGEREF _Toc239624662 \h </w:instrText>
       </w:r>
       <w:r>
         <w:rPr>
@@ -4077,7 +4077,7 @@
         <w:rPr>
           <w:noProof/>
         </w:rPr>
-        <w:t>29</w:t>
+        <w:t>33</w:t>
       </w:r>
       <w:r>
         <w:rPr>
@@ -4118,7 +4118,7 @@
         <w:rPr>
           <w:noProof/>
         </w:rPr>
-        <w:instrText xml:space="preserve"> PAGEREF _Toc239624161 \h </w:instrText>
+        <w:instrText xml:space="preserve"> PAGEREF _Toc239624663 \h </w:instrText>
       </w:r>
       <w:r>
         <w:rPr>
@@ -4135,7 +4135,7 @@
         <w:rPr>
           <w:noProof/>
         </w:rPr>
-        <w:t>30</w:t>
+        <w:t>34</w:t>
       </w:r>
       <w:r>
         <w:rPr>
@@ -4176,7 +4176,7 @@
         <w:rPr>
           <w:noProof/>
         </w:rPr>
-        <w:instrText xml:space="preserve"> PAGEREF _Toc239624162 \h </w:instrText>
+        <w:instrText xml:space="preserve"> PAGEREF _Toc239624664 \h </w:instrText>
       </w:r>
       <w:r>
         <w:rPr>
@@ -4193,7 +4193,7 @@
         <w:rPr>
           <w:noProof/>
         </w:rPr>
-        <w:t>30</w:t>
+        <w:t>35</w:t>
       </w:r>
       <w:r>
         <w:rPr>
@@ -4234,7 +4234,7 @@
         <w:rPr>
           <w:noProof/>
         </w:rPr>
-        <w:instrText xml:space="preserve"> PAGEREF _Toc239624163 \h </w:instrText>
+        <w:instrText xml:space="preserve"> PAGEREF _Toc239624665 \h </w:instrText>
       </w:r>
       <w:r>
         <w:rPr>
@@ -4251,7 +4251,7 @@
         <w:rPr>
           <w:noProof/>
         </w:rPr>
-        <w:t>31</w:t>
+        <w:t>36</w:t>
       </w:r>
       <w:r>
         <w:rPr>
@@ -4292,7 +4292,7 @@
         <w:rPr>
           <w:noProof/>
         </w:rPr>
-        <w:instrText xml:space="preserve"> PAGEREF _Toc239624164 \h </w:instrText>
+        <w:instrText xml:space="preserve"> PAGEREF _Toc239624666 \h </w:instrText>
       </w:r>
       <w:r>
         <w:rPr>
@@ -4309,7 +4309,7 @@
         <w:rPr>
           <w:noProof/>
         </w:rPr>
-        <w:t>31</w:t>
+        <w:t>36</w:t>
       </w:r>
       <w:r>
         <w:rPr>
@@ -4350,7 +4350,7 @@
         <w:rPr>
           <w:noProof/>
         </w:rPr>
-        <w:instrText xml:space="preserve"> PAGEREF _Toc239624165 \h </w:instrText>
+        <w:instrText xml:space="preserve"> PAGEREF _Toc239624667 \h </w:instrText>
       </w:r>
       <w:r>
         <w:rPr>
@@ -4367,7 +4367,7 @@
         <w:rPr>
           <w:noProof/>
         </w:rPr>
-        <w:t>31</w:t>
+        <w:t>36</w:t>
       </w:r>
       <w:r>
         <w:rPr>
@@ -4408,7 +4408,7 @@
         <w:rPr>
           <w:noProof/>
         </w:rPr>
-        <w:instrText xml:space="preserve"> PAGEREF _Toc239624166 \h </w:instrText>
+        <w:instrText xml:space="preserve"> PAGEREF _Toc239624668 \h </w:instrText>
       </w:r>
       <w:r>
         <w:rPr>
@@ -4425,7 +4425,7 @@
         <w:rPr>
           <w:noProof/>
         </w:rPr>
-        <w:t>32</w:t>
+        <w:t>36</w:t>
       </w:r>
       <w:r>
         <w:rPr>
@@ -4466,7 +4466,7 @@
         <w:rPr>
           <w:noProof/>
         </w:rPr>
-        <w:instrText xml:space="preserve"> PAGEREF _Toc239624167 \h </w:instrText>
+        <w:instrText xml:space="preserve"> PAGEREF _Toc239624669 \h </w:instrText>
       </w:r>
       <w:r>
         <w:rPr>
@@ -4483,7 +4483,7 @@
         <w:rPr>
           <w:noProof/>
         </w:rPr>
-        <w:t>32</w:t>
+        <w:t>37</w:t>
       </w:r>
       <w:r>
         <w:rPr>
@@ -4524,7 +4524,7 @@
         <w:rPr>
           <w:noProof/>
         </w:rPr>
-        <w:instrText xml:space="preserve"> PAGEREF _Toc239624168 \h </w:instrText>
+        <w:instrText xml:space="preserve"> PAGEREF _Toc239624670 \h </w:instrText>
       </w:r>
       <w:r>
         <w:rPr>
@@ -4541,7 +4541,7 @@
         <w:rPr>
           <w:noProof/>
         </w:rPr>
-        <w:t>33</w:t>
+        <w:t>37</w:t>
       </w:r>
       <w:r>
         <w:rPr>
@@ -4582,7 +4582,7 @@
         <w:rPr>
           <w:noProof/>
         </w:rPr>
-        <w:instrText xml:space="preserve"> PAGEREF _Toc239624169 \h </w:instrText>
+        <w:instrText xml:space="preserve"> PAGEREF _Toc239624671 \h </w:instrText>
       </w:r>
       <w:r>
         <w:rPr>
@@ -4599,7 +4599,7 @@
         <w:rPr>
           <w:noProof/>
         </w:rPr>
-        <w:t>35</w:t>
+        <w:t>40</w:t>
       </w:r>
       <w:r>
         <w:rPr>
@@ -4640,7 +4640,7 @@
         <w:rPr>
           <w:noProof/>
         </w:rPr>
-        <w:instrText xml:space="preserve"> PAGEREF _Toc239624170 \h </w:instrText>
+        <w:instrText xml:space="preserve"> PAGEREF _Toc239624672 \h </w:instrText>
       </w:r>
       <w:r>
         <w:rPr>
@@ -4657,7 +4657,7 @@
         <w:rPr>
           <w:noProof/>
         </w:rPr>
-        <w:t>36</w:t>
+        <w:t>41</w:t>
       </w:r>
       <w:r>
         <w:rPr>
@@ -4751,7 +4751,7 @@
           <w:noProof/>
           <w:sz w:val="22"/>
         </w:rPr>
-        <w:t>8</w:t>
+        <w:t>9</w:t>
       </w:r>
       <w:r>
         <w:rPr>
@@ -4810,7 +4810,7 @@
           <w:noProof/>
           <w:sz w:val="22"/>
         </w:rPr>
-        <w:t>9</w:t>
+        <w:t>10</w:t>
       </w:r>
       <w:r>
         <w:rPr>
@@ -4869,7 +4869,7 @@
           <w:noProof/>
           <w:sz w:val="22"/>
         </w:rPr>
-        <w:t>10</w:t>
+        <w:t>11</w:t>
       </w:r>
       <w:r>
         <w:rPr>
@@ -4928,7 +4928,7 @@
           <w:noProof/>
           <w:sz w:val="22"/>
         </w:rPr>
-        <w:t>12</w:t>
+        <w:t>13</w:t>
       </w:r>
       <w:r>
         <w:rPr>
@@ -4987,7 +4987,7 @@
           <w:noProof/>
           <w:sz w:val="22"/>
         </w:rPr>
-        <w:t>16</w:t>
+        <w:t>17</w:t>
       </w:r>
       <w:r>
         <w:rPr>
@@ -5010,7 +5010,7 @@
         <w:rPr>
           <w:sz w:val="22"/>
         </w:rPr>
-        <w:t>Figura 6. Flor de Rosa damascena, l'espècie (provisional) escollida per a la part experimental d'aquest treball.</w:t>
+        <w:t>Figura 6. Secció transversal d'una taronja: es distingeix el flavedo (la capa exterior acolorida, rica en glàndules oleíferes) de l'albedo (la part blanca i esponjosa, pràcticament sense oli essencial).</w:t>
       </w:r>
       <w:r>
         <w:rPr>
@@ -5046,7 +5046,7 @@
           <w:noProof/>
           <w:sz w:val="22"/>
         </w:rPr>
-        <w:t>18</w:t>
+        <w:t>19</w:t>
       </w:r>
       <w:r>
         <w:rPr>
@@ -5069,7 +5069,7 @@
         <w:rPr>
           <w:sz w:val="22"/>
         </w:rPr>
-        <w:t>Figura 7. Estructura molecular del limonè (C10H16).</w:t>
+        <w:t>Figura 7. Flor de Rosa damascena, l'espècie (provisional) escollida per a la part experimental d'aquest treball.</w:t>
       </w:r>
       <w:r>
         <w:rPr>
@@ -5105,7 +5105,7 @@
           <w:noProof/>
           <w:sz w:val="22"/>
         </w:rPr>
-        <w:t>19</w:t>
+        <w:t>20</w:t>
       </w:r>
       <w:r>
         <w:rPr>
@@ -5128,7 +5128,7 @@
         <w:rPr>
           <w:sz w:val="22"/>
         </w:rPr>
-        <w:t>Figura 8. Estructura molecular del geraniol (C10H18O).</w:t>
+        <w:t>Figura 8. Estructura molecular del limonè (C10H16).</w:t>
       </w:r>
       <w:r>
         <w:rPr>
@@ -5164,7 +5164,7 @@
           <w:noProof/>
           <w:sz w:val="22"/>
         </w:rPr>
-        <w:t>19</w:t>
+        <w:t>21</w:t>
       </w:r>
       <w:r>
         <w:rPr>
@@ -5187,7 +5187,7 @@
         <w:rPr>
           <w:sz w:val="22"/>
         </w:rPr>
-        <w:t>Figura 9. Estructura molecular del citronel·lol (C10H20O).</w:t>
+        <w:t>Figura 9. Estructura molecular del geraniol (C10H18O).</w:t>
       </w:r>
       <w:r>
         <w:rPr>
@@ -5223,7 +5223,7 @@
           <w:noProof/>
           <w:sz w:val="22"/>
         </w:rPr>
-        <w:t>20</w:t>
+        <w:t>21</w:t>
       </w:r>
       <w:r>
         <w:rPr>
@@ -5246,7 +5246,7 @@
         <w:rPr>
           <w:sz w:val="22"/>
         </w:rPr>
-        <w:t>Figura 10. Muntatge complet d'hidrodestil·lació tipus Clevenger: (A) control de temperatura, (B) matràs amb el material vegetal, (C) trampa de Clevenger on se separen l'oli i l'hidrolat, (D) condensador.</w:t>
+        <w:t>Figura 10. Estructura molecular del citronel·lol (C10H20O).</w:t>
       </w:r>
       <w:r>
         <w:rPr>
@@ -5282,7 +5282,7 @@
           <w:noProof/>
           <w:sz w:val="22"/>
         </w:rPr>
-        <w:t>21</w:t>
+        <w:t>22</w:t>
       </w:r>
       <w:r>
         <w:rPr>
@@ -5305,7 +5305,7 @@
         <w:rPr>
           <w:sz w:val="22"/>
         </w:rPr>
-        <w:t>Figura 11. Demostració real d'una hidrodestil·lació amb aparell de Clevenger (extracció d'oli de gingebre).</w:t>
+        <w:t>Figura 11. Muntatge complet d'hidrodestil·lació tipus Clevenger: (A) control de temperatura, (B) matràs amb el material vegetal, (C) trampa de Clevenger on se separen l'oli i l'hidrolat, (D) condensador.</w:t>
       </w:r>
       <w:r>
         <w:rPr>
@@ -5341,7 +5341,7 @@
           <w:noProof/>
           <w:sz w:val="22"/>
         </w:rPr>
-        <w:t>22</w:t>
+        <w:t>23</w:t>
       </w:r>
       <w:r>
         <w:rPr>
@@ -5364,7 +5364,7 @@
         <w:rPr>
           <w:sz w:val="22"/>
         </w:rPr>
-        <w:t>Figura 12. Seqüència simplificada de la cavitació acústica: nucleació, creixement, col·lapse de la bombolla i microjet que trenca la paret cel·lular.</w:t>
+        <w:t>Figura 12. Demostració real d'una hidrodestil·lació amb aparell de Clevenger (extracció d'oli de gingebre).</w:t>
       </w:r>
       <w:r>
         <w:rPr>
@@ -5400,7 +5400,7 @@
           <w:noProof/>
           <w:sz w:val="22"/>
         </w:rPr>
-        <w:t>23</w:t>
+        <w:t>24</w:t>
       </w:r>
       <w:r>
         <w:rPr>
@@ -5423,7 +5423,7 @@
         <w:rPr>
           <w:sz w:val="22"/>
         </w:rPr>
-        <w:t>Figura 13. Explicació general del fenomen físic de la cavitació.</w:t>
+        <w:t>Figura 13. Seqüència simplificada de la cavitació acústica: nucleació, creixement, col·lapse de la bombolla i microjet que trenca la paret cel·lular.</w:t>
       </w:r>
       <w:r>
         <w:rPr>
@@ -5459,7 +5459,7 @@
           <w:noProof/>
           <w:sz w:val="22"/>
         </w:rPr>
-        <w:t>23</w:t>
+        <w:t>25</w:t>
       </w:r>
       <w:r>
         <w:rPr>
@@ -5482,7 +5482,7 @@
         <w:rPr>
           <w:sz w:val="22"/>
         </w:rPr>
-        <w:t>Figura 14. Bany d'ultrasons domèstic com el que s'utilitzarà en aquest treball, molt menys potent que els sonicadors de sonda emprats als estudis de referència.</w:t>
+        <w:t>Figura 14. Explicació general del fenomen físic de la cavitació.</w:t>
       </w:r>
       <w:r>
         <w:rPr>
@@ -5518,7 +5518,7 @@
           <w:noProof/>
           <w:sz w:val="22"/>
         </w:rPr>
-        <w:t>25</w:t>
+        <w:t>26</w:t>
       </w:r>
       <w:r>
         <w:rPr>
@@ -5541,7 +5541,7 @@
         <w:rPr>
           <w:sz w:val="22"/>
         </w:rPr>
-        <w:t>Figura 15. La piràmide olfactiva d'un perfum: notes de sortida, de cor i de fons, organitzades segons la volatilitat decreixent dels seus components.</w:t>
+        <w:t>Figura 15. Bany d'ultrasons domèstic com el que s'utilitzarà en aquest treball, molt menys potent que els sonicadors de sonda emprats als estudis de referència.</w:t>
       </w:r>
       <w:r>
         <w:rPr>
@@ -5577,7 +5577,7 @@
           <w:noProof/>
           <w:sz w:val="22"/>
         </w:rPr>
-        <w:t>28</w:t>
+        <w:t>27</w:t>
       </w:r>
       <w:r>
         <w:rPr>
@@ -5588,6 +5588,184 @@
     </w:p>
     <w:p>
       <w:pPr>
+        <w:tabs>
+          <w:tab w:val="right" w:leader="dot" w:pos="8787"/>
+        </w:tabs>
+        <w:spacing w:after="120"/>
+        <w:rPr>
+          <w:sz w:val="22"/>
+        </w:rPr>
+      </w:pPr>
+      <w:r>
+        <w:rPr>
+          <w:sz w:val="22"/>
+        </w:rPr>
+        <w:t>Figura 16. Ampolles de perfum de diferents formes i èpoques: el disseny del recipient forma part, històricament, de com s'ha comercialitzat i conservat l'oli essencial o l'extracte.</w:t>
+      </w:r>
+      <w:r>
+        <w:rPr>
+          <w:sz w:val="22"/>
+        </w:rPr>
+        <w:tab/>
+      </w:r>
+      <w:r>
+        <w:rPr>
+          <w:sz w:val="22"/>
+        </w:rPr>
+        <w:fldChar w:fldCharType="begin"/>
+      </w:r>
+      <w:r>
+        <w:rPr>
+          <w:sz w:val="22"/>
+        </w:rPr>
+        <w:instrText xml:space="preserve">  PAGEREF fig16 \h  </w:instrText>
+      </w:r>
+      <w:r>
+        <w:rPr>
+          <w:sz w:val="22"/>
+        </w:rPr>
+      </w:r>
+      <w:r>
+        <w:rPr>
+          <w:sz w:val="22"/>
+        </w:rPr>
+        <w:fldChar w:fldCharType="separate"/>
+      </w:r>
+      <w:r>
+        <w:rPr>
+          <w:noProof/>
+          <w:sz w:val="22"/>
+        </w:rPr>
+        <w:t>31</w:t>
+      </w:r>
+      <w:r>
+        <w:rPr>
+          <w:sz w:val="22"/>
+        </w:rPr>
+        <w:fldChar w:fldCharType="end"/>
+      </w:r>
+    </w:p>
+    <w:p>
+      <w:pPr>
+        <w:tabs>
+          <w:tab w:val="right" w:leader="dot" w:pos="8787"/>
+        </w:tabs>
+        <w:spacing w:after="120"/>
+        <w:rPr>
+          <w:sz w:val="22"/>
+        </w:rPr>
+      </w:pPr>
+      <w:r>
+        <w:rPr>
+          <w:sz w:val="22"/>
+        </w:rPr>
+        <w:lastRenderedPageBreak/>
+        <w:t>Figura 17. La piràmide olfactiva d'un perfum: notes de sortida, de cor i de fons, organitzades segons la volatilitat decreixent dels seus components.</w:t>
+      </w:r>
+      <w:r>
+        <w:rPr>
+          <w:sz w:val="22"/>
+        </w:rPr>
+        <w:tab/>
+      </w:r>
+      <w:r>
+        <w:rPr>
+          <w:sz w:val="22"/>
+        </w:rPr>
+        <w:fldChar w:fldCharType="begin"/>
+      </w:r>
+      <w:r>
+        <w:rPr>
+          <w:sz w:val="22"/>
+        </w:rPr>
+        <w:instrText xml:space="preserve">  PAGEREF fig17 \h  </w:instrText>
+      </w:r>
+      <w:r>
+        <w:rPr>
+          <w:sz w:val="22"/>
+        </w:rPr>
+      </w:r>
+      <w:r>
+        <w:rPr>
+          <w:sz w:val="22"/>
+        </w:rPr>
+        <w:fldChar w:fldCharType="separate"/>
+      </w:r>
+      <w:r>
+        <w:rPr>
+          <w:noProof/>
+          <w:sz w:val="22"/>
+        </w:rPr>
+        <w:t>31</w:t>
+      </w:r>
+      <w:r>
+        <w:rPr>
+          <w:sz w:val="22"/>
+        </w:rPr>
+        <w:fldChar w:fldCharType="end"/>
+      </w:r>
+    </w:p>
+    <w:p>
+      <w:pPr>
+        <w:tabs>
+          <w:tab w:val="right" w:leader="dot" w:pos="8787"/>
+        </w:tabs>
+        <w:spacing w:after="120"/>
+        <w:rPr>
+          <w:sz w:val="22"/>
+        </w:rPr>
+      </w:pPr>
+      <w:r>
+        <w:rPr>
+          <w:sz w:val="22"/>
+        </w:rPr>
+        <w:t>Figura 18. Esquema general del disseny experimental: les dues condicions parteixen de la mateixa massa de pètals i acaben comparant-se pel rendiment i el temps.</w:t>
+      </w:r>
+      <w:r>
+        <w:rPr>
+          <w:sz w:val="22"/>
+        </w:rPr>
+        <w:tab/>
+      </w:r>
+      <w:r>
+        <w:rPr>
+          <w:sz w:val="22"/>
+        </w:rPr>
+        <w:fldChar w:fldCharType="begin"/>
+      </w:r>
+      <w:r>
+        <w:rPr>
+          <w:sz w:val="22"/>
+        </w:rPr>
+        <w:instrText xml:space="preserve">  PAGEREF fig18 \h  </w:instrText>
+      </w:r>
+      <w:r>
+        <w:rPr>
+          <w:sz w:val="22"/>
+        </w:rPr>
+      </w:r>
+      <w:r>
+        <w:rPr>
+          <w:sz w:val="22"/>
+        </w:rPr>
+        <w:fldChar w:fldCharType="separate"/>
+      </w:r>
+      <w:r>
+        <w:rPr>
+          <w:noProof/>
+          <w:sz w:val="22"/>
+        </w:rPr>
+        <w:t>34</w:t>
+      </w:r>
+      <w:r>
+        <w:rPr>
+          <w:sz w:val="22"/>
+        </w:rPr>
+        <w:fldChar w:fldCharType="end"/>
+      </w:r>
+    </w:p>
+    <w:p>
+      <w:pPr>
         <w:spacing w:line="278" w:lineRule="auto"/>
       </w:pPr>
       <w:r>
@@ -5598,7 +5776,7 @@
       <w:pPr>
         <w:pStyle w:val="1"/>
       </w:pPr>
-      <w:bookmarkStart w:id="0" w:name="_Toc239624093"/>
+      <w:bookmarkStart w:id="0" w:name="_Toc239624595"/>
       <w:r>
         <w:lastRenderedPageBreak/>
         <w:t>1. Introducció</w:t>
@@ -5785,10 +5963,10 @@
         </w:rPr>
         <w:lastRenderedPageBreak/>
         <w:drawing>
-          <wp:inline distT="0" distB="0" distL="0" distR="0" wp14:anchorId="649C959E" wp14:editId="42240873">
+          <wp:inline distT="0" distB="0" distL="0" distR="0" wp14:anchorId="295CBBB7" wp14:editId="5D8CED65">
             <wp:extent cx="5580000" cy="1820849"/>
             <wp:effectExtent l="0" t="0" r="1905" b="8255"/>
-            <wp:docPr id="705648991" name="Рисунок 1"/>
+            <wp:docPr id="1205984810" name="Рисунок 1"/>
             <wp:cNvGraphicFramePr>
               <a:graphicFrameLocks xmlns:a="http://schemas.openxmlformats.org/drawingml/2006/main" noChangeAspect="1"/>
             </wp:cNvGraphicFramePr>
@@ -5796,7 +5974,7 @@
               <a:graphicData uri="http://schemas.openxmlformats.org/drawingml/2006/picture">
                 <pic:pic xmlns:pic="http://schemas.openxmlformats.org/drawingml/2006/picture">
                   <pic:nvPicPr>
-                    <pic:cNvPr id="705648991" name=""/>
+                    <pic:cNvPr id="1205984810" name=""/>
                     <pic:cNvPicPr/>
                   </pic:nvPicPr>
                   <pic:blipFill>
@@ -5873,7 +6051,7 @@
       <w:pPr>
         <w:pStyle w:val="1"/>
       </w:pPr>
-      <w:bookmarkStart w:id="2" w:name="_Toc239624094"/>
+      <w:bookmarkStart w:id="2" w:name="_Toc239624596"/>
       <w:r>
         <w:t>2. Història de la perfumeria i de la destil·lació</w:t>
       </w:r>
@@ -5883,7 +6061,7 @@
       <w:pPr>
         <w:pStyle w:val="2"/>
       </w:pPr>
-      <w:bookmarkStart w:id="3" w:name="_Toc239624095"/>
+      <w:bookmarkStart w:id="3" w:name="_Toc239624597"/>
       <w:r>
         <w:t>2.1 Orígens antics</w:t>
       </w:r>
@@ -5935,7 +6113,7 @@
       <w:pPr>
         <w:pStyle w:val="2"/>
       </w:pPr>
-      <w:bookmarkStart w:id="4" w:name="_Toc239624096"/>
+      <w:bookmarkStart w:id="4" w:name="_Toc239624598"/>
       <w:r>
         <w:lastRenderedPageBreak/>
         <w:t>2.2 El món àrab i l'edat mitjana: la invenció de l'alambí</w:t>
@@ -5968,10 +6146,10 @@
           <w:noProof/>
         </w:rPr>
         <w:drawing>
-          <wp:inline distT="0" distB="0" distL="0" distR="0" wp14:anchorId="71424AA6" wp14:editId="47CF9F20">
+          <wp:inline distT="0" distB="0" distL="0" distR="0" wp14:anchorId="5DCB0172" wp14:editId="28E8B703">
             <wp:extent cx="2520000" cy="2249999"/>
             <wp:effectExtent l="0" t="0" r="0" b="0"/>
-            <wp:docPr id="734645492" name="Рисунок 2"/>
+            <wp:docPr id="1438417301" name="Рисунок 2"/>
             <wp:cNvGraphicFramePr>
               <a:graphicFrameLocks xmlns:a="http://schemas.openxmlformats.org/drawingml/2006/main" noChangeAspect="1"/>
             </wp:cNvGraphicFramePr>
@@ -5979,7 +6157,7 @@
               <a:graphicData uri="http://schemas.openxmlformats.org/drawingml/2006/picture">
                 <pic:pic xmlns:pic="http://schemas.openxmlformats.org/drawingml/2006/picture">
                   <pic:nvPicPr>
-                    <pic:cNvPr id="734645492" name=""/>
+                    <pic:cNvPr id="1438417301" name=""/>
                     <pic:cNvPicPr/>
                   </pic:nvPicPr>
                   <pic:blipFill>
@@ -6079,10 +6257,10 @@
         </w:rPr>
         <w:lastRenderedPageBreak/>
         <w:drawing>
-          <wp:inline distT="0" distB="0" distL="0" distR="0" wp14:anchorId="2CFA80EF" wp14:editId="44D602E3">
+          <wp:inline distT="0" distB="0" distL="0" distR="0" wp14:anchorId="1442185E" wp14:editId="633AE00B">
             <wp:extent cx="2520000" cy="3910570"/>
             <wp:effectExtent l="0" t="0" r="0" b="0"/>
-            <wp:docPr id="1491942153" name="Рисунок 3"/>
+            <wp:docPr id="1443310412" name="Рисунок 3"/>
             <wp:cNvGraphicFramePr>
               <a:graphicFrameLocks xmlns:a="http://schemas.openxmlformats.org/drawingml/2006/main" noChangeAspect="1"/>
             </wp:cNvGraphicFramePr>
@@ -6090,7 +6268,7 @@
               <a:graphicData uri="http://schemas.openxmlformats.org/drawingml/2006/picture">
                 <pic:pic xmlns:pic="http://schemas.openxmlformats.org/drawingml/2006/picture">
                   <pic:nvPicPr>
-                    <pic:cNvPr id="1491942153" name=""/>
+                    <pic:cNvPr id="1443310412" name=""/>
                     <pic:cNvPicPr/>
                   </pic:nvPicPr>
                   <pic:blipFill>
@@ -6167,7 +6345,7 @@
       <w:pPr>
         <w:pStyle w:val="2"/>
       </w:pPr>
-      <w:bookmarkStart w:id="7" w:name="_Toc239624097"/>
+      <w:bookmarkStart w:id="7" w:name="_Toc239624599"/>
       <w:r>
         <w:t>2.3 La revolució química (segles XVIII–XIX)</w:t>
       </w:r>
@@ -6185,7 +6363,7 @@
       <w:pPr>
         <w:pStyle w:val="2"/>
       </w:pPr>
-      <w:bookmarkStart w:id="8" w:name="_Toc239624098"/>
+      <w:bookmarkStart w:id="8" w:name="_Toc239624600"/>
       <w:r>
         <w:lastRenderedPageBreak/>
         <w:t>2.4 Perfumeria moderna i química verda</w:t>
@@ -6212,7 +6390,7 @@
       <w:pPr>
         <w:pStyle w:val="1"/>
       </w:pPr>
-      <w:bookmarkStart w:id="9" w:name="_Toc239624099"/>
+      <w:bookmarkStart w:id="9" w:name="_Toc239624601"/>
       <w:r>
         <w:t>3. Què és una olor: bases biològiques i químiques de l'olfacte</w:t>
       </w:r>
@@ -6222,7 +6400,7 @@
       <w:pPr>
         <w:pStyle w:val="2"/>
       </w:pPr>
-      <w:bookmarkStart w:id="10" w:name="_Toc239624100"/>
+      <w:bookmarkStart w:id="10" w:name="_Toc239624602"/>
       <w:r>
         <w:t>3.1 Definició general</w:t>
       </w:r>
@@ -6240,7 +6418,7 @@
       <w:pPr>
         <w:pStyle w:val="2"/>
       </w:pPr>
-      <w:bookmarkStart w:id="11" w:name="_Toc239624101"/>
+      <w:bookmarkStart w:id="11" w:name="_Toc239624603"/>
       <w:r>
         <w:t>3.2 Com funciona el nas per dins</w:t>
       </w:r>
@@ -6258,7 +6436,7 @@
       <w:pPr>
         <w:pStyle w:val="2"/>
       </w:pPr>
-      <w:bookmarkStart w:id="12" w:name="_Toc239624102"/>
+      <w:bookmarkStart w:id="12" w:name="_Toc239624604"/>
       <w:r>
         <w:t>3.3 El procés, pas a pas</w:t>
       </w:r>
@@ -6322,10 +6500,10 @@
           <w:noProof/>
         </w:rPr>
         <w:drawing>
-          <wp:inline distT="0" distB="0" distL="0" distR="0" wp14:anchorId="568E41B1" wp14:editId="52EBFBB4">
+          <wp:inline distT="0" distB="0" distL="0" distR="0" wp14:anchorId="7612BB4A" wp14:editId="1D443AB5">
             <wp:extent cx="2700000" cy="4050154"/>
             <wp:effectExtent l="0" t="0" r="5715" b="7620"/>
-            <wp:docPr id="275706241" name="Рисунок 4"/>
+            <wp:docPr id="1161483971" name="Рисунок 4"/>
             <wp:cNvGraphicFramePr>
               <a:graphicFrameLocks xmlns:a="http://schemas.openxmlformats.org/drawingml/2006/main" noChangeAspect="1"/>
             </wp:cNvGraphicFramePr>
@@ -6333,7 +6511,7 @@
               <a:graphicData uri="http://schemas.openxmlformats.org/drawingml/2006/picture">
                 <pic:pic xmlns:pic="http://schemas.openxmlformats.org/drawingml/2006/picture">
                   <pic:nvPicPr>
-                    <pic:cNvPr id="275706241" name=""/>
+                    <pic:cNvPr id="1161483971" name=""/>
                     <pic:cNvPicPr/>
                   </pic:nvPicPr>
                   <pic:blipFill>
@@ -6402,7 +6580,7 @@
       <w:pPr>
         <w:pStyle w:val="2"/>
       </w:pPr>
-      <w:bookmarkStart w:id="14" w:name="_Toc239624103"/>
+      <w:bookmarkStart w:id="14" w:name="_Toc239624605"/>
       <w:r>
         <w:t>3.4 Els receptors olfactius: com es va descobrir tot això</w:t>
       </w:r>
@@ -6427,9 +6605,17 @@
     </w:p>
     <w:p>
       <w:pPr>
+        <w:jc w:val="both"/>
+      </w:pPr>
+      <w:r>
+        <w:t>Això també explica un fenomen que segur que tothom ha notat alguna vegada: que hi hagi persones que no percebin una olor concreta que per a altres és evident (per exemple, hi ha gent que no detecta gens l'olor característica de l'asparàgul a l'orina, mentre que per a altres és molt intensa). Si cada persona té petites variacions genètiques en els seus gens de receptors olfactius, té sentit que el "patró combinat" que percep cada persona davant la mateixa molècula no sigui exactament igual. En el cas extrem, quan falta la capacitat de detectar olors en general (o una família concreta de compostos), es parla d'anòsmia (o d'anòsmia específica quan afecta només algunes molècules).</w:t>
+      </w:r>
+    </w:p>
+    <w:p>
+      <w:pPr>
         <w:pStyle w:val="2"/>
       </w:pPr>
-      <w:bookmarkStart w:id="15" w:name="_Toc239624104"/>
+      <w:bookmarkStart w:id="15" w:name="_Toc239624606"/>
       <w:r>
         <w:t>3.5 Perquè una substància faci olor</w:t>
       </w:r>
@@ -6510,7 +6696,7 @@
       <w:pPr>
         <w:pStyle w:val="2"/>
       </w:pPr>
-      <w:bookmarkStart w:id="16" w:name="_Toc239624105"/>
+      <w:bookmarkStart w:id="16" w:name="_Toc239624607"/>
       <w:r>
         <w:t>3.6 Quan la forma ho és tot: el cas del limonè</w:t>
       </w:r>
@@ -6529,6 +6715,7 @@
         <w:jc w:val="both"/>
       </w:pPr>
       <w:r>
+        <w:lastRenderedPageBreak/>
         <w:t>Trobo que aquest exemple diu molt: el nostre nas no reacciona només a "de quins àtoms" està feta una molècula, sinó també a la seva forma exacta en l'espai.</w:t>
       </w:r>
     </w:p>
@@ -6536,7 +6723,7 @@
       <w:pPr>
         <w:pStyle w:val="2"/>
       </w:pPr>
-      <w:bookmarkStart w:id="17" w:name="_Toc239624106"/>
+      <w:bookmarkStart w:id="17" w:name="_Toc239624608"/>
       <w:r>
         <w:t>3.7 I el cervell, també hi diu la seva</w:t>
       </w:r>
@@ -6554,9 +6741,8 @@
       <w:pPr>
         <w:pStyle w:val="1"/>
       </w:pPr>
-      <w:bookmarkStart w:id="18" w:name="_Toc239624107"/>
-      <w:r>
-        <w:lastRenderedPageBreak/>
+      <w:bookmarkStart w:id="18" w:name="_Toc239624609"/>
+      <w:r>
         <w:t>4. Compostos aromàtics</w:t>
       </w:r>
       <w:bookmarkEnd w:id="18"/>
@@ -6565,7 +6751,7 @@
       <w:pPr>
         <w:pStyle w:val="2"/>
       </w:pPr>
-      <w:bookmarkStart w:id="19" w:name="_Toc239624108"/>
+      <w:bookmarkStart w:id="19" w:name="_Toc239624610"/>
       <w:r>
         <w:t>4.1 Compostos orgànics volàtils (COV)</w:t>
       </w:r>
@@ -6583,7 +6769,7 @@
       <w:pPr>
         <w:pStyle w:val="2"/>
       </w:pPr>
-      <w:bookmarkStart w:id="20" w:name="_Toc239624109"/>
+      <w:bookmarkStart w:id="20" w:name="_Toc239624611"/>
       <w:r>
         <w:t>4.2 Les grans famílies</w:t>
       </w:r>
@@ -6701,7 +6887,7 @@
       <w:pPr>
         <w:pStyle w:val="2"/>
       </w:pPr>
-      <w:bookmarkStart w:id="21" w:name="_Toc239624110"/>
+      <w:bookmarkStart w:id="21" w:name="_Toc239624612"/>
       <w:r>
         <w:t>4.3 Alguns exemples</w:t>
       </w:r>
@@ -6883,6 +7069,7 @@
               <w:rPr>
                 <w:sz w:val="20"/>
               </w:rPr>
+              <w:lastRenderedPageBreak/>
               <w:t>Geraniol</w:t>
             </w:r>
           </w:p>
@@ -7205,81 +7392,81 @@
       <w:pPr>
         <w:pStyle w:val="2"/>
       </w:pPr>
-      <w:bookmarkStart w:id="22" w:name="_Toc239624111"/>
+      <w:bookmarkStart w:id="22" w:name="_Toc239624613"/>
+      <w:r>
+        <w:t>4.4 Res és pur: la complexitat de les mescles</w:t>
+      </w:r>
+      <w:bookmarkEnd w:id="22"/>
+    </w:p>
+    <w:p>
+      <w:pPr>
+        <w:jc w:val="both"/>
+      </w:pPr>
+      <w:r>
+        <w:t>Un dels aspectes que m'ha sobtat més és que els olis essencials mai són una única substància: són mescles amb desenes o centenars de compostos, cadascun amb la seva proporció. L'oli de taronja pot tenir desenes de compostos diferents, tot i que el limonè n'és clarament el majoritari; l'oli de rosa, de manera semblant, en té desenes, amb el citronel·lol i el geraniol com a majoritaris (en parlo al 5.6). Aquests components "minoritaris" són, precisament, els que fan que dues varietats de la mateixa flor no facin exactament la mateixa olor.</w:t>
+      </w:r>
+    </w:p>
+    <w:p>
+      <w:pPr>
+        <w:pStyle w:val="2"/>
+      </w:pPr>
+      <w:bookmarkStart w:id="23" w:name="_Toc239624614"/>
+      <w:r>
+        <w:t>4.5 Estructura, olor, i com s'analitza tot això</w:t>
+      </w:r>
+      <w:bookmarkEnd w:id="23"/>
+    </w:p>
+    <w:p>
+      <w:pPr>
+        <w:jc w:val="both"/>
+      </w:pPr>
+      <w:r>
+        <w:t>La mida, la forma i els grups funcionals d'una molècula determinen com interactua amb els receptors. Per identificar amb precisió tots els compostos d'un oli essencial, la química analítica fa servir sobretot cromatografia de gasos amb espectrometria de masses (GC-MS): primer separa els compostos segons la seva volatilitat, i després els identifica comparant-ne l'espectre amb bases de dades.</w:t>
+      </w:r>
+    </w:p>
+    <w:p>
+      <w:pPr>
+        <w:jc w:val="both"/>
+      </w:pPr>
+      <w:r>
+        <w:t>Aquest treball no té accés a un equip de GC-MS, així que la part experimental (capítol 10) es limita a comparar el rendiment global (%), sense poder dir amb precisió com canvia la composició exacta del destil·lat segons el mètode. Ho considero una limitació real del treball, i ho torno a comentar al 10.8.</w:t>
+      </w:r>
+    </w:p>
+    <w:p>
+      <w:pPr>
+        <w:pStyle w:val="1"/>
+      </w:pPr>
+      <w:bookmarkStart w:id="24" w:name="_Toc239624615"/>
+      <w:r>
+        <w:t>5. Terpens, alcohols terpènics i olis essencials</w:t>
+      </w:r>
+      <w:bookmarkEnd w:id="24"/>
+    </w:p>
+    <w:p>
+      <w:pPr>
+        <w:pStyle w:val="2"/>
+      </w:pPr>
+      <w:bookmarkStart w:id="25" w:name="_Toc239624616"/>
+      <w:r>
+        <w:t>5.1 La unitat d'isoprè</w:t>
+      </w:r>
+      <w:bookmarkEnd w:id="25"/>
+    </w:p>
+    <w:p>
+      <w:pPr>
+        <w:jc w:val="both"/>
+      </w:pPr>
+      <w:r>
+        <w:t>Els terpens són, probablement, el grup més important de compostos en la química de les aromes vegetals. Es construeixen, en teoria, repetint una unitat de cinc carbonis anomenada isoprè (C₅H₈), i es troben en moltíssimes plantes: cítrics, herbes aromàtiques, flors, coníferes...</w:t>
+      </w:r>
+    </w:p>
+    <w:p>
+      <w:pPr>
+        <w:pStyle w:val="2"/>
+      </w:pPr>
+      <w:bookmarkStart w:id="26" w:name="_Toc239624617"/>
       <w:r>
         <w:lastRenderedPageBreak/>
-        <w:t>4.4 Res és pur: la complexitat de les mescles</w:t>
-      </w:r>
-      <w:bookmarkEnd w:id="22"/>
-    </w:p>
-    <w:p>
-      <w:pPr>
-        <w:jc w:val="both"/>
-      </w:pPr>
-      <w:r>
-        <w:t>Un dels aspectes que m'ha sobtat més és que els olis essencials mai són una única substància: són mescles amb desenes o centenars de compostos, cadascun amb la seva proporció. L'oli de taronja pot tenir desenes de compostos diferents, tot i que el limonè n'és clarament el majoritari; l'oli de rosa, de manera semblant, en té desenes, amb el citronel·lol i el geraniol com a majoritaris (en parlo al 5.6). Aquests components "minoritaris" són, precisament, els que fan que dues varietats de la mateixa flor no facin exactament la mateixa olor.</w:t>
-      </w:r>
-    </w:p>
-    <w:p>
-      <w:pPr>
-        <w:pStyle w:val="2"/>
-      </w:pPr>
-      <w:bookmarkStart w:id="23" w:name="_Toc239624112"/>
-      <w:r>
-        <w:t>4.5 Estructura, olor, i com s'analitza tot això</w:t>
-      </w:r>
-      <w:bookmarkEnd w:id="23"/>
-    </w:p>
-    <w:p>
-      <w:pPr>
-        <w:jc w:val="both"/>
-      </w:pPr>
-      <w:r>
-        <w:t>La mida, la forma i els grups funcionals d'una molècula determinen com interactua amb els receptors. Per identificar amb precisió tots els compostos d'un oli essencial, la química analítica fa servir sobretot cromatografia de gasos amb espectrometria de masses (GC-MS): primer separa els compostos segons la seva volatilitat, i després els identifica comparant-ne l'espectre amb bases de dades.</w:t>
-      </w:r>
-    </w:p>
-    <w:p>
-      <w:pPr>
-        <w:jc w:val="both"/>
-      </w:pPr>
-      <w:r>
-        <w:t>Aquest treball no té accés a un equip de GC-MS, així que la part experimental (capítol 10) es limita a comparar el rendiment global (%), sense poder dir amb precisió com canvia la composició exacta del destil·lat segons el mètode. Ho considero una limitació real del treball, i ho torno a comentar al 10.8.</w:t>
-      </w:r>
-    </w:p>
-    <w:p>
-      <w:pPr>
-        <w:pStyle w:val="1"/>
-      </w:pPr>
-      <w:bookmarkStart w:id="24" w:name="_Toc239624113"/>
-      <w:r>
-        <w:t>5. Terpens, alcohols terpènics i olis essencials</w:t>
-      </w:r>
-      <w:bookmarkEnd w:id="24"/>
-    </w:p>
-    <w:p>
-      <w:pPr>
-        <w:pStyle w:val="2"/>
-      </w:pPr>
-      <w:bookmarkStart w:id="25" w:name="_Toc239624114"/>
-      <w:r>
-        <w:t>5.1 La unitat d'isoprè</w:t>
-      </w:r>
-      <w:bookmarkEnd w:id="25"/>
-    </w:p>
-    <w:p>
-      <w:pPr>
-        <w:jc w:val="both"/>
-      </w:pPr>
-      <w:r>
-        <w:t>Els terpens són, probablement, el grup més important de compostos en la química de les aromes vegetals. Es construeixen, en teoria, repetint una unitat de cinc carbonis anomenada isoprè (C₅H₈), i es troben en moltíssimes plantes: cítrics, herbes aromàtiques, flors, coníferes...</w:t>
-      </w:r>
-    </w:p>
-    <w:p>
-      <w:pPr>
-        <w:pStyle w:val="2"/>
-      </w:pPr>
-      <w:bookmarkStart w:id="26" w:name="_Toc239624115"/>
-      <w:r>
         <w:t>5.2 D'on surten: les rutes MVA i MEP</w:t>
       </w:r>
       <w:bookmarkEnd w:id="26"/>
@@ -7297,7 +7484,6 @@
         <w:jc w:val="both"/>
       </w:pPr>
       <w:r>
-        <w:lastRenderedPageBreak/>
         <w:t>Al principi es pensava que cada via feia un tipus de terpè diferent, però estudis més recents mostren que totes dues poden contribuir a totes les classes de terpens, sobretot en teixit floral (Dudareva et al., 2005). Aquest darrer detall m'ha semblat rellevant perquè l'estudi es va fer, precisament, amb flors (boca de drac), no amb cítrics, i confirma que el teixit floral —com el que faré servir a la part experimental— té la seva pròpia maquinària bioquímica per produir terpens.</w:t>
       </w:r>
     </w:p>
@@ -7310,10 +7496,10 @@
           <w:noProof/>
         </w:rPr>
         <w:drawing>
-          <wp:inline distT="0" distB="0" distL="0" distR="0" wp14:anchorId="3B38CDFA" wp14:editId="6278E4BC">
+          <wp:inline distT="0" distB="0" distL="0" distR="0" wp14:anchorId="108658C5" wp14:editId="2892A803">
             <wp:extent cx="4680000" cy="3119823"/>
             <wp:effectExtent l="0" t="0" r="6350" b="4445"/>
-            <wp:docPr id="1384399045" name="Рисунок 5"/>
+            <wp:docPr id="1902563341" name="Рисунок 5"/>
             <wp:cNvGraphicFramePr>
               <a:graphicFrameLocks xmlns:a="http://schemas.openxmlformats.org/drawingml/2006/main" noChangeAspect="1"/>
             </wp:cNvGraphicFramePr>
@@ -7321,7 +7507,7 @@
               <a:graphicData uri="http://schemas.openxmlformats.org/drawingml/2006/picture">
                 <pic:pic xmlns:pic="http://schemas.openxmlformats.org/drawingml/2006/picture">
                   <pic:nvPicPr>
-                    <pic:cNvPr id="1384399045" name=""/>
+                    <pic:cNvPr id="1902563341" name=""/>
                     <pic:cNvPicPr/>
                   </pic:nvPicPr>
                   <pic:blipFill>
@@ -7390,7 +7576,7 @@
       <w:pPr>
         <w:pStyle w:val="2"/>
       </w:pPr>
-      <w:bookmarkStart w:id="28" w:name="_Toc239624116"/>
+      <w:bookmarkStart w:id="28" w:name="_Toc239624618"/>
       <w:r>
         <w:t>5.3 Tipus de terpens</w:t>
       </w:r>
@@ -7438,6 +7624,7 @@
         <w:jc w:val="both"/>
       </w:pPr>
       <w:r>
+        <w:lastRenderedPageBreak/>
         <w:t xml:space="preserve">- </w:t>
       </w:r>
       <w:r>
@@ -7472,9 +7659,8 @@
       <w:pPr>
         <w:pStyle w:val="2"/>
       </w:pPr>
-      <w:bookmarkStart w:id="29" w:name="_Toc239624117"/>
-      <w:r>
-        <w:lastRenderedPageBreak/>
+      <w:bookmarkStart w:id="29" w:name="_Toc239624619"/>
+      <w:r>
         <w:t>5.4 Olis essencials: per què existeixen</w:t>
       </w:r>
       <w:bookmarkEnd w:id="29"/>
@@ -7499,7 +7685,7 @@
       <w:pPr>
         <w:pStyle w:val="2"/>
       </w:pPr>
-      <w:bookmarkStart w:id="30" w:name="_Toc239624118"/>
+      <w:bookmarkStart w:id="30" w:name="_Toc239624620"/>
       <w:r>
         <w:t>5.5 El cas dels cítrics (la referència de la literatura)</w:t>
       </w:r>
@@ -7510,25 +7696,7 @@
         <w:jc w:val="both"/>
       </w:pPr>
       <w:r>
-        <w:t>Als cítrics, l'oli essencial es concentra al flavedo (la part exterior de la pell), i el component majoritari és el limonè, que pot arribar al 90% del total. El limonè bull a 176°C en estat pur, molt per sobre dels 100°C —per això cal destil·lar-lo amb vapor i no escalfar-lo directament, com explico al 6.4. Aquest és el material que apareix a gairebé tots els estudis sobre UAHD que he trobat (secció 6.7.3), i per això és el meu punt de comparació.</w:t>
-      </w:r>
-    </w:p>
-    <w:p>
-      <w:pPr>
-        <w:pStyle w:val="2"/>
-      </w:pPr>
-      <w:bookmarkStart w:id="31" w:name="_Toc239624119"/>
-      <w:r>
-        <w:t>5.6 El meu material d'estudi [PROVISIONAL]: Rosa damascena</w:t>
-      </w:r>
-      <w:bookmarkEnd w:id="31"/>
-    </w:p>
-    <w:p>
-      <w:pPr>
-        <w:jc w:val="both"/>
-      </w:pPr>
-      <w:r>
-        <w:t>[PROVISIONAL — aquest apartat s'haurà de revisar quan es confirmi l'espècie floral definitiva] L'oli essencial de Rosa damascena, conegut tradicionalment com a "rosa otto" quan s'obté per hidrodestil·lació, té una composició força diferent de la dels cítrics: en lloc d'un monoterpè no oxigenat com el limonè, els components majoritaris són alcohols com el citronel·lol i el geraniol, junt amb nerol i, en algunes varietats, hidrocarburs de cadena llarga.</w:t>
+        <w:t>Als cítrics, l'oli essencial es concentra al flavedo (la part exterior i acolorida de la pell), i el component majoritari és el limonè, que pot arribar al 90% del total. Per sota del flavedo hi ha l'albedo, la part blanca i esponjosa que no conté pràcticament gens d'oli essencial —un detall que, quan el vaig llegir, em va fer entendre per què en molts protocols de laboratori només es fa servir la part ratllada de la pell (el flavedo), i no la fruita sencera.</w:t>
       </w:r>
     </w:p>
     <w:p>
@@ -7541,10 +7709,10 @@
         </w:rPr>
         <w:lastRenderedPageBreak/>
         <w:drawing>
-          <wp:inline distT="0" distB="0" distL="0" distR="0" wp14:anchorId="2E627873" wp14:editId="1B9B0D8C">
-            <wp:extent cx="3960000" cy="2970113"/>
-            <wp:effectExtent l="0" t="0" r="2540" b="1905"/>
-            <wp:docPr id="1600604599" name="Рисунок 6"/>
+          <wp:inline distT="0" distB="0" distL="0" distR="0" wp14:anchorId="16266A21" wp14:editId="34DDD306">
+            <wp:extent cx="4320000" cy="4205887"/>
+            <wp:effectExtent l="0" t="0" r="4445" b="4445"/>
+            <wp:docPr id="606618171" name="Рисунок 6"/>
             <wp:cNvGraphicFramePr>
               <a:graphicFrameLocks xmlns:a="http://schemas.openxmlformats.org/drawingml/2006/main" noChangeAspect="1"/>
             </wp:cNvGraphicFramePr>
@@ -7552,11 +7720,123 @@
               <a:graphicData uri="http://schemas.openxmlformats.org/drawingml/2006/picture">
                 <pic:pic xmlns:pic="http://schemas.openxmlformats.org/drawingml/2006/picture">
                   <pic:nvPicPr>
-                    <pic:cNvPr id="1600604599" name=""/>
+                    <pic:cNvPr id="606618171" name=""/>
                     <pic:cNvPicPr/>
                   </pic:nvPicPr>
                   <pic:blipFill>
                     <a:blip r:embed="rId9">
+                      <a:extLst>
+                        <a:ext uri="{28A0092B-C50C-407E-A947-70E740481C1C}">
+                          <a14:useLocalDpi xmlns:a14="http://schemas.microsoft.com/office/drawing/2010/main" val="0"/>
+                        </a:ext>
+                      </a:extLst>
+                    </a:blip>
+                    <a:stretch>
+                      <a:fillRect/>
+                    </a:stretch>
+                  </pic:blipFill>
+                  <pic:spPr>
+                    <a:xfrm>
+                      <a:off x="0" y="0"/>
+                      <a:ext cx="4320000" cy="4205887"/>
+                    </a:xfrm>
+                    <a:prstGeom prst="rect">
+                      <a:avLst/>
+                    </a:prstGeom>
+                  </pic:spPr>
+                </pic:pic>
+              </a:graphicData>
+            </a:graphic>
+          </wp:inline>
+        </w:drawing>
+      </w:r>
+    </w:p>
+    <w:p>
+      <w:pPr>
+        <w:spacing w:after="40"/>
+        <w:jc w:val="center"/>
+        <w:rPr>
+          <w:i/>
+          <w:sz w:val="21"/>
+        </w:rPr>
+      </w:pPr>
+      <w:bookmarkStart w:id="31" w:name="fig6"/>
+      <w:r>
+        <w:rPr>
+          <w:i/>
+          <w:sz w:val="21"/>
+        </w:rPr>
+        <w:t>Figura 6. Secció transversal d'una taronja: es distingeix el flavedo (la capa exterior acolorida, rica en glàndules oleíferes) de l'albedo (la part blanca i esponjosa, pràcticament sense oli essencial).</w:t>
+      </w:r>
+      <w:bookmarkEnd w:id="31"/>
+    </w:p>
+    <w:p>
+      <w:pPr>
+        <w:spacing w:after="280"/>
+        <w:jc w:val="center"/>
+        <w:rPr>
+          <w:sz w:val="18"/>
+        </w:rPr>
+      </w:pPr>
+      <w:r>
+        <w:rPr>
+          <w:sz w:val="18"/>
+        </w:rPr>
+        <w:t>Elkagye, Wikimedia Commons, CC BY-SA 3.0.</w:t>
+      </w:r>
+    </w:p>
+    <w:p>
+      <w:pPr>
+        <w:jc w:val="both"/>
+      </w:pPr>
+      <w:r>
+        <w:t>El limonè bull a 176°C en estat pur, molt per sobre dels 100°C —per això cal destil·lar-lo amb vapor i no escalfar-lo directament, com explico al 6.4. Aquest és el material que apareix a gairebé tots els estudis sobre UAHD que he trobat (secció 6.7.3), i per això és el meu punt de comparació.</w:t>
+      </w:r>
+    </w:p>
+    <w:p>
+      <w:pPr>
+        <w:pStyle w:val="2"/>
+      </w:pPr>
+      <w:bookmarkStart w:id="32" w:name="_Toc239624621"/>
+      <w:r>
+        <w:t>5.6 El meu material d'estudi [PROVISIONAL]: Rosa damascena</w:t>
+      </w:r>
+      <w:bookmarkEnd w:id="32"/>
+    </w:p>
+    <w:p>
+      <w:pPr>
+        <w:jc w:val="both"/>
+      </w:pPr>
+      <w:r>
+        <w:t>[PROVISIONAL — aquest apartat s'haurà de revisar quan es confirmi l'espècie floral definitiva] L'oli essencial de Rosa damascena, conegut tradicionalment com a "rosa otto" quan s'obté per hidrodestil·lació, té una composició força diferent de la dels cítrics: en lloc d'un monoterpè no oxigenat com el limonè, els components majoritaris són alcohols com el citronel·lol i el geraniol, junt amb nerol i, en algunes varietats, hidrocarburs de cadena llarga.</w:t>
+      </w:r>
+    </w:p>
+    <w:p>
+      <w:pPr>
+        <w:jc w:val="center"/>
+      </w:pPr>
+      <w:r>
+        <w:rPr>
+          <w:noProof/>
+        </w:rPr>
+        <w:lastRenderedPageBreak/>
+        <w:drawing>
+          <wp:inline distT="0" distB="0" distL="0" distR="0" wp14:anchorId="569BA257" wp14:editId="7F954382">
+            <wp:extent cx="3960000" cy="2970113"/>
+            <wp:effectExtent l="0" t="0" r="2540" b="1905"/>
+            <wp:docPr id="751055423" name="Рисунок 7"/>
+            <wp:cNvGraphicFramePr>
+              <a:graphicFrameLocks xmlns:a="http://schemas.openxmlformats.org/drawingml/2006/main" noChangeAspect="1"/>
+            </wp:cNvGraphicFramePr>
+            <a:graphic xmlns:a="http://schemas.openxmlformats.org/drawingml/2006/main">
+              <a:graphicData uri="http://schemas.openxmlformats.org/drawingml/2006/picture">
+                <pic:pic xmlns:pic="http://schemas.openxmlformats.org/drawingml/2006/picture">
+                  <pic:nvPicPr>
+                    <pic:cNvPr id="751055423" name=""/>
+                    <pic:cNvPicPr/>
+                  </pic:nvPicPr>
+                  <pic:blipFill>
+                    <a:blip r:embed="rId10">
                       <a:extLst>
                         <a:ext uri="{28A0092B-C50C-407E-A947-70E740481C1C}">
                           <a14:useLocalDpi xmlns:a14="http://schemas.microsoft.com/office/drawing/2010/main" val="0"/>
@@ -7592,15 +7872,15 @@
           <w:sz w:val="21"/>
         </w:rPr>
       </w:pPr>
-      <w:bookmarkStart w:id="32" w:name="fig6"/>
+      <w:bookmarkStart w:id="33" w:name="fig7"/>
       <w:r>
         <w:rPr>
           <w:i/>
           <w:sz w:val="21"/>
         </w:rPr>
-        <w:t>Figura 6. Flor de Rosa damascena, l'espècie (provisional) escollida per a la part experimental d'aquest treball.</w:t>
-      </w:r>
-      <w:bookmarkEnd w:id="32"/>
+        <w:t>Figura 7. Flor de Rosa damascena, l'espècie (provisional) escollida per a la part experimental d'aquest treball.</w:t>
+      </w:r>
+      <w:bookmarkEnd w:id="33"/>
     </w:p>
     <w:p>
       <w:pPr>
@@ -7646,11 +7926,11 @@
       <w:pPr>
         <w:pStyle w:val="2"/>
       </w:pPr>
-      <w:bookmarkStart w:id="33" w:name="_Toc239624120"/>
+      <w:bookmarkStart w:id="34" w:name="_Toc239624622"/>
       <w:r>
         <w:t>5.7 Algunes propietats físiques importants</w:t>
       </w:r>
-      <w:bookmarkEnd w:id="33"/>
+      <w:bookmarkEnd w:id="34"/>
     </w:p>
     <w:p>
       <w:pPr>
@@ -8134,10 +8414,10 @@
           <w:noProof/>
         </w:rPr>
         <w:drawing>
-          <wp:inline distT="0" distB="0" distL="0" distR="0" wp14:anchorId="7AA38A89" wp14:editId="01F04E1D">
+          <wp:inline distT="0" distB="0" distL="0" distR="0" wp14:anchorId="21BD869A" wp14:editId="447063B2">
             <wp:extent cx="1800000" cy="1800000"/>
             <wp:effectExtent l="0" t="0" r="0" b="0"/>
-            <wp:docPr id="1190344689" name="Рисунок 7"/>
+            <wp:docPr id="1768046577" name="Рисунок 8"/>
             <wp:cNvGraphicFramePr>
               <a:graphicFrameLocks xmlns:a="http://schemas.openxmlformats.org/drawingml/2006/main" noChangeAspect="1"/>
             </wp:cNvGraphicFramePr>
@@ -8145,93 +8425,7 @@
               <a:graphicData uri="http://schemas.openxmlformats.org/drawingml/2006/picture">
                 <pic:pic xmlns:pic="http://schemas.openxmlformats.org/drawingml/2006/picture">
                   <pic:nvPicPr>
-                    <pic:cNvPr id="1190344689" name=""/>
-                    <pic:cNvPicPr/>
-                  </pic:nvPicPr>
-                  <pic:blipFill>
-                    <a:blip r:embed="rId10">
-                      <a:extLst>
-                        <a:ext uri="{28A0092B-C50C-407E-A947-70E740481C1C}">
-                          <a14:useLocalDpi xmlns:a14="http://schemas.microsoft.com/office/drawing/2010/main" val="0"/>
-                        </a:ext>
-                      </a:extLst>
-                    </a:blip>
-                    <a:stretch>
-                      <a:fillRect/>
-                    </a:stretch>
-                  </pic:blipFill>
-                  <pic:spPr>
-                    <a:xfrm>
-                      <a:off x="0" y="0"/>
-                      <a:ext cx="1800000" cy="1800000"/>
-                    </a:xfrm>
-                    <a:prstGeom prst="rect">
-                      <a:avLst/>
-                    </a:prstGeom>
-                  </pic:spPr>
-                </pic:pic>
-              </a:graphicData>
-            </a:graphic>
-          </wp:inline>
-        </w:drawing>
-      </w:r>
-    </w:p>
-    <w:p>
-      <w:pPr>
-        <w:spacing w:after="40"/>
-        <w:jc w:val="center"/>
-        <w:rPr>
-          <w:i/>
-          <w:sz w:val="21"/>
-        </w:rPr>
-      </w:pPr>
-      <w:bookmarkStart w:id="34" w:name="fig7"/>
-      <w:r>
-        <w:rPr>
-          <w:i/>
-          <w:sz w:val="21"/>
-        </w:rPr>
-        <w:t>Figura 7. Estructura molecular del limonè (C10H16).</w:t>
-      </w:r>
-      <w:bookmarkEnd w:id="34"/>
-    </w:p>
-    <w:p>
-      <w:pPr>
-        <w:spacing w:after="280"/>
-        <w:jc w:val="center"/>
-        <w:rPr>
-          <w:sz w:val="18"/>
-        </w:rPr>
-      </w:pPr>
-      <w:r>
-        <w:rPr>
-          <w:sz w:val="18"/>
-        </w:rPr>
-        <w:t>PubChem, CID 22311, NIH.</w:t>
-      </w:r>
-    </w:p>
-    <w:p>
-      <w:pPr>
-        <w:spacing w:after="280"/>
-        <w:jc w:val="center"/>
-      </w:pPr>
-      <w:r>
-        <w:rPr>
-          <w:noProof/>
-        </w:rPr>
-        <w:drawing>
-          <wp:inline distT="0" distB="0" distL="0" distR="0" wp14:anchorId="5CF87035" wp14:editId="56944969">
-            <wp:extent cx="1800000" cy="1800000"/>
-            <wp:effectExtent l="0" t="0" r="0" b="0"/>
-            <wp:docPr id="1121692929" name="Рисунок 8"/>
-            <wp:cNvGraphicFramePr>
-              <a:graphicFrameLocks xmlns:a="http://schemas.openxmlformats.org/drawingml/2006/main" noChangeAspect="1"/>
-            </wp:cNvGraphicFramePr>
-            <a:graphic xmlns:a="http://schemas.openxmlformats.org/drawingml/2006/main">
-              <a:graphicData uri="http://schemas.openxmlformats.org/drawingml/2006/picture">
-                <pic:pic xmlns:pic="http://schemas.openxmlformats.org/drawingml/2006/picture">
-                  <pic:nvPicPr>
-                    <pic:cNvPr id="1121692929" name=""/>
+                    <pic:cNvPr id="1768046577" name=""/>
                     <pic:cNvPicPr/>
                   </pic:nvPicPr>
                   <pic:blipFill>
@@ -8277,7 +8471,7 @@
           <w:i/>
           <w:sz w:val="21"/>
         </w:rPr>
-        <w:t>Figura 8. Estructura molecular del geraniol (C10H18O).</w:t>
+        <w:t>Figura 8. Estructura molecular del limonè (C10H16).</w:t>
       </w:r>
       <w:bookmarkEnd w:id="35"/>
     </w:p>
@@ -8293,7 +8487,7 @@
         <w:rPr>
           <w:sz w:val="18"/>
         </w:rPr>
-        <w:t>PubChem, CID 637566, NIH.</w:t>
+        <w:t>PubChem, CID 22311, NIH.</w:t>
       </w:r>
     </w:p>
     <w:p>
@@ -8306,10 +8500,10 @@
           <w:noProof/>
         </w:rPr>
         <w:drawing>
-          <wp:inline distT="0" distB="0" distL="0" distR="0" wp14:anchorId="54F4B566" wp14:editId="6EB6C96E">
+          <wp:inline distT="0" distB="0" distL="0" distR="0" wp14:anchorId="6F98987F" wp14:editId="4220557E">
             <wp:extent cx="1800000" cy="1800000"/>
             <wp:effectExtent l="0" t="0" r="0" b="0"/>
-            <wp:docPr id="986027857" name="Рисунок 9"/>
+            <wp:docPr id="555455915" name="Рисунок 9"/>
             <wp:cNvGraphicFramePr>
               <a:graphicFrameLocks xmlns:a="http://schemas.openxmlformats.org/drawingml/2006/main" noChangeAspect="1"/>
             </wp:cNvGraphicFramePr>
@@ -8317,7 +8511,7 @@
               <a:graphicData uri="http://schemas.openxmlformats.org/drawingml/2006/picture">
                 <pic:pic xmlns:pic="http://schemas.openxmlformats.org/drawingml/2006/picture">
                   <pic:nvPicPr>
-                    <pic:cNvPr id="986027857" name=""/>
+                    <pic:cNvPr id="555455915" name=""/>
                     <pic:cNvPicPr/>
                   </pic:nvPicPr>
                   <pic:blipFill>
@@ -8363,8 +8557,7 @@
           <w:i/>
           <w:sz w:val="21"/>
         </w:rPr>
-        <w:lastRenderedPageBreak/>
-        <w:t>Figura 9. Estructura molecular del citronel·lol (C10H20O).</w:t>
+        <w:t>Figura 9. Estructura molecular del geraniol (C10H18O).</w:t>
       </w:r>
       <w:bookmarkEnd w:id="36"/>
     </w:p>
@@ -8380,105 +8573,12 @@
         <w:rPr>
           <w:sz w:val="18"/>
         </w:rPr>
-        <w:t>PubChem, CID 8842, NIH.</w:t>
-      </w:r>
-    </w:p>
-    <w:p>
-      <w:pPr>
-        <w:jc w:val="both"/>
-      </w:pPr>
-      <w:r>
-        <w:t>Es pot veure que els alcohols de la rosa bullen una mica per sobre del limonè, tot i tenir una massa molar semblant. És una diferència petita, però podria influir en el temps que cal perquè el vapor d'aigua arrossegui aquests compostos (secció 6.4), cosa que intento recollir com a variable secundària a l'experiment (temps d'extracció, secció 10.2).</w:t>
-      </w:r>
-    </w:p>
-    <w:p>
-      <w:pPr>
-        <w:pStyle w:val="2"/>
-      </w:pPr>
-      <w:bookmarkStart w:id="37" w:name="_Toc239624121"/>
-      <w:r>
-        <w:t>5.8 Per què tot això importa per a l'extracció</w:t>
-      </w:r>
-      <w:bookmarkEnd w:id="37"/>
-    </w:p>
-    <w:p>
-      <w:pPr>
-        <w:jc w:val="both"/>
-      </w:pPr>
-      <w:r>
-        <w:t>En resum: els terpens i els seus derivats són relativament fàcils d'extreure per destil·lació perquè, tot i que el seu punt d'ebullició és superior als 100°C, l'arrossegament amb vapor d'aigua permet extreure'ls a temperatures molt més baixes. Això val tant per als cítrics com per a la rosa.</w:t>
-      </w:r>
-    </w:p>
-    <w:p>
-      <w:pPr>
-        <w:pStyle w:val="1"/>
-      </w:pPr>
-      <w:bookmarkStart w:id="38" w:name="_Toc239624122"/>
-      <w:r>
-        <w:t>6. La destil·lació</w:t>
-      </w:r>
-      <w:bookmarkEnd w:id="38"/>
-    </w:p>
-    <w:p>
-      <w:pPr>
-        <w:pStyle w:val="2"/>
-      </w:pPr>
-      <w:bookmarkStart w:id="39" w:name="_Toc239624123"/>
-      <w:r>
-        <w:t>6.1 La idea de base</w:t>
-      </w:r>
-      <w:bookmarkEnd w:id="39"/>
-    </w:p>
-    <w:p>
-      <w:pPr>
-        <w:jc w:val="both"/>
-      </w:pPr>
-      <w:r>
-        <w:t>La destil·lació separa substàncies aprofitant que tenen volatilitats diferents. Quan un líquid s'escalfa, les molècules amb prou energia passen a gas; si es recull aquest vapor i es refreda, es torna a condensar en líquid, ara separat (parcialment) de la resta de components.</w:t>
-      </w:r>
-    </w:p>
-    <w:p>
-      <w:pPr>
-        <w:pStyle w:val="2"/>
-      </w:pPr>
-      <w:bookmarkStart w:id="40" w:name="_Toc239624124"/>
-      <w:r>
-        <w:t>6.2 Hidrodestil·lació: la idea aplicada als olis essencials</w:t>
-      </w:r>
-      <w:bookmarkEnd w:id="40"/>
-    </w:p>
-    <w:p>
-      <w:pPr>
-        <w:jc w:val="both"/>
-      </w:pPr>
-      <w:r>
-        <w:t>Per obtenir olis essencials es fa servir destil·lació amb vapor d'aigua (hidrodestil·lació), que permet extreure els compostos aromàtics sense necessitat d'escalfar-los fins al seu propi punt d'ebullició. Hi ha diverses variants: contacte directe entre el material i l'aigua bullent, o vapor generat a part que només travessa el material sense tocar l'aigua líquida. En aquest treball faig servir la variant directa, amb un aparell de Clevenger.</w:t>
-      </w:r>
-    </w:p>
-    <w:p>
-      <w:pPr>
-        <w:pStyle w:val="2"/>
-      </w:pPr>
-      <w:bookmarkStart w:id="41" w:name="_Toc239624125"/>
-      <w:r>
-        <w:t>6.3 L'aparell de Clevenger</w:t>
-      </w:r>
-      <w:bookmarkEnd w:id="41"/>
-    </w:p>
-    <w:p>
-      <w:pPr>
-        <w:jc w:val="both"/>
-      </w:pPr>
-      <w:r>
-        <w:t xml:space="preserve">Aquest és, probablement, l'aparell més estàndard en la literatura sobre olis essencials. Consisteix en un matràs (on van l'aigua i el material vegetal), connectat a una trampa graduada en forma de "U" i a un condensador. El vapor arrossega els compostos, es condensa i cau a la trampa; allà, com que l'oli és menys dens que l'aigua i no s'hi barreja, es queda a </w:t>
-      </w:r>
-      <w:r>
-        <w:lastRenderedPageBreak/>
-        <w:t>sobre d'una petita columna d'aigua i se'n pot llegir el volum directament a l'escala graduada, mentre l'excés d'aigua torna cap al matràs.</w:t>
-      </w:r>
-    </w:p>
-    <w:p>
-      <w:pPr>
+        <w:t>PubChem, CID 637566, NIH.</w:t>
+      </w:r>
+    </w:p>
+    <w:p>
+      <w:pPr>
+        <w:spacing w:after="280"/>
         <w:jc w:val="center"/>
       </w:pPr>
       <w:r>
@@ -8486,10 +8586,10 @@
           <w:noProof/>
         </w:rPr>
         <w:drawing>
-          <wp:inline distT="0" distB="0" distL="0" distR="0" wp14:anchorId="2B7712F2" wp14:editId="7454561F">
-            <wp:extent cx="3600000" cy="4499520"/>
-            <wp:effectExtent l="0" t="0" r="635" b="0"/>
-            <wp:docPr id="105397747" name="Рисунок 10"/>
+          <wp:inline distT="0" distB="0" distL="0" distR="0" wp14:anchorId="597554D1" wp14:editId="5201B36B">
+            <wp:extent cx="1800000" cy="1800000"/>
+            <wp:effectExtent l="0" t="0" r="0" b="0"/>
+            <wp:docPr id="629436321" name="Рисунок 10"/>
             <wp:cNvGraphicFramePr>
               <a:graphicFrameLocks xmlns:a="http://schemas.openxmlformats.org/drawingml/2006/main" noChangeAspect="1"/>
             </wp:cNvGraphicFramePr>
@@ -8497,11 +8597,191 @@
               <a:graphicData uri="http://schemas.openxmlformats.org/drawingml/2006/picture">
                 <pic:pic xmlns:pic="http://schemas.openxmlformats.org/drawingml/2006/picture">
                   <pic:nvPicPr>
-                    <pic:cNvPr id="105397747" name=""/>
+                    <pic:cNvPr id="629436321" name=""/>
                     <pic:cNvPicPr/>
                   </pic:nvPicPr>
                   <pic:blipFill>
-                    <a:blip r:embed="rId13" cstate="print">
+                    <a:blip r:embed="rId13">
+                      <a:extLst>
+                        <a:ext uri="{28A0092B-C50C-407E-A947-70E740481C1C}">
+                          <a14:useLocalDpi xmlns:a14="http://schemas.microsoft.com/office/drawing/2010/main" val="0"/>
+                        </a:ext>
+                      </a:extLst>
+                    </a:blip>
+                    <a:stretch>
+                      <a:fillRect/>
+                    </a:stretch>
+                  </pic:blipFill>
+                  <pic:spPr>
+                    <a:xfrm>
+                      <a:off x="0" y="0"/>
+                      <a:ext cx="1800000" cy="1800000"/>
+                    </a:xfrm>
+                    <a:prstGeom prst="rect">
+                      <a:avLst/>
+                    </a:prstGeom>
+                  </pic:spPr>
+                </pic:pic>
+              </a:graphicData>
+            </a:graphic>
+          </wp:inline>
+        </w:drawing>
+      </w:r>
+    </w:p>
+    <w:p>
+      <w:pPr>
+        <w:spacing w:after="40"/>
+        <w:jc w:val="center"/>
+        <w:rPr>
+          <w:i/>
+          <w:sz w:val="21"/>
+        </w:rPr>
+      </w:pPr>
+      <w:bookmarkStart w:id="37" w:name="fig10"/>
+      <w:r>
+        <w:rPr>
+          <w:i/>
+          <w:sz w:val="21"/>
+        </w:rPr>
+        <w:lastRenderedPageBreak/>
+        <w:t>Figura 10. Estructura molecular del citronel·lol (C10H20O).</w:t>
+      </w:r>
+      <w:bookmarkEnd w:id="37"/>
+    </w:p>
+    <w:p>
+      <w:pPr>
+        <w:spacing w:after="280"/>
+        <w:jc w:val="center"/>
+        <w:rPr>
+          <w:sz w:val="18"/>
+        </w:rPr>
+      </w:pPr>
+      <w:r>
+        <w:rPr>
+          <w:sz w:val="18"/>
+        </w:rPr>
+        <w:t>PubChem, CID 8842, NIH.</w:t>
+      </w:r>
+    </w:p>
+    <w:p>
+      <w:pPr>
+        <w:jc w:val="both"/>
+      </w:pPr>
+      <w:r>
+        <w:t>Es pot veure que els alcohols de la rosa bullen una mica per sobre del limonè, tot i tenir una massa molar semblant. És una diferència petita, però podria influir en el temps que cal perquè el vapor d'aigua arrossegui aquests compostos (secció 6.4), cosa que intento recollir com a variable secundària a l'experiment (temps d'extracció, secció 10.2).</w:t>
+      </w:r>
+    </w:p>
+    <w:p>
+      <w:pPr>
+        <w:pStyle w:val="2"/>
+      </w:pPr>
+      <w:bookmarkStart w:id="38" w:name="_Toc239624623"/>
+      <w:r>
+        <w:t>5.8 Per què tot això importa per a l'extracció</w:t>
+      </w:r>
+      <w:bookmarkEnd w:id="38"/>
+    </w:p>
+    <w:p>
+      <w:pPr>
+        <w:jc w:val="both"/>
+      </w:pPr>
+      <w:r>
+        <w:t>En resum: els terpens i els seus derivats són relativament fàcils d'extreure per destil·lació perquè, tot i que el seu punt d'ebullició és superior als 100°C, l'arrossegament amb vapor d'aigua permet extreure'ls a temperatures molt més baixes. Això val tant per als cítrics com per a la rosa.</w:t>
+      </w:r>
+    </w:p>
+    <w:p>
+      <w:pPr>
+        <w:pStyle w:val="1"/>
+      </w:pPr>
+      <w:bookmarkStart w:id="39" w:name="_Toc239624624"/>
+      <w:r>
+        <w:t>6. La destil·lació</w:t>
+      </w:r>
+      <w:bookmarkEnd w:id="39"/>
+    </w:p>
+    <w:p>
+      <w:pPr>
+        <w:pStyle w:val="2"/>
+      </w:pPr>
+      <w:bookmarkStart w:id="40" w:name="_Toc239624625"/>
+      <w:r>
+        <w:t>6.1 La idea de base</w:t>
+      </w:r>
+      <w:bookmarkEnd w:id="40"/>
+    </w:p>
+    <w:p>
+      <w:pPr>
+        <w:jc w:val="both"/>
+      </w:pPr>
+      <w:r>
+        <w:t>La destil·lació separa substàncies aprofitant que tenen volatilitats diferents. Quan un líquid s'escalfa, les molècules amb prou energia passen a gas; si es recull aquest vapor i es refreda, es torna a condensar en líquid, ara separat (parcialment) de la resta de components.</w:t>
+      </w:r>
+    </w:p>
+    <w:p>
+      <w:pPr>
+        <w:pStyle w:val="2"/>
+      </w:pPr>
+      <w:bookmarkStart w:id="41" w:name="_Toc239624626"/>
+      <w:r>
+        <w:t>6.2 Hidrodestil·lació: la idea aplicada als olis essencials</w:t>
+      </w:r>
+      <w:bookmarkEnd w:id="41"/>
+    </w:p>
+    <w:p>
+      <w:pPr>
+        <w:jc w:val="both"/>
+      </w:pPr>
+      <w:r>
+        <w:t>Per obtenir olis essencials es fa servir destil·lació amb vapor d'aigua (hidrodestil·lació), que permet extreure els compostos aromàtics sense necessitat d'escalfar-los fins al seu propi punt d'ebullició. Hi ha diverses variants: contacte directe entre el material i l'aigua bullent, o vapor generat a part que només travessa el material sense tocar l'aigua líquida. En aquest treball faig servir la variant directa, amb un aparell de Clevenger.</w:t>
+      </w:r>
+    </w:p>
+    <w:p>
+      <w:pPr>
+        <w:pStyle w:val="2"/>
+      </w:pPr>
+      <w:bookmarkStart w:id="42" w:name="_Toc239624627"/>
+      <w:r>
+        <w:t>6.3 L'aparell de Clevenger</w:t>
+      </w:r>
+      <w:bookmarkEnd w:id="42"/>
+    </w:p>
+    <w:p>
+      <w:pPr>
+        <w:jc w:val="both"/>
+      </w:pPr>
+      <w:r>
+        <w:t xml:space="preserve">Aquest és, probablement, l'aparell més estàndard en la literatura sobre olis essencials. Consisteix en un matràs (on van l'aigua i el material vegetal), connectat a una trampa graduada en forma de "U" i a un condensador. El vapor arrossega els compostos, es condensa i cau a la trampa; allà, com que l'oli és menys dens que l'aigua i no s'hi barreja, es queda a </w:t>
+      </w:r>
+      <w:r>
+        <w:lastRenderedPageBreak/>
+        <w:t>sobre d'una petita columna d'aigua i se'n pot llegir el volum directament a l'escala graduada, mentre l'excés d'aigua torna cap al matràs.</w:t>
+      </w:r>
+    </w:p>
+    <w:p>
+      <w:pPr>
+        <w:jc w:val="center"/>
+      </w:pPr>
+      <w:r>
+        <w:rPr>
+          <w:noProof/>
+        </w:rPr>
+        <w:drawing>
+          <wp:inline distT="0" distB="0" distL="0" distR="0" wp14:anchorId="222A2696" wp14:editId="523A7B22">
+            <wp:extent cx="3600000" cy="4499520"/>
+            <wp:effectExtent l="0" t="0" r="635" b="0"/>
+            <wp:docPr id="1862263710" name="Рисунок 11"/>
+            <wp:cNvGraphicFramePr>
+              <a:graphicFrameLocks xmlns:a="http://schemas.openxmlformats.org/drawingml/2006/main" noChangeAspect="1"/>
+            </wp:cNvGraphicFramePr>
+            <a:graphic xmlns:a="http://schemas.openxmlformats.org/drawingml/2006/main">
+              <a:graphicData uri="http://schemas.openxmlformats.org/drawingml/2006/picture">
+                <pic:pic xmlns:pic="http://schemas.openxmlformats.org/drawingml/2006/picture">
+                  <pic:nvPicPr>
+                    <pic:cNvPr id="1862263710" name=""/>
+                    <pic:cNvPicPr/>
+                  </pic:nvPicPr>
+                  <pic:blipFill>
+                    <a:blip r:embed="rId14" cstate="print">
                       <a:extLst>
                         <a:ext uri="{28A0092B-C50C-407E-A947-70E740481C1C}">
                           <a14:useLocalDpi xmlns:a14="http://schemas.microsoft.com/office/drawing/2010/main" val="0"/>
@@ -8537,15 +8817,15 @@
           <w:sz w:val="21"/>
         </w:rPr>
       </w:pPr>
-      <w:bookmarkStart w:id="42" w:name="fig10"/>
+      <w:bookmarkStart w:id="43" w:name="fig11"/>
       <w:r>
         <w:rPr>
           <w:i/>
           <w:sz w:val="21"/>
         </w:rPr>
-        <w:t>Figura 10. Muntatge complet d'hidrodestil·lació tipus Clevenger: (A) control de temperatura, (B) matràs amb el material vegetal, (C) trampa de Clevenger on se separen l'oli i l'hidrolat, (D) condensador.</w:t>
-      </w:r>
-      <w:bookmarkEnd w:id="42"/>
+        <w:t>Figura 11. Muntatge complet d'hidrodestil·lació tipus Clevenger: (A) control de temperatura, (B) matràs amb el material vegetal, (C) trampa de Clevenger on se separen l'oli i l'hidrolat, (D) condensador.</w:t>
+      </w:r>
+      <w:bookmarkEnd w:id="43"/>
     </w:p>
     <w:p>
       <w:pPr>
@@ -8572,11 +8852,11 @@
           <w:noProof/>
         </w:rPr>
         <w:drawing>
-          <wp:inline distT="0" distB="0" distL="0" distR="0" wp14:anchorId="6DE1D4F5" wp14:editId="0CA14A4B">
+          <wp:inline distT="0" distB="0" distL="0" distR="0" wp14:anchorId="4BD81019" wp14:editId="78D1816E">
             <wp:extent cx="3240000" cy="2430000"/>
             <wp:effectExtent l="0" t="0" r="0" b="8890"/>
-            <wp:docPr id="641308253" name="Рисунок 11">
-              <a:hlinkClick xmlns:a="http://schemas.openxmlformats.org/drawingml/2006/main" r:id="rId14"/>
+            <wp:docPr id="349677191" name="Рисунок 12">
+              <a:hlinkClick xmlns:a="http://schemas.openxmlformats.org/drawingml/2006/main" r:id="rId15"/>
             </wp:docPr>
             <wp:cNvGraphicFramePr>
               <a:graphicFrameLocks xmlns:a="http://schemas.openxmlformats.org/drawingml/2006/main" noChangeAspect="1"/>
@@ -8585,13 +8865,13 @@
               <a:graphicData uri="http://schemas.openxmlformats.org/drawingml/2006/picture">
                 <pic:pic xmlns:pic="http://schemas.openxmlformats.org/drawingml/2006/picture">
                   <pic:nvPicPr>
-                    <pic:cNvPr id="641308253" name="Рисунок 11">
-                      <a:hlinkClick r:id="rId14"/>
+                    <pic:cNvPr id="349677191" name="Рисунок 12">
+                      <a:hlinkClick r:id="rId15"/>
                     </pic:cNvPr>
                     <pic:cNvPicPr/>
                   </pic:nvPicPr>
                   <pic:blipFill>
-                    <a:blip r:embed="rId15">
+                    <a:blip r:embed="rId16">
                       <a:extLst>
                         <a:ext uri="{28A0092B-C50C-407E-A947-70E740481C1C}">
                           <a14:useLocalDpi xmlns:a14="http://schemas.microsoft.com/office/drawing/2010/main" val="0"/>
@@ -8627,16 +8907,16 @@
           <w:sz w:val="21"/>
         </w:rPr>
       </w:pPr>
-      <w:bookmarkStart w:id="43" w:name="fig11"/>
+      <w:bookmarkStart w:id="44" w:name="fig12"/>
       <w:r>
         <w:rPr>
           <w:i/>
           <w:sz w:val="21"/>
         </w:rPr>
         <w:lastRenderedPageBreak/>
-        <w:t>Figura 11 (video). Demostració real d'una hidrodestil·lació amb aparell de Clevenger (extracció d'oli de gingebre).</w:t>
-      </w:r>
-      <w:bookmarkEnd w:id="43"/>
+        <w:t>Figura 12 (video). Demostració real d'una hidrodestil·lació amb aparell de Clevenger (extracció d'oli de gingebre).</w:t>
+      </w:r>
+      <w:bookmarkEnd w:id="44"/>
     </w:p>
     <w:p>
       <w:pPr>
@@ -8657,11 +8937,11 @@
       <w:pPr>
         <w:pStyle w:val="2"/>
       </w:pPr>
-      <w:bookmarkStart w:id="44" w:name="_Toc239624126"/>
+      <w:bookmarkStart w:id="45" w:name="_Toc239624628"/>
       <w:r>
         <w:t>6.4 Per què funciona: la llei de Dalton</w:t>
       </w:r>
-      <w:bookmarkEnd w:id="44"/>
+      <w:bookmarkEnd w:id="45"/>
     </w:p>
     <w:p>
       <w:pPr>
@@ -8707,6 +8987,14 @@
         <w:jc w:val="both"/>
       </w:pPr>
       <w:r>
+        <w:t>Per posar-hi un número concret: si a una temperatura donada l'aigua sola ja fes una pressió de vapor pràcticament igual a l'atmosfèrica (com passa a 100°C, al nivell del mar), qualsevol pressió addicional que aporti el compost aromàtic —per petita que sigui— ja fa que la suma superi la pressió atmosfèrica abans d'arribar als 100°C. És per això que, a la pràctica, una mescla d'aigua i oli essencial sol començar a bullir a una temperatura lleugerament per sota del punt d'ebullició normal de l'aigua pura, i no pas per sobre.</w:t>
+      </w:r>
+    </w:p>
+    <w:p>
+      <w:pPr>
+        <w:jc w:val="both"/>
+      </w:pPr>
+      <w:r>
         <w:t>Per a mescles miscibles (que no és el nostre cas, però val la pena esmentar-ho) el fenomen equivalent es descriu amb la llei de Raoult, on la pressió de vapor de cada component és proporcional a la seva fracció molar dins la dissolució.</w:t>
       </w:r>
     </w:p>
@@ -8714,11 +9002,11 @@
       <w:pPr>
         <w:pStyle w:val="2"/>
       </w:pPr>
-      <w:bookmarkStart w:id="45" w:name="_Toc239624127"/>
+      <w:bookmarkStart w:id="46" w:name="_Toc239624629"/>
       <w:r>
         <w:t>6.5 Què n'obtens, al final</w:t>
       </w:r>
-      <w:bookmarkEnd w:id="45"/>
+      <w:bookmarkEnd w:id="46"/>
     </w:p>
     <w:p>
       <w:pPr>
@@ -8768,11 +9056,12 @@
       <w:pPr>
         <w:pStyle w:val="2"/>
       </w:pPr>
-      <w:bookmarkStart w:id="46" w:name="_Toc239624128"/>
-      <w:r>
+      <w:bookmarkStart w:id="47" w:name="_Toc239624630"/>
+      <w:r>
+        <w:lastRenderedPageBreak/>
         <w:t>6.6 Punts forts i febles del mètode convencional</w:t>
       </w:r>
-      <w:bookmarkEnd w:id="46"/>
+      <w:bookmarkEnd w:id="47"/>
     </w:p>
     <w:p>
       <w:pPr>
@@ -8806,22 +9095,21 @@
       <w:pPr>
         <w:pStyle w:val="2"/>
       </w:pPr>
-      <w:bookmarkStart w:id="47" w:name="_Toc239624129"/>
-      <w:r>
-        <w:lastRenderedPageBreak/>
+      <w:bookmarkStart w:id="48" w:name="_Toc239624631"/>
+      <w:r>
         <w:t>6.7 Com accelerar-ho: la hidrodestil·lació assistida per ultrasons (UAHD)</w:t>
       </w:r>
-      <w:bookmarkEnd w:id="47"/>
+      <w:bookmarkEnd w:id="48"/>
     </w:p>
     <w:p>
       <w:pPr>
         <w:pStyle w:val="3"/>
       </w:pPr>
-      <w:bookmarkStart w:id="48" w:name="_Toc239624130"/>
+      <w:bookmarkStart w:id="49" w:name="_Toc239624632"/>
       <w:r>
         <w:t>6.7.1 Què és, exactament, la cavitació acústica</w:t>
       </w:r>
-      <w:bookmarkEnd w:id="48"/>
+      <w:bookmarkEnd w:id="49"/>
     </w:p>
     <w:p>
       <w:pPr>
@@ -8849,10 +9137,10 @@
           <w:noProof/>
         </w:rPr>
         <w:drawing>
-          <wp:inline distT="0" distB="0" distL="0" distR="0" wp14:anchorId="42B02E24" wp14:editId="5D828C7C">
+          <wp:inline distT="0" distB="0" distL="0" distR="0" wp14:anchorId="7FD1CAC4" wp14:editId="3F98567B">
             <wp:extent cx="5580000" cy="1820849"/>
             <wp:effectExtent l="0" t="0" r="1905" b="8255"/>
-            <wp:docPr id="1394613150" name="Рисунок 12"/>
+            <wp:docPr id="949742461" name="Рисунок 13"/>
             <wp:cNvGraphicFramePr>
               <a:graphicFrameLocks xmlns:a="http://schemas.openxmlformats.org/drawingml/2006/main" noChangeAspect="1"/>
             </wp:cNvGraphicFramePr>
@@ -8860,11 +9148,11 @@
               <a:graphicData uri="http://schemas.openxmlformats.org/drawingml/2006/picture">
                 <pic:pic xmlns:pic="http://schemas.openxmlformats.org/drawingml/2006/picture">
                   <pic:nvPicPr>
-                    <pic:cNvPr id="1394613150" name=""/>
+                    <pic:cNvPr id="949742461" name=""/>
                     <pic:cNvPicPr/>
                   </pic:nvPicPr>
                   <pic:blipFill>
-                    <a:blip r:embed="rId16" cstate="print">
+                    <a:blip r:embed="rId17" cstate="print">
                       <a:extLst>
                         <a:ext uri="{28A0092B-C50C-407E-A947-70E740481C1C}">
                           <a14:useLocalDpi xmlns:a14="http://schemas.microsoft.com/office/drawing/2010/main" val="0"/>
@@ -8900,15 +9188,15 @@
           <w:sz w:val="21"/>
         </w:rPr>
       </w:pPr>
-      <w:bookmarkStart w:id="49" w:name="fig12"/>
+      <w:bookmarkStart w:id="50" w:name="fig13"/>
       <w:r>
         <w:rPr>
           <w:i/>
           <w:sz w:val="21"/>
         </w:rPr>
-        <w:t>Figura 12. Seqüència simplificada de la cavitació acústica: nucleació, creixement, col·lapse de la bombolla i microjet que trenca la paret cel·lular.</w:t>
-      </w:r>
-      <w:bookmarkEnd w:id="49"/>
+        <w:t>Figura 13. Seqüència simplificada de la cavitació acústica: nucleació, creixement, col·lapse de la bombolla i microjet que trenca la paret cel·lular.</w:t>
+      </w:r>
+      <w:bookmarkEnd w:id="50"/>
     </w:p>
     <w:p>
       <w:pPr>
@@ -8934,12 +9222,13 @@
         <w:rPr>
           <w:noProof/>
         </w:rPr>
+        <w:lastRenderedPageBreak/>
         <w:drawing>
-          <wp:inline distT="0" distB="0" distL="0" distR="0" wp14:anchorId="2FE9A500" wp14:editId="2E9BB186">
+          <wp:inline distT="0" distB="0" distL="0" distR="0" wp14:anchorId="1ED9116C" wp14:editId="59C743DB">
             <wp:extent cx="3240000" cy="2430000"/>
             <wp:effectExtent l="0" t="0" r="0" b="8890"/>
-            <wp:docPr id="2050944719" name="Рисунок 13">
-              <a:hlinkClick xmlns:a="http://schemas.openxmlformats.org/drawingml/2006/main" r:id="rId17"/>
+            <wp:docPr id="515769986" name="Рисунок 14">
+              <a:hlinkClick xmlns:a="http://schemas.openxmlformats.org/drawingml/2006/main" r:id="rId18"/>
             </wp:docPr>
             <wp:cNvGraphicFramePr>
               <a:graphicFrameLocks xmlns:a="http://schemas.openxmlformats.org/drawingml/2006/main" noChangeAspect="1"/>
@@ -8948,13 +9237,13 @@
               <a:graphicData uri="http://schemas.openxmlformats.org/drawingml/2006/picture">
                 <pic:pic xmlns:pic="http://schemas.openxmlformats.org/drawingml/2006/picture">
                   <pic:nvPicPr>
-                    <pic:cNvPr id="2050944719" name="Рисунок 13">
-                      <a:hlinkClick r:id="rId17"/>
+                    <pic:cNvPr id="515769986" name="Рисунок 14">
+                      <a:hlinkClick r:id="rId18"/>
                     </pic:cNvPr>
                     <pic:cNvPicPr/>
                   </pic:nvPicPr>
                   <pic:blipFill>
-                    <a:blip r:embed="rId18">
+                    <a:blip r:embed="rId19">
                       <a:extLst>
                         <a:ext uri="{28A0092B-C50C-407E-A947-70E740481C1C}">
                           <a14:useLocalDpi xmlns:a14="http://schemas.microsoft.com/office/drawing/2010/main" val="0"/>
@@ -8990,15 +9279,15 @@
           <w:sz w:val="21"/>
         </w:rPr>
       </w:pPr>
-      <w:bookmarkStart w:id="50" w:name="fig13"/>
+      <w:bookmarkStart w:id="51" w:name="fig14"/>
       <w:r>
         <w:rPr>
           <w:i/>
           <w:sz w:val="21"/>
         </w:rPr>
-        <w:t>Figura 13 (video). Explicació general del fenomen físic de la cavitació.</w:t>
-      </w:r>
-      <w:bookmarkEnd w:id="50"/>
+        <w:t>Figura 14 (video). Explicació general del fenomen físic de la cavitació.</w:t>
+      </w:r>
+      <w:bookmarkEnd w:id="51"/>
     </w:p>
     <w:p>
       <w:pPr>
@@ -9019,102 +9308,110 @@
       <w:pPr>
         <w:pStyle w:val="3"/>
       </w:pPr>
-      <w:bookmarkStart w:id="51" w:name="_Toc239624131"/>
+      <w:bookmarkStart w:id="52" w:name="_Toc239624633"/>
+      <w:r>
+        <w:t>6.7.2 Què li passa, exactament, al teixit vegetal</w:t>
+      </w:r>
+      <w:bookmarkEnd w:id="52"/>
+    </w:p>
+    <w:p>
+      <w:pPr>
+        <w:jc w:val="both"/>
+      </w:pPr>
+      <w:r>
+        <w:t>Aquestes microforces trenquen les glàndules oleíferes, els tricomes o les cèl·lules secretores, i alliberen l'oli directament cap a l'aigua, en lloc que hagi de difondre's lentament a través de parets cel·lulars intactes com passa en el mètode convencional. A la pràctica, això es tradueix en una extracció més ràpida i, sovint, més completa.</w:t>
+      </w:r>
+    </w:p>
+    <w:p>
+      <w:pPr>
+        <w:jc w:val="both"/>
+      </w:pPr>
+      <w:r>
+        <w:t>Una manera senzilla de visualitzar-ho: en el mètode convencional, l'oli ha de "trobar el camí de sortida" travessant capes de cèl·lules intactes, una mica com l'aigua filtrant-se lentament a través de terra compactada. Amb la cavitació, en canvi, és com si s'obrissin milers de petits forats directament allà on hi ha l'oli emmagatzemat, de manera que ja no cal que difongui tanta distància abans d'arribar a l'aigua que l'arrossegarà cap al condensador.</w:t>
+      </w:r>
+    </w:p>
+    <w:p>
+      <w:pPr>
+        <w:pStyle w:val="3"/>
+      </w:pPr>
+      <w:bookmarkStart w:id="53" w:name="_Toc239624634"/>
+      <w:r>
+        <w:t>6.7.3 El que diu la literatura (i el que no diu)</w:t>
+      </w:r>
+      <w:bookmarkEnd w:id="53"/>
+    </w:p>
+    <w:p>
+      <w:pPr>
+        <w:ind w:left="357" w:hanging="357"/>
+        <w:jc w:val="both"/>
+      </w:pPr>
+      <w:r>
+        <w:t>- Cadena-Cadena et al. (2025): pretractament amb ultrasons (sonda, 750 W, 20 min) en pell de raïm aranja: rendiment 1,5% ± 0,49% amb ultrasons vs. 0,7% ± 0,03% sense —un 114% més.</w:t>
+      </w:r>
+    </w:p>
+    <w:p>
+      <w:pPr>
+        <w:ind w:left="357" w:hanging="357"/>
+        <w:jc w:val="both"/>
+      </w:pPr>
+      <w:r>
+        <w:t>- Thilakarathna et al. (2022): revisió que confirma el mecanisme de cavitació com a explicació general d'aquest tipus de millora.</w:t>
+      </w:r>
+    </w:p>
+    <w:p>
+      <w:pPr>
+        <w:ind w:left="357" w:hanging="357"/>
+        <w:jc w:val="both"/>
+      </w:pPr>
       <w:r>
         <w:lastRenderedPageBreak/>
-        <w:t>6.7.2 Què li passa, exactament, al teixit vegetal</w:t>
-      </w:r>
-      <w:bookmarkEnd w:id="51"/>
-    </w:p>
-    <w:p>
-      <w:pPr>
-        <w:jc w:val="both"/>
-      </w:pPr>
-      <w:r>
-        <w:t>Aquestes microforces trenquen les glàndules oleíferes, els tricomes o les cèl·lules secretores, i alliberen l'oli directament cap a l'aigua, en lloc que hagi de difondre's lentament a través de parets cel·lulars intactes com passa en el mètode convencional. A la pràctica, això es tradueix en una extracció més ràpida i, sovint, més completa.</w:t>
+        <w:t xml:space="preserve">- Abdel Samad et al. (2023): xifres de millora molt altes en pell de taronja amb un prototip propi. </w:t>
+      </w:r>
+      <w:r>
+        <w:rPr>
+          <w:rFonts w:ascii="Segoe UI Emoji" w:hAnsi="Segoe UI Emoji" w:cs="Segoe UI Emoji"/>
+        </w:rPr>
+        <w:t>⚠️</w:t>
+      </w:r>
+      <w:r>
+        <w:t xml:space="preserve"> No he pogut verificar directament aquestes xifres sobre l'article original, així que només les faig servir com a confirmació qualitativa, no com a dada concreta.</w:t>
+      </w:r>
+    </w:p>
+    <w:p>
+      <w:pPr>
+        <w:ind w:left="357" w:hanging="357"/>
+        <w:jc w:val="both"/>
+      </w:pPr>
+      <w:r>
+        <w:t xml:space="preserve">- Singh, Wikaputri, Bhoi et al. (2025): un estudi que sí que fa servir pètals de rosa —però amb extracció assistida per ultrasons </w:t>
+      </w:r>
+      <w:r>
+        <w:rPr>
+          <w:b/>
+        </w:rPr>
+        <w:t>amb dissolvent (etanol)</w:t>
+      </w:r>
+      <w:r>
+        <w:t>, no amb hidrodestil·lació amb aigua com faig jo. És una diferència metodològica important que no vull amagar: aquest estudi demostra que els ultrasons també funcionen sobre teixit de rosa, però no és directament comparable amb el meu disseny.</w:t>
+      </w:r>
+    </w:p>
+    <w:p>
+      <w:pPr>
+        <w:jc w:val="both"/>
+      </w:pPr>
+      <w:r>
+        <w:t>Amb tot això, el que no he trobat és, específicament, una comparació d'hidrodestil·lació convencional versus UAHD (amb aigua) sobre pètals de rosa. Ho dic amb cautela: la meva cerca no ha estat una revisió sistemàtica exhaustiva, així que no puc descartar del tot que existeixi algun estudi que no hagi trobat. Amb aquesta salvetat, crec que la comparació que proposo aporta alguna cosa nova.</w:t>
       </w:r>
     </w:p>
     <w:p>
       <w:pPr>
         <w:pStyle w:val="3"/>
       </w:pPr>
-      <w:bookmarkStart w:id="52" w:name="_Toc239624132"/>
-      <w:r>
-        <w:t>6.7.3 El que diu la literatura (i el que no diu)</w:t>
-      </w:r>
-      <w:bookmarkEnd w:id="52"/>
-    </w:p>
-    <w:p>
-      <w:pPr>
-        <w:ind w:left="357" w:hanging="357"/>
-        <w:jc w:val="both"/>
-      </w:pPr>
-      <w:r>
-        <w:t>- Cadena-Cadena et al. (2025): pretractament amb ultrasons (sonda, 750 W, 20 min) en pell de raïm aranja: rendiment 1,5% ± 0,49% amb ultrasons vs. 0,7% ± 0,03% sense —un 114% més.</w:t>
-      </w:r>
-    </w:p>
-    <w:p>
-      <w:pPr>
-        <w:ind w:left="357" w:hanging="357"/>
-        <w:jc w:val="both"/>
-      </w:pPr>
-      <w:r>
-        <w:t>- Thilakarathna et al. (2022): revisió que confirma el mecanisme de cavitació com a explicació general d'aquest tipus de millora.</w:t>
-      </w:r>
-    </w:p>
-    <w:p>
-      <w:pPr>
-        <w:ind w:left="357" w:hanging="357"/>
-        <w:jc w:val="both"/>
-      </w:pPr>
-      <w:r>
-        <w:t xml:space="preserve">- Abdel Samad et al. (2023): xifres de millora molt altes en pell de taronja amb un prototip propi. </w:t>
-      </w:r>
-      <w:r>
-        <w:rPr>
-          <w:rFonts w:ascii="Segoe UI Emoji" w:hAnsi="Segoe UI Emoji" w:cs="Segoe UI Emoji"/>
-        </w:rPr>
-        <w:t>⚠️</w:t>
-      </w:r>
-      <w:r>
-        <w:t xml:space="preserve"> No he pogut verificar directament aquestes xifres sobre l'article original, així que només les faig servir com a confirmació qualitativa, no com a dada concreta.</w:t>
-      </w:r>
-    </w:p>
-    <w:p>
-      <w:pPr>
-        <w:ind w:left="357" w:hanging="357"/>
-        <w:jc w:val="both"/>
-      </w:pPr>
-      <w:r>
-        <w:t xml:space="preserve">- Singh, Wikaputri, Bhoi et al. (2025): un estudi que sí que fa servir pètals de rosa —però amb extracció assistida per ultrasons </w:t>
-      </w:r>
-      <w:r>
-        <w:rPr>
-          <w:b/>
-        </w:rPr>
-        <w:t>amb dissolvent (etanol)</w:t>
-      </w:r>
-      <w:r>
-        <w:t>, no amb hidrodestil·lació amb aigua com faig jo. És una diferència metodològica important que no vull amagar: aquest estudi demostra que els ultrasons també funcionen sobre teixit de rosa, però no és directament comparable amb el meu disseny.</w:t>
-      </w:r>
-    </w:p>
-    <w:p>
-      <w:pPr>
-        <w:jc w:val="both"/>
-      </w:pPr>
-      <w:r>
-        <w:t>Amb tot això, el que no he trobat és, específicament, una comparació d'hidrodestil·lació convencional versus UAHD (amb aigua) sobre pètals de rosa. Ho dic amb cautela: la meva cerca no ha estat una revisió sistemàtica exhaustiva, així que no puc descartar del tot que existeixi algun estudi que no hagi trobat. Amb aquesta salvetat, crec que la comparació que proposo aporta alguna cosa nova.</w:t>
-      </w:r>
-    </w:p>
-    <w:p>
-      <w:pPr>
-        <w:pStyle w:val="3"/>
-      </w:pPr>
-      <w:bookmarkStart w:id="53" w:name="_Toc239624133"/>
+      <w:bookmarkStart w:id="54" w:name="_Toc239624635"/>
       <w:r>
         <w:t>6.7.4 La limitació més gran d'aquest treball: la potència</w:t>
       </w:r>
-      <w:bookmarkEnd w:id="53"/>
+      <w:bookmarkEnd w:id="54"/>
     </w:p>
     <w:p>
       <w:pPr>
@@ -9132,12 +9429,11 @@
         <w:rPr>
           <w:noProof/>
         </w:rPr>
-        <w:lastRenderedPageBreak/>
         <w:drawing>
-          <wp:inline distT="0" distB="0" distL="0" distR="0" wp14:anchorId="54D6574E" wp14:editId="00FF51C6">
+          <wp:inline distT="0" distB="0" distL="0" distR="0" wp14:anchorId="39AD63B1" wp14:editId="32F4C254">
             <wp:extent cx="4320000" cy="1828401"/>
             <wp:effectExtent l="0" t="0" r="4445" b="635"/>
-            <wp:docPr id="584047012" name="Рисунок 14"/>
+            <wp:docPr id="1863159617" name="Рисунок 15"/>
             <wp:cNvGraphicFramePr>
               <a:graphicFrameLocks xmlns:a="http://schemas.openxmlformats.org/drawingml/2006/main" noChangeAspect="1"/>
             </wp:cNvGraphicFramePr>
@@ -9145,11 +9441,11 @@
               <a:graphicData uri="http://schemas.openxmlformats.org/drawingml/2006/picture">
                 <pic:pic xmlns:pic="http://schemas.openxmlformats.org/drawingml/2006/picture">
                   <pic:nvPicPr>
-                    <pic:cNvPr id="584047012" name=""/>
+                    <pic:cNvPr id="1863159617" name=""/>
                     <pic:cNvPicPr/>
                   </pic:nvPicPr>
                   <pic:blipFill>
-                    <a:blip r:embed="rId19">
+                    <a:blip r:embed="rId20">
                       <a:extLst>
                         <a:ext uri="{28A0092B-C50C-407E-A947-70E740481C1C}">
                           <a14:useLocalDpi xmlns:a14="http://schemas.microsoft.com/office/drawing/2010/main" val="0"/>
@@ -9185,15 +9481,15 @@
           <w:sz w:val="21"/>
         </w:rPr>
       </w:pPr>
-      <w:bookmarkStart w:id="54" w:name="fig14"/>
+      <w:bookmarkStart w:id="55" w:name="fig15"/>
       <w:r>
         <w:rPr>
           <w:i/>
           <w:sz w:val="21"/>
         </w:rPr>
-        <w:t>Figura 14. Bany d'ultrasons domèstic com el que s'utilitzarà en aquest treball, molt menys potent que els sonicadors de sonda emprats als estudis de referència.</w:t>
-      </w:r>
-      <w:bookmarkEnd w:id="54"/>
+        <w:t>Figura 15. Bany d'ultrasons domèstic com el que s'utilitzarà en aquest treball, molt menys potent que els sonicadors de sonda emprats als estudis de referència.</w:t>
+      </w:r>
+      <w:bookmarkEnd w:id="55"/>
     </w:p>
     <w:p>
       <w:pPr>
@@ -9222,21 +9518,22 @@
       <w:pPr>
         <w:pStyle w:val="1"/>
       </w:pPr>
-      <w:bookmarkStart w:id="55" w:name="_Toc239624134"/>
-      <w:r>
+      <w:bookmarkStart w:id="56" w:name="_Toc239624636"/>
+      <w:r>
+        <w:lastRenderedPageBreak/>
         <w:t>7. Factors que afecten el rendiment de l'extracció</w:t>
       </w:r>
-      <w:bookmarkEnd w:id="55"/>
+      <w:bookmarkEnd w:id="56"/>
     </w:p>
     <w:p>
       <w:pPr>
         <w:pStyle w:val="2"/>
       </w:pPr>
-      <w:bookmarkStart w:id="56" w:name="_Toc239624135"/>
+      <w:bookmarkStart w:id="57" w:name="_Toc239624637"/>
       <w:r>
         <w:t>7.1 Per què cal parlar-ne</w:t>
       </w:r>
-      <w:bookmarkEnd w:id="56"/>
+      <w:bookmarkEnd w:id="57"/>
     </w:p>
     <w:p>
       <w:pPr>
@@ -9250,11 +9547,11 @@
       <w:pPr>
         <w:pStyle w:val="2"/>
       </w:pPr>
-      <w:bookmarkStart w:id="57" w:name="_Toc239624136"/>
+      <w:bookmarkStart w:id="58" w:name="_Toc239624638"/>
       <w:r>
         <w:t>7.2 Temperatura</w:t>
       </w:r>
-      <w:bookmarkEnd w:id="57"/>
+      <w:bookmarkEnd w:id="58"/>
     </w:p>
     <w:p>
       <w:pPr>
@@ -9268,11 +9565,11 @@
       <w:pPr>
         <w:pStyle w:val="2"/>
       </w:pPr>
-      <w:bookmarkStart w:id="58" w:name="_Toc239624137"/>
+      <w:bookmarkStart w:id="59" w:name="_Toc239624639"/>
       <w:r>
         <w:t>7.3 Temps</w:t>
       </w:r>
-      <w:bookmarkEnd w:id="58"/>
+      <w:bookmarkEnd w:id="59"/>
     </w:p>
     <w:p>
       <w:pPr>
@@ -9286,11 +9583,11 @@
       <w:pPr>
         <w:pStyle w:val="2"/>
       </w:pPr>
-      <w:bookmarkStart w:id="59" w:name="_Toc239624138"/>
+      <w:bookmarkStart w:id="60" w:name="_Toc239624640"/>
       <w:r>
         <w:t>7.4 Tipus i part de la planta</w:t>
       </w:r>
-      <w:bookmarkEnd w:id="59"/>
+      <w:bookmarkEnd w:id="60"/>
     </w:p>
     <w:p>
       <w:pPr>
@@ -9304,11 +9601,11 @@
       <w:pPr>
         <w:pStyle w:val="2"/>
       </w:pPr>
-      <w:bookmarkStart w:id="60" w:name="_Toc239624139"/>
+      <w:bookmarkStart w:id="61" w:name="_Toc239624641"/>
       <w:r>
         <w:t>7.5 Mida de la mostra</w:t>
       </w:r>
-      <w:bookmarkEnd w:id="60"/>
+      <w:bookmarkEnd w:id="61"/>
     </w:p>
     <w:p>
       <w:pPr>
@@ -9322,213 +9619,216 @@
       <w:pPr>
         <w:pStyle w:val="2"/>
       </w:pPr>
-      <w:bookmarkStart w:id="61" w:name="_Toc239624140"/>
+      <w:bookmarkStart w:id="62" w:name="_Toc239624642"/>
+      <w:r>
+        <w:t>7.6 Proporció material/aigua</w:t>
+      </w:r>
+      <w:bookmarkEnd w:id="62"/>
+    </w:p>
+    <w:p>
+      <w:pPr>
+        <w:jc w:val="both"/>
+      </w:pPr>
+      <w:r>
+        <w:t>Massa poca aigua es pot arribar a evaporar del tot abans de temps; massa aigua allarga innecessàriament el procés. Cal mantenir-la constant entre condicions per poder comparar-les de manera justa.</w:t>
+      </w:r>
+    </w:p>
+    <w:p>
+      <w:pPr>
+        <w:pStyle w:val="2"/>
+      </w:pPr>
+      <w:bookmarkStart w:id="63" w:name="_Toc239624643"/>
+      <w:r>
+        <w:t>7.7 Pressió i estanqueïtat</w:t>
+      </w:r>
+      <w:bookmarkEnd w:id="63"/>
+    </w:p>
+    <w:p>
+      <w:pPr>
+        <w:jc w:val="both"/>
+      </w:pPr>
+      <w:r>
+        <w:t>Un sistema ben tancat evita que es perdin compostos aromàtics amb el vapor que s'escapa.</w:t>
+      </w:r>
+    </w:p>
+    <w:p>
+      <w:pPr>
+        <w:pStyle w:val="2"/>
+      </w:pPr>
+      <w:bookmarkStart w:id="64" w:name="_Toc239624644"/>
+      <w:r>
+        <w:t>7.8 Potència, freqüència i temps d'ultrasons (específic de la UAHD)</w:t>
+      </w:r>
+      <w:bookmarkEnd w:id="64"/>
+    </w:p>
+    <w:p>
+      <w:pPr>
+        <w:jc w:val="both"/>
+      </w:pPr>
+      <w:r>
+        <w:t>Aquí el rendiment depèn també d'aquests tres paràmetres, que en el meu cas estan limitats per l'equip disponible (secció 6.7.4).</w:t>
+      </w:r>
+    </w:p>
+    <w:p>
+      <w:pPr>
+        <w:pStyle w:val="2"/>
+      </w:pPr>
+      <w:bookmarkStart w:id="65" w:name="_Toc239624645"/>
       <w:r>
         <w:lastRenderedPageBreak/>
-        <w:t>7.6 Proporció material/aigua</w:t>
-      </w:r>
-      <w:bookmarkEnd w:id="61"/>
-    </w:p>
-    <w:p>
-      <w:pPr>
-        <w:jc w:val="both"/>
-      </w:pPr>
-      <w:r>
-        <w:t>Massa poca aigua es pot arribar a evaporar del tot abans de temps; massa aigua allarga innecessàriament el procés. Cal mantenir-la constant entre condicions per poder comparar-les de manera justa.</w:t>
-      </w:r>
+        <w:t>7.9 Qualitat del muntatge</w:t>
+      </w:r>
+      <w:bookmarkEnd w:id="65"/>
+    </w:p>
+    <w:p>
+      <w:pPr>
+        <w:jc w:val="both"/>
+      </w:pPr>
+      <w:r>
+        <w:t>Fuites de vapor, mala condensació o pèrdues de calor poden reduir el rendiment per motius que no tenen res a veure amb la química, sinó amb com de ben muntat estigui l'experiment.</w:t>
+      </w:r>
+    </w:p>
+    <w:p>
+      <w:pPr>
+        <w:pStyle w:val="1"/>
+      </w:pPr>
+      <w:bookmarkStart w:id="66" w:name="_Toc239624646"/>
+      <w:r>
+        <w:t>8. Per què comparar mètodes i no espècies</w:t>
+      </w:r>
+      <w:bookmarkEnd w:id="66"/>
     </w:p>
     <w:p>
       <w:pPr>
         <w:pStyle w:val="2"/>
       </w:pPr>
-      <w:bookmarkStart w:id="62" w:name="_Toc239624141"/>
-      <w:r>
-        <w:t>7.7 Pressió i estanqueïtat</w:t>
-      </w:r>
-      <w:bookmarkEnd w:id="62"/>
-    </w:p>
-    <w:p>
-      <w:pPr>
-        <w:jc w:val="both"/>
-      </w:pPr>
-      <w:r>
-        <w:t>Un sistema ben tancat evita que es perdin compostos aromàtics amb el vapor que s'escapa.</w:t>
+      <w:bookmarkStart w:id="67" w:name="_Toc239624647"/>
+      <w:r>
+        <w:t>8.1 Com ha canviat el disseny d'aquest treball</w:t>
+      </w:r>
+      <w:bookmarkEnd w:id="67"/>
+    </w:p>
+    <w:p>
+      <w:pPr>
+        <w:jc w:val="both"/>
+      </w:pPr>
+      <w:r>
+        <w:t>La primera versió d'aquest treball comparava el rendiment entre diferents espècies (cítrics, rosa, romaní), amb la idea que els cítrics donarien més rendiment per tenir més monoterpens volàtils. És un disseny vàlid, però, pensant-hi més, em vaig adonar que respon a una pregunta que ja està força documentada (quines plantes tenen més oli essencial és relativament conegut).</w:t>
+      </w:r>
+    </w:p>
+    <w:p>
+      <w:pPr>
+        <w:jc w:val="both"/>
+      </w:pPr>
+      <w:r>
+        <w:t>Per això he decidit plantejar una pregunta amb menys resposta prèvia: si una millora documentada en un context concret (UAHD en cítrics) es manté quan canvies alhora el material i, en certa manera, el tipus de compost majoritari (rosa). Crec que això aporta un component més original, i de pas m'ha permès formular una hipòtesi molt més mesurable que l'anterior (la primera versió no deia clarament respecte a què havia de ser "millor" el resultat).</w:t>
       </w:r>
     </w:p>
     <w:p>
       <w:pPr>
         <w:pStyle w:val="2"/>
       </w:pPr>
-      <w:bookmarkStart w:id="63" w:name="_Toc239624142"/>
-      <w:r>
-        <w:t>7.8 Potència, freqüència i temps d'ultrasons (específic de la UAHD)</w:t>
-      </w:r>
-      <w:bookmarkEnd w:id="63"/>
-    </w:p>
-    <w:p>
-      <w:pPr>
-        <w:jc w:val="both"/>
-      </w:pPr>
-      <w:r>
-        <w:t>Aquí el rendiment depèn també d'aquests tres paràmetres, que en el meu cas estan limitats per l'equip disponible (secció 6.7.4).</w:t>
+      <w:bookmarkStart w:id="68" w:name="_Toc239624648"/>
+      <w:r>
+        <w:t>8.2 Per què la rosa [PROVISIONAL]</w:t>
+      </w:r>
+      <w:bookmarkEnd w:id="68"/>
+    </w:p>
+    <w:p>
+      <w:pPr>
+        <w:ind w:left="357" w:hanging="357"/>
+        <w:jc w:val="both"/>
+      </w:pPr>
+      <w:r>
+        <w:t>- Hi ha molta literatura de referència sobre destil·lació convencional de rosa ("rosa otto"), cosa que em permet comparar amb valors ja coneguts.</w:t>
+      </w:r>
+    </w:p>
+    <w:p>
+      <w:pPr>
+        <w:ind w:left="357" w:hanging="357"/>
+        <w:jc w:val="both"/>
+      </w:pPr>
+      <w:r>
+        <w:t>- La seva composició química (alcohols terpènics) és força diferent de la dels cítrics (monoterpè no oxigenat), que és exactament el que vull comprovar.</w:t>
+      </w:r>
+    </w:p>
+    <w:p>
+      <w:pPr>
+        <w:ind w:left="357" w:hanging="357"/>
+        <w:jc w:val="both"/>
+      </w:pPr>
+      <w:r>
+        <w:t>- La puc aconseguir a través d'una floristeria, cosa que evita haver de recol·lectar plantes silvestres o d'espècies protegides.</w:t>
+      </w:r>
+    </w:p>
+    <w:p>
+      <w:pPr>
+        <w:ind w:left="357" w:hanging="357"/>
+        <w:jc w:val="both"/>
+      </w:pPr>
+      <w:r>
+        <w:t>- No té toxicitat coneguda en les condicions d'aquest experiment, a diferència d'altres flors que vaig considerar i vaig descartar durant la planificació.</w:t>
       </w:r>
     </w:p>
     <w:p>
       <w:pPr>
         <w:pStyle w:val="2"/>
       </w:pPr>
-      <w:bookmarkStart w:id="64" w:name="_Toc239624143"/>
-      <w:r>
-        <w:t>7.9 Qualitat del muntatge</w:t>
-      </w:r>
-      <w:bookmarkEnd w:id="64"/>
-    </w:p>
-    <w:p>
-      <w:pPr>
-        <w:jc w:val="both"/>
-      </w:pPr>
-      <w:r>
-        <w:t>Fuites de vapor, mala condensació o pèrdues de calor poden reduir el rendiment per motius que no tenen res a veure amb la química, sinó amb com de ben muntat estigui l'experiment.</w:t>
+      <w:bookmarkStart w:id="69" w:name="_Toc239624649"/>
+      <w:r>
+        <w:t>8.3 És realment original, això?</w:t>
+      </w:r>
+      <w:bookmarkEnd w:id="69"/>
+    </w:p>
+    <w:p>
+      <w:pPr>
+        <w:jc w:val="both"/>
+      </w:pPr>
+      <w:r>
+        <w:t xml:space="preserve">Com deia al 6.7.3, hi ha estudis sobre ultrasons en cítrics (hidrodestil·lació) i, per separat, sobre ultrasons en rosa (però amb dissolvent, no amb aigua). No he trobat una comparació </w:t>
+      </w:r>
+      <w:r>
+        <w:lastRenderedPageBreak/>
+        <w:t>específica d'hidrodestil·lació convencional versus UAHD amb aigua sobre pètals de rosa. Ho dic amb la cautela pròpia d'un treball de Batxillerat: la meva recerca no ha estat exhaustiva, així que no puc assegurar al 100% que no existeixi. Amb aquesta reserva, crec que la comparació aporta alguna cosa que val la pena.</w:t>
+      </w:r>
+    </w:p>
+    <w:p>
+      <w:pPr>
+        <w:pStyle w:val="2"/>
+      </w:pPr>
+      <w:bookmarkStart w:id="70" w:name="_Toc239624650"/>
+      <w:r>
+        <w:t>8.4 Una mica de context: la química verda</w:t>
+      </w:r>
+      <w:bookmarkEnd w:id="70"/>
+    </w:p>
+    <w:p>
+      <w:pPr>
+        <w:jc w:val="both"/>
+      </w:pPr>
+      <w:r>
+        <w:t>Si la UAHD funcionés també amb material floral i equipament no professional, això reforçaria l'interès pràctic de la tècnica per a productors petits, o per aprofitar subproductes vegetals que normalment es llencen. És exactament la lògica dels principis de la química verda (Anastas i Warner, 1998): gastar menys energia i aprofitar millor els recursos.</w:t>
       </w:r>
     </w:p>
     <w:p>
       <w:pPr>
         <w:pStyle w:val="1"/>
       </w:pPr>
-      <w:bookmarkStart w:id="65" w:name="_Toc239624144"/>
-      <w:r>
-        <w:t>8. Per què comparar mètodes i no espècies</w:t>
-      </w:r>
-      <w:bookmarkEnd w:id="65"/>
+      <w:bookmarkStart w:id="71" w:name="_Toc239624651"/>
+      <w:r>
+        <w:t>9. Perfumeria: de la molècula al producte final</w:t>
+      </w:r>
+      <w:bookmarkEnd w:id="71"/>
     </w:p>
     <w:p>
       <w:pPr>
         <w:pStyle w:val="2"/>
       </w:pPr>
-      <w:bookmarkStart w:id="66" w:name="_Toc239624145"/>
-      <w:r>
-        <w:t>8.1 Com ha canviat el disseny d'aquest treball</w:t>
-      </w:r>
-      <w:bookmarkEnd w:id="66"/>
-    </w:p>
-    <w:p>
-      <w:pPr>
-        <w:jc w:val="both"/>
-      </w:pPr>
-      <w:r>
-        <w:t>La primera versió d'aquest treball comparava el rendiment entre diferents espècies (cítrics, rosa, romaní), amb la idea que els cítrics donarien més rendiment per tenir més monoterpens volàtils. És un disseny vàlid, però, pensant-hi més, em vaig adonar que respon a una pregunta que ja està força documentada (quines plantes tenen més oli essencial és relativament conegut).</w:t>
-      </w:r>
-    </w:p>
-    <w:p>
-      <w:pPr>
-        <w:jc w:val="both"/>
-      </w:pPr>
-      <w:r>
-        <w:t>Per això he decidit plantejar una pregunta amb menys resposta prèvia: si una millora documentada en un context concret (UAHD en cítrics) es manté quan canvies alhora el material i, en certa manera, el tipus de compost majoritari (rosa). Crec que això aporta un component més original, i de pas m'ha permès formular una hipòtesi molt més mesurable que l'anterior (la primera versió no deia clarament respecte a què havia de ser "millor" el resultat).</w:t>
-      </w:r>
-    </w:p>
-    <w:p>
-      <w:pPr>
-        <w:pStyle w:val="2"/>
-      </w:pPr>
-      <w:bookmarkStart w:id="67" w:name="_Toc239624146"/>
-      <w:r>
-        <w:lastRenderedPageBreak/>
-        <w:t>8.2 Per què la rosa [PROVISIONAL]</w:t>
-      </w:r>
-      <w:bookmarkEnd w:id="67"/>
-    </w:p>
-    <w:p>
-      <w:pPr>
-        <w:ind w:left="357" w:hanging="357"/>
-        <w:jc w:val="both"/>
-      </w:pPr>
-      <w:r>
-        <w:t>- Hi ha molta literatura de referència sobre destil·lació convencional de rosa ("rosa otto"), cosa que em permet comparar amb valors ja coneguts.</w:t>
-      </w:r>
-    </w:p>
-    <w:p>
-      <w:pPr>
-        <w:ind w:left="357" w:hanging="357"/>
-        <w:jc w:val="both"/>
-      </w:pPr>
-      <w:r>
-        <w:t>- La seva composició química (alcohols terpènics) és força diferent de la dels cítrics (monoterpè no oxigenat), que és exactament el que vull comprovar.</w:t>
-      </w:r>
-    </w:p>
-    <w:p>
-      <w:pPr>
-        <w:ind w:left="357" w:hanging="357"/>
-        <w:jc w:val="both"/>
-      </w:pPr>
-      <w:r>
-        <w:t>- La puc aconseguir a través d'una floristeria, cosa que evita haver de recol·lectar plantes silvestres o d'espècies protegides.</w:t>
-      </w:r>
-    </w:p>
-    <w:p>
-      <w:pPr>
-        <w:ind w:left="357" w:hanging="357"/>
-        <w:jc w:val="both"/>
-      </w:pPr>
-      <w:r>
-        <w:t>- No té toxicitat coneguda en les condicions d'aquest experiment, a diferència d'altres flors que vaig considerar i vaig descartar durant la planificació.</w:t>
-      </w:r>
-    </w:p>
-    <w:p>
-      <w:pPr>
-        <w:pStyle w:val="2"/>
-      </w:pPr>
-      <w:bookmarkStart w:id="68" w:name="_Toc239624147"/>
-      <w:r>
-        <w:t>8.3 És realment original, això?</w:t>
-      </w:r>
-      <w:bookmarkEnd w:id="68"/>
-    </w:p>
-    <w:p>
-      <w:pPr>
-        <w:jc w:val="both"/>
-      </w:pPr>
-      <w:r>
-        <w:t>Com deia al 6.7.3, hi ha estudis sobre ultrasons en cítrics (hidrodestil·lació) i, per separat, sobre ultrasons en rosa (però amb dissolvent, no amb aigua). No he trobat una comparació específica d'hidrodestil·lació convencional versus UAHD amb aigua sobre pètals de rosa. Ho dic amb la cautela pròpia d'un treball de Batxillerat: la meva recerca no ha estat exhaustiva, així que no puc assegurar al 100% que no existeixi. Amb aquesta reserva, crec que la comparació aporta alguna cosa que val la pena.</w:t>
-      </w:r>
-    </w:p>
-    <w:p>
-      <w:pPr>
-        <w:pStyle w:val="2"/>
-      </w:pPr>
-      <w:bookmarkStart w:id="69" w:name="_Toc239624148"/>
-      <w:r>
-        <w:t>8.4 Una mica de context: la química verda</w:t>
-      </w:r>
-      <w:bookmarkEnd w:id="69"/>
-    </w:p>
-    <w:p>
-      <w:pPr>
-        <w:jc w:val="both"/>
-      </w:pPr>
-      <w:r>
-        <w:t>Si la UAHD funcionés també amb material floral i equipament no professional, això reforçaria l'interès pràctic de la tècnica per a productors petits, o per aprofitar subproductes vegetals que normalment es llencen. És exactament la lògica dels principis de la química verda (Anastas i Warner, 1998): gastar menys energia i aprofitar millor els recursos.</w:t>
-      </w:r>
-    </w:p>
-    <w:p>
-      <w:pPr>
-        <w:pStyle w:val="1"/>
-      </w:pPr>
-      <w:bookmarkStart w:id="70" w:name="_Toc239624149"/>
-      <w:r>
-        <w:t>9. Perfumeria: de la molècula al producte final</w:t>
-      </w:r>
-      <w:bookmarkEnd w:id="70"/>
-    </w:p>
-    <w:p>
-      <w:pPr>
-        <w:pStyle w:val="2"/>
-      </w:pPr>
-      <w:bookmarkStart w:id="71" w:name="_Toc239624150"/>
+      <w:bookmarkStart w:id="72" w:name="_Toc239624652"/>
       <w:r>
         <w:t>9.1 Què és, al final, un perfum</w:t>
       </w:r>
-      <w:bookmarkEnd w:id="71"/>
+      <w:bookmarkEnd w:id="72"/>
     </w:p>
     <w:p>
       <w:pPr>
@@ -9540,80 +9840,6 @@
     </w:p>
     <w:p>
       <w:pPr>
-        <w:pStyle w:val="2"/>
-      </w:pPr>
-      <w:bookmarkStart w:id="72" w:name="_Toc239624151"/>
-      <w:r>
-        <w:t>9.2 La piràmide olfactiva</w:t>
-      </w:r>
-      <w:bookmarkEnd w:id="72"/>
-    </w:p>
-    <w:p>
-      <w:pPr>
-        <w:jc w:val="both"/>
-      </w:pPr>
-      <w:r>
-        <w:t>Els perfums es construeixen segons la volatilitat relativa dels seus components:</w:t>
-      </w:r>
-    </w:p>
-    <w:p>
-      <w:pPr>
-        <w:ind w:left="357" w:hanging="357"/>
-        <w:jc w:val="both"/>
-      </w:pPr>
-      <w:r>
-        <w:lastRenderedPageBreak/>
-        <w:t xml:space="preserve">- </w:t>
-      </w:r>
-      <w:r>
-        <w:rPr>
-          <w:b/>
-        </w:rPr>
-        <w:t>Notes de sortida</w:t>
-      </w:r>
-      <w:r>
-        <w:t xml:space="preserve"> — molècules petites, molt volàtils; desapareixen en pocs minuts.</w:t>
-      </w:r>
-    </w:p>
-    <w:p>
-      <w:pPr>
-        <w:ind w:left="357" w:hanging="357"/>
-        <w:jc w:val="both"/>
-      </w:pPr>
-      <w:r>
-        <w:t xml:space="preserve">- </w:t>
-      </w:r>
-      <w:r>
-        <w:rPr>
-          <w:b/>
-        </w:rPr>
-        <w:t>Notes de cor</w:t>
-      </w:r>
-      <w:r>
-        <w:t xml:space="preserve"> — el cos principal del perfum, apareix quan les de sortida ja s'han dissipat.</w:t>
-      </w:r>
-    </w:p>
-    <w:p>
-      <w:pPr>
-        <w:ind w:left="357" w:hanging="357"/>
-        <w:jc w:val="both"/>
-      </w:pPr>
-      <w:r>
-        <w:t xml:space="preserve">- </w:t>
-      </w:r>
-      <w:r>
-        <w:rPr>
-          <w:b/>
-        </w:rPr>
-        <w:t>Notes de fons</w:t>
-      </w:r>
-      <w:r>
-        <w:t xml:space="preserve"> — molècules grans, poc volàtils, que poden durar hores.</w:t>
-      </w:r>
-    </w:p>
-    <w:p>
-      <w:pPr>
-        <w:ind w:left="357" w:hanging="357"/>
         <w:jc w:val="center"/>
       </w:pPr>
       <w:r>
@@ -9621,10 +9847,10 @@
           <w:noProof/>
         </w:rPr>
         <w:drawing>
-          <wp:inline distT="0" distB="0" distL="0" distR="0" wp14:anchorId="37E9EA11" wp14:editId="4B502AB0">
-            <wp:extent cx="3600000" cy="2999932"/>
-            <wp:effectExtent l="0" t="0" r="635" b="0"/>
-            <wp:docPr id="1867046368" name="Рисунок 15"/>
+          <wp:inline distT="0" distB="0" distL="0" distR="0" wp14:anchorId="36FB7D7C" wp14:editId="343064D0">
+            <wp:extent cx="4320000" cy="4320000"/>
+            <wp:effectExtent l="0" t="0" r="4445" b="4445"/>
+            <wp:docPr id="601006834" name="Рисунок 16"/>
             <wp:cNvGraphicFramePr>
               <a:graphicFrameLocks xmlns:a="http://schemas.openxmlformats.org/drawingml/2006/main" noChangeAspect="1"/>
             </wp:cNvGraphicFramePr>
@@ -9632,11 +9858,178 @@
               <a:graphicData uri="http://schemas.openxmlformats.org/drawingml/2006/picture">
                 <pic:pic xmlns:pic="http://schemas.openxmlformats.org/drawingml/2006/picture">
                   <pic:nvPicPr>
-                    <pic:cNvPr id="1867046368" name=""/>
+                    <pic:cNvPr id="601006834" name=""/>
                     <pic:cNvPicPr/>
                   </pic:nvPicPr>
                   <pic:blipFill>
-                    <a:blip r:embed="rId20" cstate="print">
+                    <a:blip r:embed="rId21" cstate="print">
+                      <a:extLst>
+                        <a:ext uri="{28A0092B-C50C-407E-A947-70E740481C1C}">
+                          <a14:useLocalDpi xmlns:a14="http://schemas.microsoft.com/office/drawing/2010/main" val="0"/>
+                        </a:ext>
+                      </a:extLst>
+                    </a:blip>
+                    <a:stretch>
+                      <a:fillRect/>
+                    </a:stretch>
+                  </pic:blipFill>
+                  <pic:spPr>
+                    <a:xfrm>
+                      <a:off x="0" y="0"/>
+                      <a:ext cx="4320000" cy="4320000"/>
+                    </a:xfrm>
+                    <a:prstGeom prst="rect">
+                      <a:avLst/>
+                    </a:prstGeom>
+                  </pic:spPr>
+                </pic:pic>
+              </a:graphicData>
+            </a:graphic>
+          </wp:inline>
+        </w:drawing>
+      </w:r>
+    </w:p>
+    <w:p>
+      <w:pPr>
+        <w:spacing w:after="40"/>
+        <w:jc w:val="center"/>
+        <w:rPr>
+          <w:i/>
+          <w:sz w:val="21"/>
+        </w:rPr>
+      </w:pPr>
+      <w:bookmarkStart w:id="73" w:name="fig16"/>
+      <w:r>
+        <w:rPr>
+          <w:i/>
+          <w:sz w:val="21"/>
+        </w:rPr>
+        <w:lastRenderedPageBreak/>
+        <w:t>Figura 16. Ampolles de perfum de diferents formes i èpoques: el disseny del recipient forma part, històricament, de com s'ha comercialitzat i conservat l'oli essencial o l'extracte.</w:t>
+      </w:r>
+      <w:bookmarkEnd w:id="73"/>
+    </w:p>
+    <w:p>
+      <w:pPr>
+        <w:spacing w:after="280"/>
+        <w:jc w:val="center"/>
+        <w:rPr>
+          <w:sz w:val="18"/>
+        </w:rPr>
+      </w:pPr>
+      <w:r>
+        <w:rPr>
+          <w:sz w:val="18"/>
+        </w:rPr>
+        <w:t>Angela Andriot, Wikimedia Commons, CC BY-SA 3.0.</w:t>
+      </w:r>
+    </w:p>
+    <w:p>
+      <w:pPr>
+        <w:jc w:val="both"/>
+      </w:pPr>
+      <w:r>
+        <w:t>No puc parlar de perfumeria sense mencionar la ciutat de Grasse, al sud de França, considerada des del segle XVII la "capital mundial del perfum". Allà es van desenvolupar moltes de les tècniques d'extracció que encara s'utilitzen avui (com l'enfleurage, que ja he comentat al 2.1), i encara ara hi ha "orgues de perfumista" —mobles amb centenars de petits pots d'essències— que els creadors de perfums fan servir per compondre noves fragàncies combinant notes de sortida, de cor i de fons.</w:t>
+      </w:r>
+    </w:p>
+    <w:p>
+      <w:pPr>
+        <w:pStyle w:val="2"/>
+      </w:pPr>
+      <w:bookmarkStart w:id="74" w:name="_Toc239624653"/>
+      <w:r>
+        <w:t>9.2 La piràmide olfactiva</w:t>
+      </w:r>
+      <w:bookmarkEnd w:id="74"/>
+    </w:p>
+    <w:p>
+      <w:pPr>
+        <w:jc w:val="both"/>
+      </w:pPr>
+      <w:r>
+        <w:t>Els perfums es construeixen segons la volatilitat relativa dels seus components:</w:t>
+      </w:r>
+    </w:p>
+    <w:p>
+      <w:pPr>
+        <w:ind w:left="357" w:hanging="357"/>
+        <w:jc w:val="both"/>
+      </w:pPr>
+      <w:r>
+        <w:t xml:space="preserve">- </w:t>
+      </w:r>
+      <w:r>
+        <w:rPr>
+          <w:b/>
+        </w:rPr>
+        <w:t>Notes de sortida</w:t>
+      </w:r>
+      <w:r>
+        <w:t xml:space="preserve"> — molècules petites, molt volàtils; desapareixen en pocs minuts.</w:t>
+      </w:r>
+    </w:p>
+    <w:p>
+      <w:pPr>
+        <w:ind w:left="357" w:hanging="357"/>
+        <w:jc w:val="both"/>
+      </w:pPr>
+      <w:r>
+        <w:t xml:space="preserve">- </w:t>
+      </w:r>
+      <w:r>
+        <w:rPr>
+          <w:b/>
+        </w:rPr>
+        <w:t>Notes de cor</w:t>
+      </w:r>
+      <w:r>
+        <w:t xml:space="preserve"> — el cos principal del perfum, apareix quan les de sortida ja s'han dissipat.</w:t>
+      </w:r>
+    </w:p>
+    <w:p>
+      <w:pPr>
+        <w:ind w:left="357" w:hanging="357"/>
+        <w:jc w:val="both"/>
+      </w:pPr>
+      <w:r>
+        <w:t xml:space="preserve">- </w:t>
+      </w:r>
+      <w:r>
+        <w:rPr>
+          <w:b/>
+        </w:rPr>
+        <w:t>Notes de fons</w:t>
+      </w:r>
+      <w:r>
+        <w:t xml:space="preserve"> — molècules grans, poc volàtils, que poden durar hores.</w:t>
+      </w:r>
+    </w:p>
+    <w:p>
+      <w:pPr>
+        <w:ind w:left="357" w:hanging="357"/>
+        <w:jc w:val="center"/>
+      </w:pPr>
+      <w:r>
+        <w:rPr>
+          <w:noProof/>
+        </w:rPr>
+        <w:drawing>
+          <wp:inline distT="0" distB="0" distL="0" distR="0" wp14:anchorId="34457D97" wp14:editId="3B4DD6A6">
+            <wp:extent cx="3600000" cy="2999932"/>
+            <wp:effectExtent l="0" t="0" r="635" b="0"/>
+            <wp:docPr id="1205278926" name="Рисунок 17"/>
+            <wp:cNvGraphicFramePr>
+              <a:graphicFrameLocks xmlns:a="http://schemas.openxmlformats.org/drawingml/2006/main" noChangeAspect="1"/>
+            </wp:cNvGraphicFramePr>
+            <a:graphic xmlns:a="http://schemas.openxmlformats.org/drawingml/2006/main">
+              <a:graphicData uri="http://schemas.openxmlformats.org/drawingml/2006/picture">
+                <pic:pic xmlns:pic="http://schemas.openxmlformats.org/drawingml/2006/picture">
+                  <pic:nvPicPr>
+                    <pic:cNvPr id="1205278926" name=""/>
+                    <pic:cNvPicPr/>
+                  </pic:nvPicPr>
+                  <pic:blipFill>
+                    <a:blip r:embed="rId22" cstate="print">
                       <a:extLst>
                         <a:ext uri="{28A0092B-C50C-407E-A947-70E740481C1C}">
                           <a14:useLocalDpi xmlns:a14="http://schemas.microsoft.com/office/drawing/2010/main" val="0"/>
@@ -9672,15 +10065,15 @@
           <w:sz w:val="21"/>
         </w:rPr>
       </w:pPr>
-      <w:bookmarkStart w:id="73" w:name="fig15"/>
+      <w:bookmarkStart w:id="75" w:name="fig17"/>
       <w:r>
         <w:rPr>
           <w:i/>
           <w:sz w:val="21"/>
         </w:rPr>
-        <w:t>Figura 15. La piràmide olfactiva d'un perfum: notes de sortida, de cor i de fons, organitzades segons la volatilitat decreixent dels seus components.</w:t>
-      </w:r>
-      <w:bookmarkEnd w:id="73"/>
+        <w:t>Figura 17. La piràmide olfactiva d'un perfum: notes de sortida, de cor i de fons, organitzades segons la volatilitat decreixent dels seus components.</w:t>
+      </w:r>
+      <w:bookmarkEnd w:id="75"/>
     </w:p>
     <w:p>
       <w:pPr>
@@ -9709,11 +10102,12 @@
       <w:pPr>
         <w:pStyle w:val="2"/>
       </w:pPr>
-      <w:bookmarkStart w:id="74" w:name="_Toc239624152"/>
-      <w:r>
+      <w:bookmarkStart w:id="76" w:name="_Toc239624654"/>
+      <w:r>
+        <w:lastRenderedPageBreak/>
         <w:t>9.3 Natural i sintètic, junts</w:t>
       </w:r>
-      <w:bookmarkEnd w:id="74"/>
+      <w:bookmarkEnd w:id="76"/>
     </w:p>
     <w:p>
       <w:pPr>
@@ -9727,11 +10121,11 @@
       <w:pPr>
         <w:pStyle w:val="2"/>
       </w:pPr>
-      <w:bookmarkStart w:id="75" w:name="_Toc239624153"/>
+      <w:bookmarkStart w:id="77" w:name="_Toc239624655"/>
       <w:r>
         <w:t>9.4 Els fixadors</w:t>
       </w:r>
-      <w:bookmarkEnd w:id="75"/>
+      <w:bookmarkEnd w:id="77"/>
     </w:p>
     <w:p>
       <w:pPr>
@@ -9745,118 +10139,123 @@
       <w:pPr>
         <w:pStyle w:val="2"/>
       </w:pPr>
-      <w:bookmarkStart w:id="76" w:name="_Toc239624154"/>
+      <w:bookmarkStart w:id="78" w:name="_Toc239624656"/>
       <w:r>
         <w:t>9.5 Regulació i seguretat</w:t>
       </w:r>
-      <w:bookmarkEnd w:id="76"/>
-    </w:p>
-    <w:p>
-      <w:pPr>
-        <w:jc w:val="both"/>
-      </w:pPr>
-      <w:r>
-        <w:t xml:space="preserve">La International Fragrance Association (IFRA) posa límits a la concentració de certs compostos aromàtics segons el seu potencial al·lergen. És un recordatori que, més enllà del </w:t>
-      </w:r>
+      <w:bookmarkEnd w:id="78"/>
+    </w:p>
+    <w:p>
+      <w:pPr>
+        <w:jc w:val="both"/>
+      </w:pPr>
+      <w:r>
+        <w:t>La International Fragrance Association (IFRA) posa límits a la concentració de certs compostos aromàtics segons el seu potencial al·lergen. És un recordatori que, més enllà del rendiment d'extracció, qualsevol ús pràctic d'un oli essencial hauria de tenir en compte també la seguretat.</w:t>
+      </w:r>
+    </w:p>
+    <w:p>
+      <w:pPr>
+        <w:jc w:val="both"/>
+      </w:pPr>
+      <w:r>
+        <w:t>Aplicat al meu cas concret: encara que aconseguís un rendiment excel·lent amb la UAHD, l'oli que obtingui en aquest treball és, sobretot, una mostra experimental per mesurar-ne el volum, no un producte cosmètic acabat. Si algun dia es volgués fer servir en un context real (un perfum, una crema), caldria primer analitzar-ne la composició exacta i comprovar que compleix aquest tipus de límits de seguretat —un pas que queda clarament fora de l'abast d'aquest treball.</w:t>
+      </w:r>
+    </w:p>
+    <w:p>
+      <w:pPr>
+        <w:pStyle w:val="2"/>
+      </w:pPr>
+      <w:bookmarkStart w:id="79" w:name="_Toc239624657"/>
+      <w:r>
+        <w:t>9.6 I això, per a què em serveix a mi</w:t>
+      </w:r>
+      <w:bookmarkEnd w:id="79"/>
+    </w:p>
+    <w:p>
+      <w:pPr>
+        <w:jc w:val="both"/>
+      </w:pPr>
+      <w:r>
+        <w:t>L'oli que obtingui (convencional o per UAHD) es podria fer servir directament com a nota de cor en un perfum. És, potser, l'aplicació més "real" de tot el que explico en aquest treball.</w:t>
+      </w:r>
+    </w:p>
+    <w:p>
+      <w:pPr>
+        <w:pStyle w:val="1"/>
+      </w:pPr>
+      <w:bookmarkStart w:id="80" w:name="_Toc239624658"/>
+      <w:r>
+        <w:t>10. Disseny experimental</w:t>
+      </w:r>
+      <w:bookmarkEnd w:id="80"/>
+    </w:p>
+    <w:p>
+      <w:pPr>
+        <w:ind w:left="567"/>
+        <w:jc w:val="both"/>
+        <w:rPr>
+          <w:i/>
+        </w:rPr>
+      </w:pPr>
+      <w:r>
+        <w:rPr>
+          <w:i/>
+        </w:rPr>
+        <w:t>Aquesta secció és, de moment, només planificació: encara no he fet l'experiment. Les caselles marcades DATA NOT AVAILABLE s'ompliran amb dades reals quan el faci.</w:t>
+      </w:r>
+    </w:p>
+    <w:p>
+      <w:pPr>
+        <w:pStyle w:val="2"/>
+      </w:pPr>
+      <w:bookmarkStart w:id="81" w:name="_Toc239624659"/>
+      <w:r>
+        <w:t>EXPERIMENT ID: EXP-01</w:t>
+      </w:r>
+      <w:bookmarkEnd w:id="81"/>
+    </w:p>
+    <w:p>
+      <w:pPr>
+        <w:jc w:val="both"/>
+      </w:pPr>
+      <w:r>
+        <w:rPr>
+          <w:b/>
+        </w:rPr>
+        <w:t>Nom:</w:t>
+      </w:r>
+      <w:r>
+        <w:t xml:space="preserve"> Comparació del rendiment i del temps d'extracció d'oli essencial de [Rosa damascena] per hidrodestil·lació convencional vs. UAHD.</w:t>
+      </w:r>
+    </w:p>
+    <w:p>
+      <w:pPr>
+        <w:pStyle w:val="2"/>
+      </w:pPr>
+      <w:bookmarkStart w:id="82" w:name="_Toc239624660"/>
       <w:r>
         <w:lastRenderedPageBreak/>
-        <w:t>rendiment d'extracció, qualsevol ús pràctic d'un oli essencial hauria de tenir en compte també la seguretat.</w:t>
+        <w:t>10.1 Pregunta i hipòtesi</w:t>
+      </w:r>
+      <w:bookmarkEnd w:id="82"/>
+    </w:p>
+    <w:p>
+      <w:pPr>
+        <w:jc w:val="both"/>
+      </w:pPr>
+      <w:r>
+        <w:t>Ja les he formulat al capítol 1: comparo el rendiment (%) i el temps fins que s'estabilitza, entre hidrodestil·lació convencional i UAHD, amb la hipòtesi que la UAHD dona més rendiment en menys temps.</w:t>
       </w:r>
     </w:p>
     <w:p>
       <w:pPr>
         <w:pStyle w:val="2"/>
       </w:pPr>
-      <w:bookmarkStart w:id="77" w:name="_Toc239624155"/>
-      <w:r>
-        <w:t>9.6 I això, per a què em serveix a mi</w:t>
-      </w:r>
-      <w:bookmarkEnd w:id="77"/>
-    </w:p>
-    <w:p>
-      <w:pPr>
-        <w:jc w:val="both"/>
-      </w:pPr>
-      <w:r>
-        <w:t>L'oli que obtingui (convencional o per UAHD) es podria fer servir directament com a nota de cor en un perfum. És, potser, l'aplicació més "real" de tot el que explico en aquest treball.</w:t>
-      </w:r>
-    </w:p>
-    <w:p>
-      <w:pPr>
-        <w:pStyle w:val="1"/>
-      </w:pPr>
-      <w:bookmarkStart w:id="78" w:name="_Toc239624156"/>
-      <w:r>
-        <w:t>10. Disseny experimental</w:t>
-      </w:r>
-      <w:bookmarkEnd w:id="78"/>
-    </w:p>
-    <w:p>
-      <w:pPr>
-        <w:ind w:left="567"/>
-        <w:jc w:val="both"/>
-        <w:rPr>
-          <w:i/>
-        </w:rPr>
-      </w:pPr>
-      <w:r>
-        <w:rPr>
-          <w:i/>
-        </w:rPr>
-        <w:t>Aquesta secció és, de moment, només planificació: encara no he fet l'experiment. Les caselles marcades DATA NOT AVAILABLE s'ompliran amb dades reals quan el faci.</w:t>
-      </w:r>
-    </w:p>
-    <w:p>
-      <w:pPr>
-        <w:pStyle w:val="2"/>
-      </w:pPr>
-      <w:bookmarkStart w:id="79" w:name="_Toc239624157"/>
-      <w:r>
-        <w:t>EXPERIMENT ID: EXP-01</w:t>
-      </w:r>
-      <w:bookmarkEnd w:id="79"/>
-    </w:p>
-    <w:p>
-      <w:pPr>
-        <w:jc w:val="both"/>
-      </w:pPr>
-      <w:r>
-        <w:rPr>
-          <w:b/>
-        </w:rPr>
-        <w:t>Nom:</w:t>
-      </w:r>
-      <w:r>
-        <w:t xml:space="preserve"> Comparació del rendiment i del temps d'extracció d'oli essencial de [Rosa damascena] per hidrodestil·lació convencional vs. UAHD.</w:t>
-      </w:r>
-    </w:p>
-    <w:p>
-      <w:pPr>
-        <w:pStyle w:val="2"/>
-      </w:pPr>
-      <w:bookmarkStart w:id="80" w:name="_Toc239624158"/>
-      <w:r>
-        <w:t>10.1 Pregunta i hipòtesi</w:t>
-      </w:r>
-      <w:bookmarkEnd w:id="80"/>
-    </w:p>
-    <w:p>
-      <w:pPr>
-        <w:jc w:val="both"/>
-      </w:pPr>
-      <w:r>
-        <w:t>Ja les he formulat al capítol 1: comparo el rendiment (%) i el temps fins que s'estabilitza, entre hidrodestil·lació convencional i UAHD, amb la hipòtesi que la UAHD dona més rendiment en menys temps.</w:t>
-      </w:r>
-    </w:p>
-    <w:p>
-      <w:pPr>
-        <w:pStyle w:val="2"/>
-      </w:pPr>
-      <w:bookmarkStart w:id="81" w:name="_Toc239624159"/>
+      <w:bookmarkStart w:id="83" w:name="_Toc239624661"/>
       <w:r>
         <w:t>10.2 Variables</w:t>
       </w:r>
-      <w:bookmarkEnd w:id="81"/>
+      <w:bookmarkEnd w:id="83"/>
     </w:p>
     <w:tbl>
       <w:tblPr>
@@ -10160,11 +10559,11 @@
       <w:pPr>
         <w:pStyle w:val="2"/>
       </w:pPr>
-      <w:bookmarkStart w:id="82" w:name="_Toc239624160"/>
+      <w:bookmarkStart w:id="84" w:name="_Toc239624662"/>
       <w:r>
         <w:t>10.3 Materials</w:t>
       </w:r>
-      <w:bookmarkEnd w:id="82"/>
+      <w:bookmarkEnd w:id="84"/>
     </w:p>
     <w:p>
       <w:pPr>
@@ -10190,73 +10589,275 @@
         <w:jc w:val="both"/>
       </w:pPr>
       <w:r>
+        <w:t>- Bany d'ultrasons domèstic (35–60 W, ~40 kHz).</w:t>
+      </w:r>
+    </w:p>
+    <w:p>
+      <w:pPr>
+        <w:ind w:left="357" w:hanging="357"/>
+        <w:jc w:val="both"/>
+      </w:pPr>
+      <w:r>
+        <w:t>- Balança de precisió (</w:t>
+      </w:r>
+      <w:r>
+        <w:rPr>
+          <w:rFonts w:ascii="Segoe UI Emoji" w:hAnsi="Segoe UI Emoji" w:cs="Segoe UI Emoji"/>
+        </w:rPr>
+        <w:t>⚠️</w:t>
+      </w:r>
+      <w:r>
+        <w:t xml:space="preserve"> resolució encara per confirmar).</w:t>
+      </w:r>
+    </w:p>
+    <w:p>
+      <w:pPr>
+        <w:ind w:left="357" w:hanging="357"/>
+        <w:jc w:val="both"/>
+      </w:pPr>
+      <w:r>
+        <w:t>- Termòmetre (</w:t>
+      </w:r>
+      <w:r>
+        <w:rPr>
+          <w:rFonts w:ascii="Segoe UI Emoji" w:hAnsi="Segoe UI Emoji" w:cs="Segoe UI Emoji"/>
+        </w:rPr>
+        <w:t>⚠️</w:t>
+      </w:r>
+      <w:r>
+        <w:t xml:space="preserve"> precisió encara per confirmar).</w:t>
+      </w:r>
+    </w:p>
+    <w:p>
+      <w:pPr>
+        <w:ind w:left="357" w:hanging="357"/>
+        <w:jc w:val="both"/>
+      </w:pPr>
+      <w:r>
+        <w:t>- Pètals frescos de [Rosa damascena], d'un proveïdor floral confirmat.</w:t>
+      </w:r>
+    </w:p>
+    <w:p>
+      <w:pPr>
+        <w:ind w:left="357" w:hanging="357"/>
+        <w:jc w:val="both"/>
+      </w:pPr>
+      <w:r>
+        <w:t>- Guants i ulleres de protecció.</w:t>
+      </w:r>
+    </w:p>
+    <w:p>
+      <w:pPr>
+        <w:pStyle w:val="2"/>
+      </w:pPr>
+      <w:bookmarkStart w:id="85" w:name="_Toc239624663"/>
+      <w:r>
         <w:lastRenderedPageBreak/>
-        <w:t>- Bany d'ultrasons domèstic (35–60 W, ~40 kHz).</w:t>
-      </w:r>
-    </w:p>
-    <w:p>
-      <w:pPr>
-        <w:ind w:left="357" w:hanging="357"/>
-        <w:jc w:val="both"/>
-      </w:pPr>
-      <w:r>
-        <w:t>- Balança de precisió (</w:t>
-      </w:r>
-      <w:r>
-        <w:rPr>
-          <w:rFonts w:ascii="Segoe UI Emoji" w:hAnsi="Segoe UI Emoji" w:cs="Segoe UI Emoji"/>
-        </w:rPr>
-        <w:t>⚠️</w:t>
-      </w:r>
-      <w:r>
-        <w:t xml:space="preserve"> resolució encara per confirmar).</w:t>
-      </w:r>
-    </w:p>
-    <w:p>
-      <w:pPr>
-        <w:ind w:left="357" w:hanging="357"/>
-        <w:jc w:val="both"/>
-      </w:pPr>
-      <w:r>
-        <w:t>- Termòmetre (</w:t>
-      </w:r>
-      <w:r>
-        <w:rPr>
-          <w:rFonts w:ascii="Segoe UI Emoji" w:hAnsi="Segoe UI Emoji" w:cs="Segoe UI Emoji"/>
-        </w:rPr>
-        <w:t>⚠️</w:t>
-      </w:r>
-      <w:r>
-        <w:t xml:space="preserve"> precisió encara per confirmar).</w:t>
-      </w:r>
-    </w:p>
-    <w:p>
-      <w:pPr>
-        <w:ind w:left="357" w:hanging="357"/>
-        <w:jc w:val="both"/>
-      </w:pPr>
-      <w:r>
-        <w:t>- Pètals frescos de [Rosa damascena], d'un proveïdor floral confirmat.</w:t>
-      </w:r>
-    </w:p>
-    <w:p>
-      <w:pPr>
-        <w:ind w:left="357" w:hanging="357"/>
-        <w:jc w:val="both"/>
-      </w:pPr>
-      <w:r>
-        <w:t>- Guants i ulleres de protecció.</w:t>
+        <w:t>10.4 Com ho pensava fer</w:t>
+      </w:r>
+      <w:bookmarkEnd w:id="85"/>
+    </w:p>
+    <w:p>
+      <w:pPr>
+        <w:jc w:val="center"/>
+      </w:pPr>
+      <w:r>
+        <w:rPr>
+          <w:noProof/>
+        </w:rPr>
+        <w:drawing>
+          <wp:inline distT="0" distB="0" distL="0" distR="0" wp14:anchorId="50539688" wp14:editId="4FF66A03">
+            <wp:extent cx="4320000" cy="2835108"/>
+            <wp:effectExtent l="0" t="0" r="4445" b="3810"/>
+            <wp:docPr id="1343577698" name="Рисунок 18"/>
+            <wp:cNvGraphicFramePr>
+              <a:graphicFrameLocks xmlns:a="http://schemas.openxmlformats.org/drawingml/2006/main" noChangeAspect="1"/>
+            </wp:cNvGraphicFramePr>
+            <a:graphic xmlns:a="http://schemas.openxmlformats.org/drawingml/2006/main">
+              <a:graphicData uri="http://schemas.openxmlformats.org/drawingml/2006/picture">
+                <pic:pic xmlns:pic="http://schemas.openxmlformats.org/drawingml/2006/picture">
+                  <pic:nvPicPr>
+                    <pic:cNvPr id="1343577698" name=""/>
+                    <pic:cNvPicPr/>
+                  </pic:nvPicPr>
+                  <pic:blipFill>
+                    <a:blip r:embed="rId23" cstate="print">
+                      <a:extLst>
+                        <a:ext uri="{28A0092B-C50C-407E-A947-70E740481C1C}">
+                          <a14:useLocalDpi xmlns:a14="http://schemas.microsoft.com/office/drawing/2010/main" val="0"/>
+                        </a:ext>
+                      </a:extLst>
+                    </a:blip>
+                    <a:stretch>
+                      <a:fillRect/>
+                    </a:stretch>
+                  </pic:blipFill>
+                  <pic:spPr>
+                    <a:xfrm>
+                      <a:off x="0" y="0"/>
+                      <a:ext cx="4320000" cy="2835108"/>
+                    </a:xfrm>
+                    <a:prstGeom prst="rect">
+                      <a:avLst/>
+                    </a:prstGeom>
+                  </pic:spPr>
+                </pic:pic>
+              </a:graphicData>
+            </a:graphic>
+          </wp:inline>
+        </w:drawing>
+      </w:r>
+    </w:p>
+    <w:p>
+      <w:pPr>
+        <w:spacing w:after="40"/>
+        <w:jc w:val="center"/>
+        <w:rPr>
+          <w:i/>
+          <w:sz w:val="21"/>
+        </w:rPr>
+      </w:pPr>
+      <w:bookmarkStart w:id="86" w:name="fig18"/>
+      <w:r>
+        <w:rPr>
+          <w:i/>
+          <w:sz w:val="21"/>
+        </w:rPr>
+        <w:t>Figura 18. Esquema general del disseny experimental: les dues condicions parteixen de la mateixa massa de pètals i acaben comparant-se pel rendiment i el temps.</w:t>
+      </w:r>
+      <w:bookmarkEnd w:id="86"/>
+    </w:p>
+    <w:p>
+      <w:pPr>
+        <w:spacing w:after="280"/>
+        <w:jc w:val="center"/>
+        <w:rPr>
+          <w:sz w:val="18"/>
+        </w:rPr>
+      </w:pPr>
+      <w:r>
+        <w:rPr>
+          <w:sz w:val="18"/>
+        </w:rPr>
+        <w:t>Elaboració pròpia.</w:t>
+      </w:r>
+    </w:p>
+    <w:p>
+      <w:pPr>
+        <w:jc w:val="both"/>
+        <w:rPr>
+          <w:b/>
+        </w:rPr>
+      </w:pPr>
+      <w:r>
+        <w:rPr>
+          <w:b/>
+        </w:rPr>
+        <w:t>Condició A (control):</w:t>
+      </w:r>
+    </w:p>
+    <w:p>
+      <w:pPr>
+        <w:jc w:val="both"/>
+      </w:pPr>
+      <w:r>
+        <w:t>1. Peso una massa fixa de pètals i els poso al matràs amb l'aigua.</w:t>
+      </w:r>
+    </w:p>
+    <w:p>
+      <w:pPr>
+        <w:jc w:val="both"/>
+      </w:pPr>
+      <w:r>
+        <w:t>2. Escalfo fins a ebullició i mantinc la temperatura constant.</w:t>
+      </w:r>
+    </w:p>
+    <w:p>
+      <w:pPr>
+        <w:jc w:val="both"/>
+      </w:pPr>
+      <w:r>
+        <w:t>3. Vaig llegint el volum d'oli a la trampa cada 15 minuts, fins que deixa d'augmentar en dues lectures seguides.</w:t>
+      </w:r>
+    </w:p>
+    <w:p>
+      <w:pPr>
+        <w:jc w:val="both"/>
+      </w:pPr>
+      <w:r>
+        <w:t>4. Anoto el temps total i el volum final.</w:t>
+      </w:r>
+    </w:p>
+    <w:p>
+      <w:pPr>
+        <w:jc w:val="both"/>
+        <w:rPr>
+          <w:b/>
+        </w:rPr>
+      </w:pPr>
+      <w:r>
+        <w:rPr>
+          <w:b/>
+        </w:rPr>
+        <w:t>Condició B (UAHD):</w:t>
+      </w:r>
+    </w:p>
+    <w:p>
+      <w:pPr>
+        <w:jc w:val="both"/>
+      </w:pPr>
+      <w:r>
+        <w:t>1. Peso la mateixa massa fixa de pètals.</w:t>
+      </w:r>
+    </w:p>
+    <w:p>
+      <w:pPr>
+        <w:jc w:val="both"/>
+      </w:pPr>
+      <w:r>
+        <w:t>2. Els sonico en el volum d'aigua durant un temps a determinar (encara no sé quant, perquè la potència de l'equip és baixa i potser cal allargar-lo bastant).</w:t>
+      </w:r>
+    </w:p>
+    <w:p>
+      <w:pPr>
+        <w:jc w:val="both"/>
+      </w:pPr>
+      <w:r>
+        <w:t>3. Passo la mescla al mateix aparell de Clevenger i continuo com a la condició A.</w:t>
+      </w:r>
+    </w:p>
+    <w:p>
+      <w:pPr>
+        <w:jc w:val="both"/>
+      </w:pPr>
+      <w:r>
+        <w:rPr>
+          <w:b/>
+        </w:rPr>
+        <w:t>Repeticions:</w:t>
+      </w:r>
+      <w:r>
+        <w:t xml:space="preserve"> com a mínim 3 per condició, amb mostres independents (per poder calcular mitjana i desviació estàndard, secció 10.6).</w:t>
       </w:r>
     </w:p>
     <w:p>
       <w:pPr>
         <w:pStyle w:val="2"/>
       </w:pPr>
-      <w:bookmarkStart w:id="83" w:name="_Toc239624161"/>
-      <w:r>
-        <w:t>10.4 Com ho pensava fer</w:t>
-      </w:r>
-      <w:bookmarkEnd w:id="83"/>
+      <w:bookmarkStart w:id="87" w:name="_Toc239624664"/>
+      <w:r>
+        <w:lastRenderedPageBreak/>
+        <w:t>10.5 Com pensava analitzar les dades</w:t>
+      </w:r>
+      <w:bookmarkEnd w:id="87"/>
+    </w:p>
+    <w:p>
+      <w:pPr>
+        <w:jc w:val="both"/>
+      </w:pPr>
+      <w:r>
+        <w:t>Per a cada condició calcularé la mitjana i la desviació estàndard del rendiment:</w:t>
+      </w:r>
     </w:p>
     <w:p>
       <w:pPr>
@@ -10269,122 +10870,6 @@
         <w:rPr>
           <w:b/>
         </w:rPr>
-        <w:t>Condició A (control):</w:t>
-      </w:r>
-    </w:p>
-    <w:p>
-      <w:pPr>
-        <w:jc w:val="both"/>
-      </w:pPr>
-      <w:r>
-        <w:t>1. Peso una massa fixa de pètals i els poso al matràs amb l'aigua.</w:t>
-      </w:r>
-    </w:p>
-    <w:p>
-      <w:pPr>
-        <w:jc w:val="both"/>
-      </w:pPr>
-      <w:r>
-        <w:t>2. Escalfo fins a ebullició i mantinc la temperatura constant.</w:t>
-      </w:r>
-    </w:p>
-    <w:p>
-      <w:pPr>
-        <w:jc w:val="both"/>
-      </w:pPr>
-      <w:r>
-        <w:t>3. Vaig llegint el volum d'oli a la trampa cada 15 minuts, fins que deixa d'augmentar en dues lectures seguides.</w:t>
-      </w:r>
-    </w:p>
-    <w:p>
-      <w:pPr>
-        <w:jc w:val="both"/>
-      </w:pPr>
-      <w:r>
-        <w:t>4. Anoto el temps total i el volum final.</w:t>
-      </w:r>
-    </w:p>
-    <w:p>
-      <w:pPr>
-        <w:jc w:val="both"/>
-        <w:rPr>
-          <w:b/>
-        </w:rPr>
-      </w:pPr>
-      <w:r>
-        <w:rPr>
-          <w:b/>
-        </w:rPr>
-        <w:t>Condició B (UAHD):</w:t>
-      </w:r>
-    </w:p>
-    <w:p>
-      <w:pPr>
-        <w:jc w:val="both"/>
-      </w:pPr>
-      <w:r>
-        <w:t>1. Peso la mateixa massa fixa de pètals.</w:t>
-      </w:r>
-    </w:p>
-    <w:p>
-      <w:pPr>
-        <w:jc w:val="both"/>
-      </w:pPr>
-      <w:r>
-        <w:t>2. Els sonico en el volum d'aigua durant un temps a determinar (encara no sé quant, perquè la potència de l'equip és baixa i potser cal allargar-lo bastant).</w:t>
-      </w:r>
-    </w:p>
-    <w:p>
-      <w:pPr>
-        <w:jc w:val="both"/>
-      </w:pPr>
-      <w:r>
-        <w:t>3. Passo la mescla al mateix aparell de Clevenger i continuo com a la condició A.</w:t>
-      </w:r>
-    </w:p>
-    <w:p>
-      <w:pPr>
-        <w:jc w:val="both"/>
-      </w:pPr>
-      <w:r>
-        <w:rPr>
-          <w:b/>
-        </w:rPr>
-        <w:t>Repeticions:</w:t>
-      </w:r>
-      <w:r>
-        <w:t xml:space="preserve"> com a mínim 3 per condició, amb mostres independents (per poder calcular mitjana i desviació estàndard, secció 10.6).</w:t>
-      </w:r>
-    </w:p>
-    <w:p>
-      <w:pPr>
-        <w:pStyle w:val="2"/>
-      </w:pPr>
-      <w:bookmarkStart w:id="84" w:name="_Toc239624162"/>
-      <w:r>
-        <w:t>10.5 Com pensava analitzar les dades</w:t>
-      </w:r>
-      <w:bookmarkEnd w:id="84"/>
-    </w:p>
-    <w:p>
-      <w:pPr>
-        <w:jc w:val="both"/>
-      </w:pPr>
-      <w:r>
-        <w:t>Per a cada condició calcularé la mitjana i la desviació estàndard del rendiment:</w:t>
-      </w:r>
-    </w:p>
-    <w:p>
-      <w:pPr>
-        <w:jc w:val="both"/>
-        <w:rPr>
-          <w:b/>
-        </w:rPr>
-      </w:pPr>
-      <w:r>
-        <w:rPr>
-          <w:b/>
-        </w:rPr>
         <w:t>s = √[ Σ(xᵢ − x̄)² / (n − 1) ]</w:t>
       </w:r>
     </w:p>
@@ -10393,11 +10878,15 @@
         <w:jc w:val="both"/>
       </w:pPr>
       <w:r>
-        <w:t xml:space="preserve">Amb un mínim de 3 repeticions podré representar el rendiment mitjà amb barres d'error, per veure si la diferència entre mètodes és gran comparada amb la variabilitat interna de cada grup. Si tinc prou repeticions, m'agradaria complementar-ho amb una prova t de Student per </w:t>
-      </w:r>
-      <w:r>
-        <w:lastRenderedPageBreak/>
-        <w:t>veure si la diferència és estadísticament significativa o podria ser deguda a l'atzar —encara que això ho deixo com una possible ampliació, segons el temps que tingui.</w:t>
+        <w:t>Amb un mínim de 3 repeticions podré representar el rendiment mitjà amb barres d'error, per veure si la diferència entre mètodes és gran comparada amb la variabilitat interna de cada grup. Si tinc prou repeticions, m'agradaria complementar-ho amb una prova t de Student per veure si la diferència és estadísticament significativa o podria ser deguda a l'atzar —encara que això ho deixo com una possible ampliació, segons el temps que tingui.</w:t>
+      </w:r>
+    </w:p>
+    <w:p>
+      <w:pPr>
+        <w:jc w:val="both"/>
+      </w:pPr>
+      <w:r>
+        <w:t>Dic això perquè és un error que es veu sovint (i que jo mateix hauria pogut cometre si no ho hagués repassat bé): no n'hi ha prou de mirar si la mitjana d'un grup és més alta que la de l'altre. Si la variabilitat dins de cada grup (la desviació estàndard) és gran, una diferència de mitjanes que sembla important podria no voler dir gaire —podria ser, simplement, atzar. Per això les barres d'error i, idealment, la prova estadística són tan importants: em permeten dir "la UAHD dona més rendiment" amb una mica més de confiança, i no només perquè el número final sigui més gran a simple vista.</w:t>
       </w:r>
     </w:p>
     <w:p>
@@ -11348,11 +11837,12 @@
       <w:pPr>
         <w:pStyle w:val="2"/>
       </w:pPr>
-      <w:bookmarkStart w:id="85" w:name="_Toc239624163"/>
-      <w:r>
+      <w:bookmarkStart w:id="88" w:name="_Toc239624665"/>
+      <w:r>
+        <w:lastRenderedPageBreak/>
         <w:t>10.6 Per què 3 repeticions com a mínim</w:t>
       </w:r>
-      <w:bookmarkEnd w:id="85"/>
+      <w:bookmarkEnd w:id="88"/>
     </w:p>
     <w:p>
       <w:pPr>
@@ -11366,11 +11856,11 @@
       <w:pPr>
         <w:pStyle w:val="2"/>
       </w:pPr>
-      <w:bookmarkStart w:id="86" w:name="_Toc239624164"/>
+      <w:bookmarkStart w:id="89" w:name="_Toc239624666"/>
       <w:r>
         <w:t>10.7 Seguretat</w:t>
       </w:r>
-      <w:bookmarkEnd w:id="86"/>
+      <w:bookmarkEnd w:id="89"/>
     </w:p>
     <w:p>
       <w:pPr>
@@ -11412,11 +11902,11 @@
       <w:pPr>
         <w:pStyle w:val="2"/>
       </w:pPr>
-      <w:bookmarkStart w:id="87" w:name="_Toc239624165"/>
+      <w:bookmarkStart w:id="90" w:name="_Toc239624667"/>
       <w:r>
         <w:t>10.8 Errors que ja preveig</w:t>
       </w:r>
-      <w:bookmarkEnd w:id="87"/>
+      <w:bookmarkEnd w:id="90"/>
     </w:p>
     <w:p>
       <w:pPr>
@@ -11438,7 +11928,6 @@
         <w:jc w:val="both"/>
       </w:pPr>
       <w:r>
-        <w:lastRenderedPageBreak/>
         <w:t>- La potència d'ultrasons és molt inferior a la dels estudis de referència → potser l'efecte que vegi sigui més petit del que diu la literatura, o fins i tot indetectable.</w:t>
       </w:r>
     </w:p>
@@ -11496,11 +11985,11 @@
       <w:pPr>
         <w:pStyle w:val="2"/>
       </w:pPr>
-      <w:bookmarkStart w:id="88" w:name="_Toc239624166"/>
+      <w:bookmarkStart w:id="91" w:name="_Toc239624668"/>
       <w:r>
         <w:t>10.9 Calendari</w:t>
       </w:r>
-      <w:bookmarkEnd w:id="88"/>
+      <w:bookmarkEnd w:id="91"/>
     </w:p>
     <w:tbl>
       <w:tblPr>
@@ -11775,6 +12264,7 @@
               <w:rPr>
                 <w:sz w:val="20"/>
               </w:rPr>
+              <w:lastRenderedPageBreak/>
               <w:t>Lliurament final</w:t>
             </w:r>
           </w:p>
@@ -11850,11 +12340,11 @@
       <w:pPr>
         <w:pStyle w:val="1"/>
       </w:pPr>
-      <w:bookmarkStart w:id="89" w:name="_Toc239624167"/>
+      <w:bookmarkStart w:id="92" w:name="_Toc239624669"/>
       <w:r>
         <w:t>11. Conclusions previstes</w:t>
       </w:r>
-      <w:bookmarkEnd w:id="89"/>
+      <w:bookmarkEnd w:id="92"/>
     </w:p>
     <w:p>
       <w:pPr>
@@ -11877,43 +12367,66 @@
         <w:jc w:val="both"/>
       </w:pPr>
       <w:r>
-        <w:t xml:space="preserve">Si no es confirma —o només es confirma en part, per exemple en el temps però no en el rendiment—, no crec que això invalidi el mecanisme en si mateix; més aviat apuntaria cap a la limitació de potència del meu equip com a factor principal. De fet, això també seria un resultat interessant: diria alguna cosa sobre els límits pràctics d'aplicar un protocol de </w:t>
-      </w:r>
+        <w:t>Si no es confirma —o només es confirma en part, per exemple en el temps però no en el rendiment—, no crec que això invalidi el mecanisme en si mateix; més aviat apuntaria cap a la limitació de potència del meu equip com a factor principal. De fet, això també seria un resultat interessant: diria alguna cosa sobre els límits pràctics d'aplicar un protocol de laboratori professional amb equipament casolà, que és una pregunta rellevant per a qualsevol que vulgui provar-ho fora d'un laboratori de veritat.</w:t>
+      </w:r>
+    </w:p>
+    <w:p>
+      <w:pPr>
+        <w:jc w:val="both"/>
+      </w:pPr>
+      <w:r>
+        <w:t>Com a línies de futur, m'agradaria: (a) repetir l'experiment amb un equip d'ultrasons més potent, per aïllar l'efecte real de la potència; (b) fer una anàlisi per GC-MS per comparar la composició exacta, no només el rendiment total; i (c) provar-ho amb altres espècies florals, per veure en quines condicions químiques la UAHD aporta més avantatge.</w:t>
+      </w:r>
+    </w:p>
+    <w:p>
+      <w:pPr>
+        <w:jc w:val="both"/>
+      </w:pPr>
+      <w:r>
+        <w:t>Rellegint tot el que he escrit fins ara, m'adono que aquest treball m'ha canviat una mica la manera de mirar coses tan quotidianes com l'olor d'una flor o d'una taronja pelada. Abans de començar, això m'hauria semblat una qüestió purament "estètica"; ara hi veig una cadena sencera de fenòmens físics i químics —volatilitat, pressió de vapor, cavitació, receptors amb forma de pany— que expliquen per què passa. Sigui quin sigui el resultat final de l'experiment, crec que això ja és, per a mi, un resultat en si mateix.</w:t>
+      </w:r>
+    </w:p>
+    <w:p>
+      <w:pPr>
+        <w:pStyle w:val="1"/>
+      </w:pPr>
+      <w:bookmarkStart w:id="93" w:name="_Toc239624670"/>
+      <w:r>
+        <w:t>12. Webgrafia</w:t>
+      </w:r>
+      <w:bookmarkEnd w:id="93"/>
+    </w:p>
+    <w:p>
+      <w:pPr>
+        <w:jc w:val="both"/>
+        <w:rPr>
+          <w:b/>
+        </w:rPr>
+      </w:pPr>
+      <w:r>
+        <w:rPr>
+          <w:b/>
+        </w:rPr>
+        <w:t>Fonts primàries verificades directament (autor/any/DOI confirmats):</w:t>
+      </w:r>
+    </w:p>
+    <w:p>
+      <w:pPr>
+        <w:ind w:left="357" w:hanging="357"/>
+        <w:jc w:val="both"/>
+      </w:pPr>
       <w:r>
         <w:lastRenderedPageBreak/>
-        <w:t>laboratori professional amb equipament casolà, que és una pregunta rellevant per a qualsevol que vulgui provar-ho fora d'un laboratori de veritat.</w:t>
-      </w:r>
-    </w:p>
-    <w:p>
-      <w:pPr>
-        <w:jc w:val="both"/>
-      </w:pPr>
-      <w:r>
-        <w:t>Com a línies de futur, m'agradaria: (a) repetir l'experiment amb un equip d'ultrasons més potent, per aïllar l'efecte real de la potència; (b) fer una anàlisi per GC-MS per comparar la composició exacta, no només el rendiment total; i (c) provar-ho amb altres espècies florals, per veure en quines condicions químiques la UAHD aporta més avantatge.</w:t>
-      </w:r>
-    </w:p>
-    <w:p>
-      <w:pPr>
-        <w:pStyle w:val="1"/>
-      </w:pPr>
-      <w:bookmarkStart w:id="90" w:name="_Toc239624168"/>
-      <w:r>
-        <w:t>12. Webgrafia</w:t>
-      </w:r>
-      <w:bookmarkEnd w:id="90"/>
-    </w:p>
-    <w:p>
-      <w:pPr>
-        <w:jc w:val="both"/>
-        <w:rPr>
-          <w:b/>
-        </w:rPr>
-      </w:pPr>
-      <w:r>
-        <w:rPr>
-          <w:b/>
-        </w:rPr>
-        <w:t>Fonts primàries verificades directament (autor/any/DOI confirmats):</w:t>
+        <w:t xml:space="preserve">- Buck, L.M.; Axel, R. (1991). </w:t>
+      </w:r>
+      <w:r>
+        <w:rPr>
+          <w:i/>
+        </w:rPr>
+        <w:t>A novel multigene family may encode odorant receptors: a molecular basis for odor recognition</w:t>
+      </w:r>
+      <w:r>
+        <w:t>. Cell, 65(1), 175–187. DOI: 10.1016/0092-8674(91)90418-x</w:t>
       </w:r>
     </w:p>
     <w:p>
@@ -11922,16 +12435,16 @@
         <w:jc w:val="both"/>
       </w:pPr>
       <w:r>
-        <w:t xml:space="preserve">- Buck, L.M.; Axel, R. (1991). </w:t>
+        <w:t xml:space="preserve">- Malnic, B.; Godfrey, P.A.; Buck, L.B. (2004). </w:t>
       </w:r>
       <w:r>
         <w:rPr>
           <w:i/>
         </w:rPr>
-        <w:t>A novel multigene family may encode odorant receptors: a molecular basis for odor recognition</w:t>
-      </w:r>
-      <w:r>
-        <w:t>. Cell, 65(1), 175–187. DOI: 10.1016/0092-8674(91)90418-x</w:t>
+        <w:t>The human olfactory receptor gene family</w:t>
+      </w:r>
+      <w:r>
+        <w:t>. Proceedings of the National Academy of Sciences, 101(8), 2584–2589. DOI: 10.1073/pnas.0307882100</w:t>
       </w:r>
     </w:p>
     <w:p>
@@ -11940,16 +12453,16 @@
         <w:jc w:val="both"/>
       </w:pPr>
       <w:r>
-        <w:t xml:space="preserve">- Malnic, B.; Godfrey, P.A.; Buck, L.B. (2004). </w:t>
+        <w:t xml:space="preserve">- Dudareva, N.; Andersson, S.; Orlova, I.; Gatto, N.; Reichelt, M.; Rhodes, D.; Boland, W.; Gershenzon, J. (2005). </w:t>
       </w:r>
       <w:r>
         <w:rPr>
           <w:i/>
         </w:rPr>
-        <w:t>The human olfactory receptor gene family</w:t>
-      </w:r>
-      <w:r>
-        <w:t>. Proceedings of the National Academy of Sciences, 101(8), 2584–2589. DOI: 10.1073/pnas.0307882100</w:t>
+        <w:t>The nonmevalonate pathway supports both monoterpene and sesquiterpene formation in snapdragon flowers</w:t>
+      </w:r>
+      <w:r>
+        <w:t>. Proceedings of the National Academy of Sciences, 102(3), 933–938. DOI: 10.1073/pnas.0407360102</w:t>
       </w:r>
     </w:p>
     <w:p>
@@ -11958,16 +12471,16 @@
         <w:jc w:val="both"/>
       </w:pPr>
       <w:r>
-        <w:t xml:space="preserve">- Dudareva, N.; Andersson, S.; Orlova, I.; Gatto, N.; Reichelt, M.; Rhodes, D.; Boland, W.; Gershenzon, J. (2005). </w:t>
+        <w:t xml:space="preserve">- Thilakarathna, R.C.N.; Siow, L.F.; Tang, T.K.; Lee, Y.Y. (2022). </w:t>
       </w:r>
       <w:r>
         <w:rPr>
           <w:i/>
         </w:rPr>
-        <w:t>The nonmevalonate pathway supports both monoterpene and sesquiterpene formation in snapdragon flowers</w:t>
-      </w:r>
-      <w:r>
-        <w:t>. Proceedings of the National Academy of Sciences, 102(3), 933–938. DOI: 10.1073/pnas.0407360102</w:t>
+        <w:t>A review on application of ultrasound and ultrasound assisted technology for seed oil extraction</w:t>
+      </w:r>
+      <w:r>
+        <w:t>. Journal of Food Science and Technology, 60(4), 1222–1236. DOI: 10.1007/s13197-022-05359-7</w:t>
       </w:r>
     </w:p>
     <w:p>
@@ -11976,16 +12489,16 @@
         <w:jc w:val="both"/>
       </w:pPr>
       <w:r>
-        <w:t xml:space="preserve">- Thilakarathna, R.C.N.; Siow, L.F.; Tang, T.K.; Lee, Y.Y. (2022). </w:t>
+        <w:t xml:space="preserve">- Cadena-Cadena, F.; Arias-Moscoso, J.L.; Argentel-Martínez, L.; Torres Velazquez, J.R.; Cuevas-Acuña, D.A.; Buitimea Cantua, N.E.; Concha-Frías, B. (2025). </w:t>
       </w:r>
       <w:r>
         <w:rPr>
           <w:i/>
         </w:rPr>
-        <w:t>A review on application of ultrasound and ultrasound assisted technology for seed oil extraction</w:t>
-      </w:r>
-      <w:r>
-        <w:t>. Journal of Food Science and Technology, 60(4), 1222–1236. DOI: 10.1007/s13197-022-05359-7</w:t>
+        <w:t>Effect of Ultrasonic Pretreatment on the Extraction Process of Essential Oils from Grapefruit (Citrus paradisi) By-Products</w:t>
+      </w:r>
+      <w:r>
+        <w:t>. BioTech (Basel), 14(3), 59. DOI: 10.3390/biotech14030059</w:t>
       </w:r>
     </w:p>
     <w:p>
@@ -11994,16 +12507,16 @@
         <w:jc w:val="both"/>
       </w:pPr>
       <w:r>
-        <w:t xml:space="preserve">- Cadena-Cadena, F.; Arias-Moscoso, J.L.; Argentel-Martínez, L.; Torres Velazquez, J.R.; Cuevas-Acuña, D.A.; Buitimea Cantua, N.E.; Concha-Frías, B. (2025). </w:t>
+        <w:t xml:space="preserve">- Anastas, P.T.; Warner, J.C. (1998). </w:t>
       </w:r>
       <w:r>
         <w:rPr>
           <w:i/>
         </w:rPr>
-        <w:t>Effect of Ultrasonic Pretreatment on the Extraction Process of Essential Oils from Grapefruit (Citrus paradisi) By-Products</w:t>
-      </w:r>
-      <w:r>
-        <w:t>. BioTech (Basel), 14(3), 59. DOI: 10.3390/biotech14030059</w:t>
+        <w:t>Green Chemistry: Theory and Practice</w:t>
+      </w:r>
+      <w:r>
+        <w:t>. Oxford University Press.</w:t>
       </w:r>
     </w:p>
     <w:p>
@@ -12012,25 +12525,6 @@
         <w:jc w:val="both"/>
       </w:pPr>
       <w:r>
-        <w:t xml:space="preserve">- Anastas, P.T.; Warner, J.C. (1998). </w:t>
-      </w:r>
-      <w:r>
-        <w:rPr>
-          <w:i/>
-        </w:rPr>
-        <w:t>Green Chemistry: Theory and Practice</w:t>
-      </w:r>
-      <w:r>
-        <w:t>. Oxford University Press.</w:t>
-      </w:r>
-    </w:p>
-    <w:p>
-      <w:pPr>
-        <w:ind w:left="357" w:hanging="357"/>
-        <w:jc w:val="both"/>
-      </w:pPr>
-      <w:r>
-        <w:lastRenderedPageBreak/>
         <w:t xml:space="preserve">- PubChem, National Library of Medicine (NIH). </w:t>
       </w:r>
       <w:r>
@@ -12118,7 +12612,14 @@
         <w:rPr>
           <w:i/>
         </w:rPr>
-        <w:t>Novel dual-function GC/MS aided ultrasound-assisted hydrodistillation for the valorization of Citrus sinensis by-products</w:t>
+        <w:t xml:space="preserve">Novel dual-function GC/MS aided ultrasound-assisted hydrodistillation for the </w:t>
+      </w:r>
+      <w:r>
+        <w:rPr>
+          <w:i/>
+        </w:rPr>
+        <w:lastRenderedPageBreak/>
+        <w:t>valorization of Citrus sinensis by-products</w:t>
       </w:r>
       <w:r>
         <w:t>. Scientific Reports, 13, 12547. DOI: 10.1038/s41598-023-38130-9 — xifres exactes pendents de verificar.</w:t>
@@ -12225,8 +12726,53 @@
         <w:jc w:val="both"/>
       </w:pPr>
       <w:r>
+        <w:t>- Ultrasonic cleaner copy.jpg. Autor: William Rafti. Llicència d'atribució. Wikimedia Commons.</w:t>
+      </w:r>
+    </w:p>
+    <w:p>
+      <w:pPr>
+        <w:ind w:left="357" w:hanging="357"/>
+        <w:jc w:val="both"/>
+      </w:pPr>
+      <w:r>
+        <w:t>- Orange cross section.jpg. Autor: Elkagye. CC BY-SA 3.0. Wikimedia Commons.</w:t>
+      </w:r>
+    </w:p>
+    <w:p>
+      <w:pPr>
+        <w:ind w:left="357" w:hanging="357"/>
+        <w:jc w:val="both"/>
+      </w:pPr>
+      <w:r>
+        <w:t>- Perfume Bottles.JPG. Autora: Angela Andriot. CC BY-SA 3.0. Wikimedia Commons.</w:t>
+      </w:r>
+    </w:p>
+    <w:p>
+      <w:pPr>
+        <w:ind w:left="357" w:hanging="357"/>
+        <w:jc w:val="both"/>
+      </w:pPr>
+      <w:r>
+        <w:t>- Estructures moleculars del limonè, geraniol i citronel·lol: PubChem, National Library of Medicine (NIH), ús lliure amb atribució.</w:t>
+      </w:r>
+    </w:p>
+    <w:p>
+      <w:pPr>
+        <w:ind w:left="357" w:hanging="357"/>
+        <w:jc w:val="both"/>
+      </w:pPr>
+      <w:r>
+        <w:t>- Vídeo "Essential oil extraction | Clevenger Apparatus | Hydro distillation | Ginger oil content | Experiment". Autor: AGRI LEARN with Anuj. YouTube. https://www.youtube.com/watch?v=s_KuvXXvgX4</w:t>
+      </w:r>
+    </w:p>
+    <w:p>
+      <w:pPr>
+        <w:ind w:left="357" w:hanging="357"/>
+        <w:jc w:val="both"/>
+      </w:pPr>
+      <w:r>
         <w:lastRenderedPageBreak/>
-        <w:t>- Ultrasonic cleaner copy.jpg. Autor: William Rafti. Llicència d'atribució. Wikimedia Commons.</w:t>
+        <w:t>- Vídeo "Cavitation - Easily explained!". Autor: IET Institute for Energy Technology. YouTube. https://www.youtube.com/watch?v=U-uUYCFDTrc</w:t>
       </w:r>
     </w:p>
     <w:p>
@@ -12235,7 +12781,21 @@
         <w:jc w:val="both"/>
       </w:pPr>
       <w:r>
-        <w:t>- Estructures moleculars del limonè, geraniol i citronel·lol: PubChem, National Library of Medicine (NIH), ús lliure amb atribució.</w:t>
+        <w:t>- Esquemes propis (línia del temps, procés olfactiu, cavitació, biosíntesi MVA/MEP, piràmide olfactiva, disseny experimental): elaboració pròpia per a aquest treball.</w:t>
+      </w:r>
+    </w:p>
+    <w:p>
+      <w:pPr>
+        <w:jc w:val="both"/>
+        <w:rPr>
+          <w:b/>
+        </w:rPr>
+      </w:pPr>
+      <w:r>
+        <w:rPr>
+          <w:b/>
+        </w:rPr>
+        <w:t>Fonts generals (context, no citades per a dades quantitatives):</w:t>
       </w:r>
     </w:p>
     <w:p>
@@ -12244,7 +12804,7 @@
         <w:jc w:val="both"/>
       </w:pPr>
       <w:r>
-        <w:t>- Vídeo "Essential oil extraction | Clevenger Apparatus | Hydro distillation | Ginger oil content | Experiment". Autor: AGRI LEARN with Anuj. YouTube. https://www.youtube.com/watch?v=s_KuvXXvgX4</w:t>
+        <w:t>- International Fragrance Association (IFRA) — https://ifrafragrance.org</w:t>
       </w:r>
     </w:p>
     <w:p>
@@ -12253,7 +12813,7 @@
         <w:jc w:val="both"/>
       </w:pPr>
       <w:r>
-        <w:t>- Vídeo "Cavitation - Easily explained!". Autor: IET Institute for Energy Technology. YouTube. https://www.youtube.com/watch?v=U-uUYCFDTrc</w:t>
+        <w:t>- Royal Society of Chemistry — https://www.rsc.org</w:t>
       </w:r>
     </w:p>
     <w:p>
@@ -12262,21 +12822,53 @@
         <w:jc w:val="both"/>
       </w:pPr>
       <w:r>
-        <w:t>- Esquemes propis (línia del temps, procés olfactiu, cavitació, biosíntesi MVA/MEP, piràmide olfactiva): elaboració pròpia per a aquest treball.</w:t>
-      </w:r>
-    </w:p>
-    <w:p>
-      <w:pPr>
-        <w:jc w:val="both"/>
+        <w:t>- Khan Academy — https://www.khanacademy.org</w:t>
+      </w:r>
+    </w:p>
+    <w:p>
+      <w:pPr>
+        <w:pStyle w:val="1"/>
+      </w:pPr>
+      <w:bookmarkStart w:id="94" w:name="_Toc239624671"/>
+      <w:r>
+        <w:t>Annex I: Glossari</w:t>
+      </w:r>
+      <w:bookmarkEnd w:id="94"/>
+    </w:p>
+    <w:p>
+      <w:pPr>
+        <w:ind w:left="357" w:hanging="357"/>
+        <w:jc w:val="both"/>
+      </w:pPr>
+      <w:r>
+        <w:t xml:space="preserve">- </w:t>
+      </w:r>
+      <w:r>
         <w:rPr>
           <w:b/>
         </w:rPr>
-      </w:pPr>
+        <w:t>Albedo</w:t>
+      </w:r>
+      <w:r>
+        <w:t xml:space="preserve"> — capa blanca i esponjosa de la pell dels cítrics, sota el flavedo, amb pràcticament gens d'oli essencial.</w:t>
+      </w:r>
+    </w:p>
+    <w:p>
+      <w:pPr>
+        <w:ind w:left="357" w:hanging="357"/>
+        <w:jc w:val="both"/>
+      </w:pPr>
+      <w:r>
+        <w:t xml:space="preserve">- </w:t>
+      </w:r>
       <w:r>
         <w:rPr>
           <w:b/>
         </w:rPr>
-        <w:t>Fonts generals (context, no citades per a dades quantitatives):</w:t>
+        <w:t>Anòsmia</w:t>
+      </w:r>
+      <w:r>
+        <w:t xml:space="preserve"> — incapacitat (total o parcial, general o específica d'una molècula) de detectar olors.</w:t>
       </w:r>
     </w:p>
     <w:p>
@@ -12285,7 +12877,16 @@
         <w:jc w:val="both"/>
       </w:pPr>
       <w:r>
-        <w:t>- International Fragrance Association (IFRA) — https://ifrafragrance.org</w:t>
+        <w:t xml:space="preserve">- </w:t>
+      </w:r>
+      <w:r>
+        <w:rPr>
+          <w:b/>
+        </w:rPr>
+        <w:t>Cavitació acústica</w:t>
+      </w:r>
+      <w:r>
+        <w:t xml:space="preserve"> — formació, creixement i col·lapse violent de microbombolles en un líquid amb ultrasons.</w:t>
       </w:r>
     </w:p>
     <w:p>
@@ -12294,7 +12895,16 @@
         <w:jc w:val="both"/>
       </w:pPr>
       <w:r>
-        <w:t>- Royal Society of Chemistry — https://www.rsc.org</w:t>
+        <w:t xml:space="preserve">- </w:t>
+      </w:r>
+      <w:r>
+        <w:rPr>
+          <w:b/>
+        </w:rPr>
+        <w:t>COV</w:t>
+      </w:r>
+      <w:r>
+        <w:t xml:space="preserve"> — compost orgànic volàtil.</w:t>
       </w:r>
     </w:p>
     <w:p>
@@ -12303,173 +12913,172 @@
         <w:jc w:val="both"/>
       </w:pPr>
       <w:r>
-        <w:t>- Khan Academy — https://www.khanacademy.org</w:t>
+        <w:t xml:space="preserve">- </w:t>
+      </w:r>
+      <w:r>
+        <w:rPr>
+          <w:b/>
+        </w:rPr>
+        <w:t>Desviació estàndard</w:t>
+      </w:r>
+      <w:r>
+        <w:t xml:space="preserve"> — mesura de com de dispersos estan els valors d'un conjunt de dades respecte a la seva mitjana.</w:t>
+      </w:r>
+    </w:p>
+    <w:p>
+      <w:pPr>
+        <w:ind w:left="357" w:hanging="357"/>
+        <w:jc w:val="both"/>
+      </w:pPr>
+      <w:r>
+        <w:t xml:space="preserve">- </w:t>
+      </w:r>
+      <w:r>
+        <w:rPr>
+          <w:b/>
+        </w:rPr>
+        <w:t>Enantiòmer</w:t>
+      </w:r>
+      <w:r>
+        <w:t xml:space="preserve"> — cadascuna de les dues formes especulars d'una molècula.</w:t>
+      </w:r>
+    </w:p>
+    <w:p>
+      <w:pPr>
+        <w:ind w:left="357" w:hanging="357"/>
+        <w:jc w:val="both"/>
+      </w:pPr>
+      <w:r>
+        <w:t xml:space="preserve">- </w:t>
+      </w:r>
+      <w:r>
+        <w:rPr>
+          <w:b/>
+        </w:rPr>
+        <w:t>Epiteli olfactiu</w:t>
+      </w:r>
+      <w:r>
+        <w:t xml:space="preserve"> — teixit a la part alta de la cavitat nasal on hi ha les neurones receptores de l'olfacte.</w:t>
+      </w:r>
+    </w:p>
+    <w:p>
+      <w:pPr>
+        <w:ind w:left="357" w:hanging="357"/>
+        <w:jc w:val="both"/>
+      </w:pPr>
+      <w:r>
+        <w:t xml:space="preserve">- </w:t>
+      </w:r>
+      <w:r>
+        <w:rPr>
+          <w:b/>
+        </w:rPr>
+        <w:t>Flavedo</w:t>
+      </w:r>
+      <w:r>
+        <w:t xml:space="preserve"> — capa exterior i acolorida de la pell dels cítrics, amb les glàndules oleíferes.</w:t>
+      </w:r>
+    </w:p>
+    <w:p>
+      <w:pPr>
+        <w:ind w:left="357" w:hanging="357"/>
+        <w:jc w:val="both"/>
+      </w:pPr>
+      <w:r>
+        <w:t xml:space="preserve">- </w:t>
+      </w:r>
+      <w:r>
+        <w:rPr>
+          <w:b/>
+        </w:rPr>
+        <w:t>GC-MS</w:t>
+      </w:r>
+      <w:r>
+        <w:t xml:space="preserve"> — cromatografia de gasos amb espectrometria de masses; tècnica per separar i identificar compostos volàtils.</w:t>
+      </w:r>
+    </w:p>
+    <w:p>
+      <w:pPr>
+        <w:ind w:left="357" w:hanging="357"/>
+        <w:jc w:val="both"/>
+      </w:pPr>
+      <w:r>
+        <w:t xml:space="preserve">- </w:t>
+      </w:r>
+      <w:r>
+        <w:rPr>
+          <w:b/>
+        </w:rPr>
+        <w:t>Hidrolat</w:t>
+      </w:r>
+      <w:r>
+        <w:t xml:space="preserve"> — fase aquosa subproducte de la hidrodestil·lació.</w:t>
+      </w:r>
+    </w:p>
+    <w:p>
+      <w:pPr>
+        <w:ind w:left="357" w:hanging="357"/>
+        <w:jc w:val="both"/>
+      </w:pPr>
+      <w:r>
+        <w:t xml:space="preserve">- </w:t>
+      </w:r>
+      <w:r>
+        <w:rPr>
+          <w:b/>
+        </w:rPr>
+        <w:t>Monoterpè</w:t>
+      </w:r>
+      <w:r>
+        <w:t xml:space="preserve"> — terpè de dues unitats d'isoprè (C₁₀).</w:t>
+      </w:r>
+    </w:p>
+    <w:p>
+      <w:pPr>
+        <w:ind w:left="357" w:hanging="357"/>
+        <w:jc w:val="both"/>
+      </w:pPr>
+      <w:r>
+        <w:lastRenderedPageBreak/>
+        <w:t xml:space="preserve">- </w:t>
+      </w:r>
+      <w:r>
+        <w:rPr>
+          <w:b/>
+        </w:rPr>
+        <w:t>Rendiment (d'extracció)</w:t>
+      </w:r>
+      <w:r>
+        <w:t xml:space="preserve"> — % en massa d'oli obtingut respecte al material vegetal de partida.</w:t>
+      </w:r>
+    </w:p>
+    <w:p>
+      <w:pPr>
+        <w:ind w:left="357" w:hanging="357"/>
+        <w:jc w:val="both"/>
+      </w:pPr>
+      <w:r>
+        <w:t xml:space="preserve">- </w:t>
+      </w:r>
+      <w:r>
+        <w:rPr>
+          <w:b/>
+        </w:rPr>
+        <w:t>UAHD</w:t>
+      </w:r>
+      <w:r>
+        <w:t xml:space="preserve"> — hidrodestil·lació assistida per ultrasons.</w:t>
       </w:r>
     </w:p>
     <w:p>
       <w:pPr>
         <w:pStyle w:val="1"/>
       </w:pPr>
-      <w:bookmarkStart w:id="91" w:name="_Toc239624169"/>
-      <w:r>
-        <w:t>Annex I: Glossari</w:t>
-      </w:r>
-      <w:bookmarkEnd w:id="91"/>
-    </w:p>
-    <w:p>
-      <w:pPr>
-        <w:ind w:left="357" w:hanging="357"/>
-        <w:jc w:val="both"/>
-      </w:pPr>
-      <w:r>
-        <w:t xml:space="preserve">- </w:t>
-      </w:r>
-      <w:r>
-        <w:rPr>
-          <w:b/>
-        </w:rPr>
-        <w:t>Cavitació acústica</w:t>
-      </w:r>
-      <w:r>
-        <w:t xml:space="preserve"> — formació, creixement i col·lapse violent de microbombolles en un líquid amb ultrasons.</w:t>
-      </w:r>
-    </w:p>
-    <w:p>
-      <w:pPr>
-        <w:ind w:left="357" w:hanging="357"/>
-        <w:jc w:val="both"/>
-      </w:pPr>
-      <w:r>
-        <w:t xml:space="preserve">- </w:t>
-      </w:r>
-      <w:r>
-        <w:rPr>
-          <w:b/>
-        </w:rPr>
-        <w:t>COV</w:t>
-      </w:r>
-      <w:r>
-        <w:t xml:space="preserve"> — compost orgànic volàtil.</w:t>
-      </w:r>
-    </w:p>
-    <w:p>
-      <w:pPr>
-        <w:ind w:left="357" w:hanging="357"/>
-        <w:jc w:val="both"/>
-      </w:pPr>
-      <w:r>
-        <w:t xml:space="preserve">- </w:t>
-      </w:r>
-      <w:r>
-        <w:rPr>
-          <w:b/>
-        </w:rPr>
-        <w:t>Enantiòmer</w:t>
-      </w:r>
-      <w:r>
-        <w:t xml:space="preserve"> — cadascuna de les dues formes especulars d'una molècula.</w:t>
-      </w:r>
-    </w:p>
-    <w:p>
-      <w:pPr>
-        <w:ind w:left="357" w:hanging="357"/>
-        <w:jc w:val="both"/>
-      </w:pPr>
-      <w:r>
-        <w:t xml:space="preserve">- </w:t>
-      </w:r>
-      <w:r>
-        <w:rPr>
-          <w:b/>
-        </w:rPr>
-        <w:t>Flavedo</w:t>
-      </w:r>
-      <w:r>
-        <w:t xml:space="preserve"> — capa exterior i acolorida de la pell dels cítrics.</w:t>
-      </w:r>
-    </w:p>
-    <w:p>
-      <w:pPr>
-        <w:ind w:left="357" w:hanging="357"/>
-        <w:jc w:val="both"/>
-      </w:pPr>
-      <w:r>
-        <w:t xml:space="preserve">- </w:t>
-      </w:r>
-      <w:r>
-        <w:rPr>
-          <w:b/>
-        </w:rPr>
-        <w:t>Hidrolat</w:t>
-      </w:r>
-      <w:r>
-        <w:t xml:space="preserve"> — fase aquosa subproducte de la hidrodestil·lació.</w:t>
-      </w:r>
-    </w:p>
-    <w:p>
-      <w:pPr>
-        <w:ind w:left="357" w:hanging="357"/>
-        <w:jc w:val="both"/>
-      </w:pPr>
-      <w:r>
-        <w:t xml:space="preserve">- </w:t>
-      </w:r>
-      <w:r>
-        <w:rPr>
-          <w:b/>
-        </w:rPr>
-        <w:t>Monoterpè</w:t>
-      </w:r>
-      <w:r>
-        <w:t xml:space="preserve"> — terpè de dues unitats d'isoprè (C₁₀).</w:t>
-      </w:r>
-    </w:p>
-    <w:p>
-      <w:pPr>
-        <w:ind w:left="357" w:hanging="357"/>
-        <w:jc w:val="both"/>
-      </w:pPr>
-      <w:r>
-        <w:t xml:space="preserve">- </w:t>
-      </w:r>
-      <w:r>
-        <w:rPr>
-          <w:b/>
-        </w:rPr>
-        <w:t>Rendiment (d'extracció)</w:t>
-      </w:r>
-      <w:r>
-        <w:t xml:space="preserve"> — % en massa d'oli obtingut respecte al material vegetal de partida.</w:t>
-      </w:r>
-    </w:p>
-    <w:p>
-      <w:pPr>
-        <w:ind w:left="357" w:hanging="357"/>
-        <w:jc w:val="both"/>
-      </w:pPr>
-      <w:r>
-        <w:t xml:space="preserve">- </w:t>
-      </w:r>
-      <w:r>
-        <w:rPr>
-          <w:b/>
-        </w:rPr>
-        <w:t>UAHD</w:t>
-      </w:r>
-      <w:r>
-        <w:t xml:space="preserve"> — hidrodestil·lació assistida per ultrasons.</w:t>
-      </w:r>
-    </w:p>
-    <w:p>
-      <w:pPr>
-        <w:pStyle w:val="1"/>
-      </w:pPr>
-      <w:bookmarkStart w:id="92" w:name="_Toc239624170"/>
-      <w:r>
-        <w:lastRenderedPageBreak/>
+      <w:bookmarkStart w:id="95" w:name="_Toc239624672"/>
+      <w:r>
         <w:t>Annex II: Plantilla de recollida de dades (buida)</w:t>
       </w:r>
-      <w:bookmarkEnd w:id="92"/>
+      <w:bookmarkEnd w:id="95"/>
     </w:p>
     <w:tbl>
       <w:tblPr>
@@ -14472,7 +15081,7 @@
     <w:link w:val="10"/>
     <w:uiPriority w:val="9"/>
     <w:qFormat/>
-    <w:rsid w:val="008E7047"/>
+    <w:rsid w:val="00F9297C"/>
     <w:pPr>
       <w:keepNext/>
       <w:keepLines/>
@@ -14495,7 +15104,7 @@
     <w:uiPriority w:val="9"/>
     <w:unhideWhenUsed/>
     <w:qFormat/>
-    <w:rsid w:val="008E7047"/>
+    <w:rsid w:val="00F9297C"/>
     <w:pPr>
       <w:keepNext/>
       <w:keepLines/>
@@ -14518,7 +15127,7 @@
     <w:uiPriority w:val="9"/>
     <w:unhideWhenUsed/>
     <w:qFormat/>
-    <w:rsid w:val="008E7047"/>
+    <w:rsid w:val="00F9297C"/>
     <w:pPr>
       <w:keepNext/>
       <w:keepLines/>
@@ -14543,7 +15152,7 @@
     <w:semiHidden/>
     <w:unhideWhenUsed/>
     <w:qFormat/>
-    <w:rsid w:val="008E7047"/>
+    <w:rsid w:val="00F9297C"/>
     <w:pPr>
       <w:keepNext/>
       <w:keepLines/>
@@ -14566,7 +15175,7 @@
     <w:semiHidden/>
     <w:unhideWhenUsed/>
     <w:qFormat/>
-    <w:rsid w:val="008E7047"/>
+    <w:rsid w:val="00F9297C"/>
     <w:pPr>
       <w:keepNext/>
       <w:keepLines/>
@@ -14587,7 +15196,7 @@
     <w:semiHidden/>
     <w:unhideWhenUsed/>
     <w:qFormat/>
-    <w:rsid w:val="008E7047"/>
+    <w:rsid w:val="00F9297C"/>
     <w:pPr>
       <w:keepNext/>
       <w:keepLines/>
@@ -14610,7 +15219,7 @@
     <w:semiHidden/>
     <w:unhideWhenUsed/>
     <w:qFormat/>
-    <w:rsid w:val="008E7047"/>
+    <w:rsid w:val="00F9297C"/>
     <w:pPr>
       <w:keepNext/>
       <w:keepLines/>
@@ -14631,7 +15240,7 @@
     <w:semiHidden/>
     <w:unhideWhenUsed/>
     <w:qFormat/>
-    <w:rsid w:val="008E7047"/>
+    <w:rsid w:val="00F9297C"/>
     <w:pPr>
       <w:keepNext/>
       <w:keepLines/>
@@ -14654,7 +15263,7 @@
     <w:semiHidden/>
     <w:unhideWhenUsed/>
     <w:qFormat/>
-    <w:rsid w:val="008E7047"/>
+    <w:rsid w:val="00F9297C"/>
     <w:pPr>
       <w:keepNext/>
       <w:keepLines/>
@@ -14698,7 +15307,7 @@
     <w:basedOn w:val="a0"/>
     <w:link w:val="1"/>
     <w:uiPriority w:val="9"/>
-    <w:rsid w:val="008E7047"/>
+    <w:rsid w:val="00F9297C"/>
     <w:rPr>
       <w:rFonts w:ascii="Times New Roman" w:eastAsiaTheme="majorEastAsia" w:hAnsi="Times New Roman" w:cs="Times New Roman"/>
       <w:b/>
@@ -14712,7 +15321,7 @@
     <w:basedOn w:val="a0"/>
     <w:link w:val="2"/>
     <w:uiPriority w:val="9"/>
-    <w:rsid w:val="008E7047"/>
+    <w:rsid w:val="00F9297C"/>
     <w:rPr>
       <w:rFonts w:ascii="Times New Roman" w:eastAsiaTheme="majorEastAsia" w:hAnsi="Times New Roman" w:cs="Times New Roman"/>
       <w:b/>
@@ -14726,7 +15335,7 @@
     <w:basedOn w:val="a0"/>
     <w:link w:val="3"/>
     <w:uiPriority w:val="9"/>
-    <w:rsid w:val="008E7047"/>
+    <w:rsid w:val="00F9297C"/>
     <w:rPr>
       <w:rFonts w:ascii="Times New Roman" w:eastAsiaTheme="majorEastAsia" w:hAnsi="Times New Roman" w:cs="Times New Roman"/>
       <w:b/>
@@ -14742,7 +15351,7 @@
     <w:link w:val="4"/>
     <w:uiPriority w:val="9"/>
     <w:semiHidden/>
-    <w:rsid w:val="008E7047"/>
+    <w:rsid w:val="00F9297C"/>
     <w:rPr>
       <w:rFonts w:eastAsiaTheme="majorEastAsia" w:cstheme="majorBidi"/>
       <w:i/>
@@ -14756,7 +15365,7 @@
     <w:link w:val="5"/>
     <w:uiPriority w:val="9"/>
     <w:semiHidden/>
-    <w:rsid w:val="008E7047"/>
+    <w:rsid w:val="00F9297C"/>
     <w:rPr>
       <w:rFonts w:eastAsiaTheme="majorEastAsia" w:cstheme="majorBidi"/>
       <w:color w:val="0F4761" w:themeColor="accent1" w:themeShade="BF"/>
@@ -14768,7 +15377,7 @@
     <w:link w:val="6"/>
     <w:uiPriority w:val="9"/>
     <w:semiHidden/>
-    <w:rsid w:val="008E7047"/>
+    <w:rsid w:val="00F9297C"/>
     <w:rPr>
       <w:rFonts w:eastAsiaTheme="majorEastAsia" w:cstheme="majorBidi"/>
       <w:i/>
@@ -14782,7 +15391,7 @@
     <w:link w:val="7"/>
     <w:uiPriority w:val="9"/>
     <w:semiHidden/>
-    <w:rsid w:val="008E7047"/>
+    <w:rsid w:val="00F9297C"/>
     <w:rPr>
       <w:rFonts w:eastAsiaTheme="majorEastAsia" w:cstheme="majorBidi"/>
       <w:color w:val="595959" w:themeColor="text1" w:themeTint="A6"/>
@@ -14794,7 +15403,7 @@
     <w:link w:val="8"/>
     <w:uiPriority w:val="9"/>
     <w:semiHidden/>
-    <w:rsid w:val="008E7047"/>
+    <w:rsid w:val="00F9297C"/>
     <w:rPr>
       <w:rFonts w:eastAsiaTheme="majorEastAsia" w:cstheme="majorBidi"/>
       <w:i/>
@@ -14808,7 +15417,7 @@
     <w:link w:val="9"/>
     <w:uiPriority w:val="9"/>
     <w:semiHidden/>
-    <w:rsid w:val="008E7047"/>
+    <w:rsid w:val="00F9297C"/>
     <w:rPr>
       <w:rFonts w:eastAsiaTheme="majorEastAsia" w:cstheme="majorBidi"/>
       <w:color w:val="272727" w:themeColor="text1" w:themeTint="D8"/>
@@ -14821,7 +15430,7 @@
     <w:link w:val="a4"/>
     <w:uiPriority w:val="10"/>
     <w:qFormat/>
-    <w:rsid w:val="008E7047"/>
+    <w:rsid w:val="00F9297C"/>
     <w:pPr>
       <w:spacing w:after="80" w:line="240" w:lineRule="auto"/>
       <w:contextualSpacing/>
@@ -14839,7 +15448,7 @@
     <w:basedOn w:val="a0"/>
     <w:link w:val="a3"/>
     <w:uiPriority w:val="10"/>
-    <w:rsid w:val="008E7047"/>
+    <w:rsid w:val="00F9297C"/>
     <w:rPr>
       <w:rFonts w:asciiTheme="majorHAnsi" w:eastAsiaTheme="majorEastAsia" w:hAnsiTheme="majorHAnsi" w:cstheme="majorBidi"/>
       <w:spacing w:val="-10"/>
@@ -14855,7 +15464,7 @@
     <w:link w:val="a6"/>
     <w:uiPriority w:val="11"/>
     <w:qFormat/>
-    <w:rsid w:val="008E7047"/>
+    <w:rsid w:val="00F9297C"/>
     <w:pPr>
       <w:numPr>
         <w:ilvl w:val="1"/>
@@ -14874,7 +15483,7 @@
     <w:basedOn w:val="a0"/>
     <w:link w:val="a5"/>
     <w:uiPriority w:val="11"/>
-    <w:rsid w:val="008E7047"/>
+    <w:rsid w:val="00F9297C"/>
     <w:rPr>
       <w:rFonts w:eastAsiaTheme="majorEastAsia" w:cstheme="majorBidi"/>
       <w:color w:val="595959" w:themeColor="text1" w:themeTint="A6"/>
@@ -14890,7 +15499,7 @@
     <w:link w:val="22"/>
     <w:uiPriority w:val="29"/>
     <w:qFormat/>
-    <w:rsid w:val="008E7047"/>
+    <w:rsid w:val="00F9297C"/>
     <w:pPr>
       <w:spacing w:before="160"/>
       <w:jc w:val="center"/>
@@ -14906,7 +15515,7 @@
     <w:basedOn w:val="a0"/>
     <w:link w:val="21"/>
     <w:uiPriority w:val="29"/>
-    <w:rsid w:val="008E7047"/>
+    <w:rsid w:val="00F9297C"/>
     <w:rPr>
       <w:i/>
       <w:iCs/>
@@ -14918,7 +15527,7 @@
     <w:basedOn w:val="a"/>
     <w:uiPriority w:val="34"/>
     <w:qFormat/>
-    <w:rsid w:val="008E7047"/>
+    <w:rsid w:val="00F9297C"/>
     <w:pPr>
       <w:ind w:left="720"/>
       <w:contextualSpacing/>
@@ -14929,7 +15538,7 @@
     <w:basedOn w:val="a0"/>
     <w:uiPriority w:val="21"/>
     <w:qFormat/>
-    <w:rsid w:val="008E7047"/>
+    <w:rsid w:val="00F9297C"/>
     <w:rPr>
       <w:i/>
       <w:iCs/>
@@ -14943,7 +15552,7 @@
     <w:link w:val="aa"/>
     <w:uiPriority w:val="30"/>
     <w:qFormat/>
-    <w:rsid w:val="008E7047"/>
+    <w:rsid w:val="00F9297C"/>
     <w:pPr>
       <w:pBdr>
         <w:top w:val="single" w:sz="4" w:space="10" w:color="0F4761" w:themeColor="accent1" w:themeShade="BF"/>
@@ -14964,7 +15573,7 @@
     <w:basedOn w:val="a0"/>
     <w:link w:val="a9"/>
     <w:uiPriority w:val="30"/>
-    <w:rsid w:val="008E7047"/>
+    <w:rsid w:val="00F9297C"/>
     <w:rPr>
       <w:i/>
       <w:iCs/>
@@ -14976,7 +15585,7 @@
     <w:basedOn w:val="a0"/>
     <w:uiPriority w:val="32"/>
     <w:qFormat/>
-    <w:rsid w:val="008E7047"/>
+    <w:rsid w:val="00F9297C"/>
     <w:rPr>
       <w:b/>
       <w:bCs/>
@@ -14992,7 +15601,7 @@
     <w:autoRedefine/>
     <w:uiPriority w:val="39"/>
     <w:unhideWhenUsed/>
-    <w:rsid w:val="008E7047"/>
+    <w:rsid w:val="00F9297C"/>
     <w:pPr>
       <w:spacing w:after="100"/>
     </w:pPr>
@@ -15004,7 +15613,7 @@
     <w:autoRedefine/>
     <w:uiPriority w:val="39"/>
     <w:unhideWhenUsed/>
-    <w:rsid w:val="008E7047"/>
+    <w:rsid w:val="00F9297C"/>
     <w:pPr>
       <w:spacing w:after="100"/>
       <w:ind w:left="240"/>
@@ -15017,7 +15626,7 @@
     <w:autoRedefine/>
     <w:uiPriority w:val="39"/>
     <w:unhideWhenUsed/>
-    <w:rsid w:val="008E7047"/>
+    <w:rsid w:val="00F9297C"/>
     <w:pPr>
       <w:spacing w:after="100"/>
       <w:ind w:left="480"/>
